--- a/Ausgabe/Klasse_9/02_Komplexaufgabe_zur_Algorithmierung/02_Lehrerband.docx
+++ b/Ausgabe/Klasse_9/02_Komplexaufgabe_zur_Algorithmierung/02_Lehrerband.docx
@@ -28,7 +28,7 @@
         </w:p>
       </w:sdtContent>
     </w:sdt>
-    <w:bookmarkStart w:id="13" w:name="lehrerband-00_einstieg"/>
+    <w:bookmarkStart w:id="24" w:name="lehrerband-00_einstieg"/>
     <w:p>
       <w:pPr>
         <w:pStyle w:val="Heading1"/>
@@ -37,7 +37,7 @@
         <w:t xml:space="preserve">Lehrerband – 00_Einstieg</w:t>
       </w:r>
     </w:p>
-    <w:bookmarkStart w:id="9" w:name="kapitel"/>
+    <w:bookmarkStart w:id="20" w:name="kapitel"/>
     <w:p>
       <w:pPr>
         <w:pStyle w:val="Heading2"/>
@@ -54,8 +54,8 @@
         <w:t xml:space="preserve">01_Lineare_Algorithmen</w:t>
       </w:r>
     </w:p>
-    <w:bookmarkEnd w:id="9"/>
-    <w:bookmarkStart w:id="10" w:name="unterrichtsphase"/>
+    <w:bookmarkEnd w:id="20"/>
+    <w:bookmarkStart w:id="21" w:name="unterrichtsphase"/>
     <w:p>
       <w:pPr>
         <w:pStyle w:val="Heading2"/>
@@ -72,8 +72,8 @@
         <w:t xml:space="preserve">Einstieg</w:t>
       </w:r>
     </w:p>
-    <w:bookmarkEnd w:id="10"/>
-    <w:bookmarkStart w:id="11" w:name="zeitbedarf"/>
+    <w:bookmarkEnd w:id="21"/>
+    <w:bookmarkStart w:id="22" w:name="zeitbedarf"/>
     <w:p>
       <w:pPr>
         <w:pStyle w:val="Heading2"/>
@@ -90,8 +90,8 @@
         <w:t xml:space="preserve">ca. 15–20 Minuten</w:t>
       </w:r>
     </w:p>
-    <w:bookmarkEnd w:id="11"/>
-    <w:bookmarkStart w:id="12" w:name="sozialform"/>
+    <w:bookmarkEnd w:id="22"/>
+    <w:bookmarkStart w:id="23" w:name="sozialform"/>
     <w:p>
       <w:pPr>
         <w:pStyle w:val="Heading2"/>
@@ -102,11 +102,11 @@
     </w:p>
     <w:p>
       <w:pPr>
-        <w:pStyle w:val="Compact"/>
         <w:numPr>
           <w:ilvl w:val="0"/>
           <w:numId w:val="1001"/>
         </w:numPr>
+        <w:pStyle w:val="Compact"/>
       </w:pPr>
       <w:r>
         <w:t xml:space="preserve">Plenum</w:t>
@@ -114,11 +114,11 @@
     </w:p>
     <w:p>
       <w:pPr>
-        <w:pStyle w:val="Compact"/>
         <w:numPr>
           <w:ilvl w:val="0"/>
           <w:numId w:val="1001"/>
         </w:numPr>
+        <w:pStyle w:val="Compact"/>
       </w:pPr>
       <w:r>
         <w:t xml:space="preserve">Partnerarbeit</w:t>
@@ -126,11 +126,11 @@
     </w:p>
     <w:p>
       <w:pPr>
-        <w:pStyle w:val="Compact"/>
         <w:numPr>
           <w:ilvl w:val="0"/>
           <w:numId w:val="1001"/>
         </w:numPr>
+        <w:pStyle w:val="Compact"/>
       </w:pPr>
       <w:r>
         <w:t xml:space="preserve">Unterrichtsgespräch</w:t>
@@ -143,9 +143,9 @@
         </w:pict>
       </w:r>
     </w:p>
-    <w:bookmarkEnd w:id="12"/>
-    <w:bookmarkEnd w:id="13"/>
-    <w:bookmarkStart w:id="14" w:name="lernziele"/>
+    <w:bookmarkEnd w:id="23"/>
+    <w:bookmarkEnd w:id="24"/>
+    <w:bookmarkStart w:id="25" w:name="lernziele"/>
     <w:p>
       <w:pPr>
         <w:pStyle w:val="Heading1"/>
@@ -164,11 +164,11 @@
     </w:p>
     <w:p>
       <w:pPr>
-        <w:pStyle w:val="Compact"/>
         <w:numPr>
           <w:ilvl w:val="0"/>
           <w:numId w:val="1002"/>
         </w:numPr>
+        <w:pStyle w:val="Compact"/>
       </w:pPr>
       <w:r>
         <w:t xml:space="preserve">erkennen, dass Menschen unvollständige Anweisungen häufig ergänzen.</w:t>
@@ -176,11 +176,11 @@
     </w:p>
     <w:p>
       <w:pPr>
-        <w:pStyle w:val="Compact"/>
         <w:numPr>
           <w:ilvl w:val="0"/>
           <w:numId w:val="1002"/>
         </w:numPr>
+        <w:pStyle w:val="Compact"/>
       </w:pPr>
       <w:r>
         <w:t xml:space="preserve">erleben, dass Computer keine Informationen ergänzen können.</w:t>
@@ -188,11 +188,11 @@
     </w:p>
     <w:p>
       <w:pPr>
-        <w:pStyle w:val="Compact"/>
         <w:numPr>
           <w:ilvl w:val="0"/>
           <w:numId w:val="1002"/>
         </w:numPr>
+        <w:pStyle w:val="Compact"/>
       </w:pPr>
       <w:r>
         <w:t xml:space="preserve">entwickeln die Notwendigkeit genauer Anweisungen.</w:t>
@@ -200,11 +200,11 @@
     </w:p>
     <w:p>
       <w:pPr>
-        <w:pStyle w:val="Compact"/>
         <w:numPr>
           <w:ilvl w:val="0"/>
           <w:numId w:val="1002"/>
         </w:numPr>
+        <w:pStyle w:val="Compact"/>
       </w:pPr>
       <w:r>
         <w:t xml:space="preserve">werden auf den Begriff „Algorithmus“ vorbereitet.</w:t>
@@ -222,8 +222,8 @@
       </w:r>
       <w:r>
         <w:rPr>
+          <w:bCs/>
           <w:b/>
-          <w:bCs/>
         </w:rPr>
         <w:t xml:space="preserve">Algorithmus</w:t>
       </w:r>
@@ -241,8 +241,8 @@
         </w:pict>
       </w:r>
     </w:p>
-    <w:bookmarkEnd w:id="14"/>
-    <w:bookmarkStart w:id="15" w:name="benötigte-materialien"/>
+    <w:bookmarkEnd w:id="25"/>
+    <w:bookmarkStart w:id="26" w:name="benötigte-materialien"/>
     <w:p>
       <w:pPr>
         <w:pStyle w:val="Heading1"/>
@@ -253,11 +253,11 @@
     </w:p>
     <w:p>
       <w:pPr>
-        <w:pStyle w:val="Compact"/>
         <w:numPr>
           <w:ilvl w:val="0"/>
           <w:numId w:val="1003"/>
         </w:numPr>
+        <w:pStyle w:val="Compact"/>
       </w:pPr>
       <w:r>
         <w:t xml:space="preserve">Arbeitsheft</w:t>
@@ -265,11 +265,11 @@
     </w:p>
     <w:p>
       <w:pPr>
-        <w:pStyle w:val="Compact"/>
         <w:numPr>
           <w:ilvl w:val="0"/>
           <w:numId w:val="1003"/>
         </w:numPr>
+        <w:pStyle w:val="Compact"/>
       </w:pPr>
       <w:r>
         <w:t xml:space="preserve">Tafel oder Beamer</w:t>
@@ -277,11 +277,11 @@
     </w:p>
     <w:p>
       <w:pPr>
-        <w:pStyle w:val="Compact"/>
         <w:numPr>
           <w:ilvl w:val="0"/>
           <w:numId w:val="1003"/>
         </w:numPr>
+        <w:pStyle w:val="Compact"/>
       </w:pPr>
       <w:r>
         <w:t xml:space="preserve">optional: Tasse, Löffel, Kakaopulver, Milch</w:t>
@@ -294,8 +294,8 @@
         </w:pict>
       </w:r>
     </w:p>
-    <w:bookmarkEnd w:id="15"/>
-    <w:bookmarkStart w:id="16" w:name="vorbereitung"/>
+    <w:bookmarkEnd w:id="26"/>
+    <w:bookmarkStart w:id="27" w:name="vorbereitung"/>
     <w:p>
       <w:pPr>
         <w:pStyle w:val="Heading1"/>
@@ -359,8 +359,8 @@
         </w:pict>
       </w:r>
     </w:p>
-    <w:bookmarkEnd w:id="16"/>
-    <w:bookmarkStart w:id="21" w:name="unterrichtsverlauf"/>
+    <w:bookmarkEnd w:id="27"/>
+    <w:bookmarkStart w:id="32" w:name="unterrichtsverlauf"/>
     <w:p>
       <w:pPr>
         <w:pStyle w:val="Heading1"/>
@@ -369,7 +369,7 @@
         <w:t xml:space="preserve">Unterrichtsverlauf</w:t>
       </w:r>
     </w:p>
-    <w:bookmarkStart w:id="17" w:name="einstieg"/>
+    <w:bookmarkStart w:id="28" w:name="einstieg"/>
     <w:p>
       <w:pPr>
         <w:pStyle w:val="Heading2"/>
@@ -417,8 +417,8 @@
         </w:pict>
       </w:r>
     </w:p>
-    <w:bookmarkEnd w:id="17"/>
-    <w:bookmarkStart w:id="18" w:name="kai-einführen"/>
+    <w:bookmarkEnd w:id="28"/>
+    <w:bookmarkStart w:id="29" w:name="kai-einführen"/>
     <w:p>
       <w:pPr>
         <w:pStyle w:val="Heading2"/>
@@ -445,11 +445,11 @@
     </w:p>
     <w:p>
       <w:pPr>
-        <w:pStyle w:val="Compact"/>
         <w:numPr>
           <w:ilvl w:val="0"/>
           <w:numId w:val="1004"/>
         </w:numPr>
+        <w:pStyle w:val="Compact"/>
       </w:pPr>
       <w:r>
         <w:t xml:space="preserve">rät nicht,</w:t>
@@ -457,11 +457,11 @@
     </w:p>
     <w:p>
       <w:pPr>
-        <w:pStyle w:val="Compact"/>
         <w:numPr>
           <w:ilvl w:val="0"/>
           <w:numId w:val="1004"/>
         </w:numPr>
+        <w:pStyle w:val="Compact"/>
       </w:pPr>
       <w:r>
         <w:t xml:space="preserve">ergänzt nichts,</w:t>
@@ -469,11 +469,11 @@
     </w:p>
     <w:p>
       <w:pPr>
-        <w:pStyle w:val="Compact"/>
         <w:numPr>
           <w:ilvl w:val="0"/>
           <w:numId w:val="1004"/>
         </w:numPr>
+        <w:pStyle w:val="Compact"/>
       </w:pPr>
       <w:r>
         <w:t xml:space="preserve">führt nur aus,</w:t>
@@ -481,11 +481,11 @@
     </w:p>
     <w:p>
       <w:pPr>
-        <w:pStyle w:val="Compact"/>
         <w:numPr>
           <w:ilvl w:val="0"/>
           <w:numId w:val="1004"/>
         </w:numPr>
+        <w:pStyle w:val="Compact"/>
       </w:pPr>
       <w:r>
         <w:t xml:space="preserve">fragt nach, wenn Informationen fehlen.</w:t>
@@ -506,8 +506,8 @@
         </w:pict>
       </w:r>
     </w:p>
-    <w:bookmarkEnd w:id="18"/>
-    <w:bookmarkStart w:id="19" w:name="erarbeitung"/>
+    <w:bookmarkEnd w:id="29"/>
+    <w:bookmarkStart w:id="30" w:name="erarbeitung"/>
     <w:p>
       <w:pPr>
         <w:pStyle w:val="Heading2"/>
@@ -542,11 +542,11 @@
     </w:p>
     <w:p>
       <w:pPr>
-        <w:pStyle w:val="Compact"/>
         <w:numPr>
           <w:ilvl w:val="0"/>
           <w:numId w:val="1005"/>
         </w:numPr>
+        <w:pStyle w:val="Compact"/>
       </w:pPr>
       <w:r>
         <w:t xml:space="preserve">Welche Milch?</w:t>
@@ -554,11 +554,11 @@
     </w:p>
     <w:p>
       <w:pPr>
-        <w:pStyle w:val="Compact"/>
         <w:numPr>
           <w:ilvl w:val="0"/>
           <w:numId w:val="1005"/>
         </w:numPr>
+        <w:pStyle w:val="Compact"/>
       </w:pPr>
       <w:r>
         <w:t xml:space="preserve">Wo steht die Milch?</w:t>
@@ -566,11 +566,11 @@
     </w:p>
     <w:p>
       <w:pPr>
-        <w:pStyle w:val="Compact"/>
         <w:numPr>
           <w:ilvl w:val="0"/>
           <w:numId w:val="1005"/>
         </w:numPr>
+        <w:pStyle w:val="Compact"/>
       </w:pPr>
       <w:r>
         <w:t xml:space="preserve">Welche Tasse?</w:t>
@@ -578,11 +578,11 @@
     </w:p>
     <w:p>
       <w:pPr>
-        <w:pStyle w:val="Compact"/>
         <w:numPr>
           <w:ilvl w:val="0"/>
           <w:numId w:val="1005"/>
         </w:numPr>
+        <w:pStyle w:val="Compact"/>
       </w:pPr>
       <w:r>
         <w:t xml:space="preserve">Wie viel Kakao?</w:t>
@@ -590,11 +590,11 @@
     </w:p>
     <w:p>
       <w:pPr>
-        <w:pStyle w:val="Compact"/>
         <w:numPr>
           <w:ilvl w:val="0"/>
           <w:numId w:val="1005"/>
         </w:numPr>
+        <w:pStyle w:val="Compact"/>
       </w:pPr>
       <w:r>
         <w:t xml:space="preserve">Welcher Löffel?</w:t>
@@ -602,11 +602,11 @@
     </w:p>
     <w:p>
       <w:pPr>
-        <w:pStyle w:val="Compact"/>
         <w:numPr>
           <w:ilvl w:val="0"/>
           <w:numId w:val="1005"/>
         </w:numPr>
+        <w:pStyle w:val="Compact"/>
       </w:pPr>
       <w:r>
         <w:t xml:space="preserve">Wie lange umrühren?</w:t>
@@ -614,11 +614,11 @@
     </w:p>
     <w:p>
       <w:pPr>
-        <w:pStyle w:val="Compact"/>
         <w:numPr>
           <w:ilvl w:val="0"/>
           <w:numId w:val="1005"/>
         </w:numPr>
+        <w:pStyle w:val="Compact"/>
       </w:pPr>
       <w:r>
         <w:t xml:space="preserve">Womit umrühren?</w:t>
@@ -626,11 +626,11 @@
     </w:p>
     <w:p>
       <w:pPr>
-        <w:pStyle w:val="Compact"/>
         <w:numPr>
           <w:ilvl w:val="0"/>
           <w:numId w:val="1005"/>
         </w:numPr>
+        <w:pStyle w:val="Compact"/>
       </w:pPr>
       <w:r>
         <w:t xml:space="preserve">Wann ist der Kakao fertig?</w:t>
@@ -659,8 +659,8 @@
         </w:pict>
       </w:r>
     </w:p>
-    <w:bookmarkEnd w:id="19"/>
-    <w:bookmarkStart w:id="20" w:name="sicherung"/>
+    <w:bookmarkEnd w:id="30"/>
+    <w:bookmarkStart w:id="31" w:name="sicherung"/>
     <w:p>
       <w:pPr>
         <w:pStyle w:val="Heading2"/>
@@ -708,9 +708,9 @@
         </w:pict>
       </w:r>
     </w:p>
-    <w:bookmarkEnd w:id="20"/>
-    <w:bookmarkEnd w:id="21"/>
-    <w:bookmarkStart w:id="22" w:name="erwartete-schülerantworten"/>
+    <w:bookmarkEnd w:id="31"/>
+    <w:bookmarkEnd w:id="32"/>
+    <w:bookmarkStart w:id="33" w:name="erwartete-schülerantworten"/>
     <w:p>
       <w:pPr>
         <w:pStyle w:val="Heading1"/>
@@ -729,11 +729,11 @@
     </w:p>
     <w:p>
       <w:pPr>
-        <w:pStyle w:val="Compact"/>
         <w:numPr>
           <w:ilvl w:val="0"/>
           <w:numId w:val="1006"/>
         </w:numPr>
+        <w:pStyle w:val="Compact"/>
       </w:pPr>
       <w:r>
         <w:t xml:space="preserve">Material</w:t>
@@ -741,11 +741,11 @@
     </w:p>
     <w:p>
       <w:pPr>
-        <w:pStyle w:val="Compact"/>
         <w:numPr>
           <w:ilvl w:val="0"/>
           <w:numId w:val="1006"/>
         </w:numPr>
+        <w:pStyle w:val="Compact"/>
       </w:pPr>
       <w:r>
         <w:t xml:space="preserve">Menge</w:t>
@@ -753,11 +753,11 @@
     </w:p>
     <w:p>
       <w:pPr>
-        <w:pStyle w:val="Compact"/>
         <w:numPr>
           <w:ilvl w:val="0"/>
           <w:numId w:val="1006"/>
         </w:numPr>
+        <w:pStyle w:val="Compact"/>
       </w:pPr>
       <w:r>
         <w:t xml:space="preserve">Reihenfolge</w:t>
@@ -765,11 +765,11 @@
     </w:p>
     <w:p>
       <w:pPr>
-        <w:pStyle w:val="Compact"/>
         <w:numPr>
           <w:ilvl w:val="0"/>
           <w:numId w:val="1006"/>
         </w:numPr>
+        <w:pStyle w:val="Compact"/>
       </w:pPr>
       <w:r>
         <w:t xml:space="preserve">Dauer</w:t>
@@ -777,11 +777,11 @@
     </w:p>
     <w:p>
       <w:pPr>
-        <w:pStyle w:val="Compact"/>
         <w:numPr>
           <w:ilvl w:val="0"/>
           <w:numId w:val="1006"/>
         </w:numPr>
+        <w:pStyle w:val="Compact"/>
       </w:pPr>
       <w:r>
         <w:t xml:space="preserve">Werkzeug</w:t>
@@ -789,11 +789,11 @@
     </w:p>
     <w:p>
       <w:pPr>
-        <w:pStyle w:val="Compact"/>
         <w:numPr>
           <w:ilvl w:val="0"/>
           <w:numId w:val="1006"/>
         </w:numPr>
+        <w:pStyle w:val="Compact"/>
       </w:pPr>
       <w:r>
         <w:t xml:space="preserve">Zeitpunkt</w:t>
@@ -809,11 +809,11 @@
     </w:p>
     <w:p>
       <w:pPr>
-        <w:pStyle w:val="Compact"/>
         <w:numPr>
           <w:ilvl w:val="0"/>
           <w:numId w:val="1007"/>
         </w:numPr>
+        <w:pStyle w:val="Compact"/>
       </w:pPr>
       <w:r>
         <w:t xml:space="preserve">Temperatur</w:t>
@@ -821,11 +821,11 @@
     </w:p>
     <w:p>
       <w:pPr>
-        <w:pStyle w:val="Compact"/>
         <w:numPr>
           <w:ilvl w:val="0"/>
           <w:numId w:val="1007"/>
         </w:numPr>
+        <w:pStyle w:val="Compact"/>
       </w:pPr>
       <w:r>
         <w:t xml:space="preserve">Reihenfolge beim Einfüllen</w:t>
@@ -833,11 +833,11 @@
     </w:p>
     <w:p>
       <w:pPr>
-        <w:pStyle w:val="Compact"/>
         <w:numPr>
           <w:ilvl w:val="0"/>
           <w:numId w:val="1007"/>
         </w:numPr>
+        <w:pStyle w:val="Compact"/>
       </w:pPr>
       <w:r>
         <w:t xml:space="preserve">Gefäß</w:t>
@@ -858,8 +858,8 @@
         </w:pict>
       </w:r>
     </w:p>
-    <w:bookmarkEnd w:id="22"/>
-    <w:bookmarkStart w:id="23" w:name="typische-schwierigkeiten"/>
+    <w:bookmarkEnd w:id="33"/>
+    <w:bookmarkStart w:id="34" w:name="typische-schwierigkeiten"/>
     <w:p>
       <w:pPr>
         <w:pStyle w:val="Heading1"/>
@@ -881,7 +881,13 @@
         <w:pStyle w:val="BlockText"/>
       </w:pPr>
       <w:r>
-        <w:t xml:space="preserve">“Das weiß doch jeder.”</w:t>
+        <w:t xml:space="preserve">“</w:t>
+      </w:r>
+      <w:r>
+        <w:t xml:space="preserve">Das weiß doch jeder.</w:t>
+      </w:r>
+      <w:r>
+        <w:t xml:space="preserve">”</w:t>
       </w:r>
     </w:p>
     <w:p>
@@ -923,8 +929,8 @@
         </w:pict>
       </w:r>
     </w:p>
-    <w:bookmarkEnd w:id="23"/>
-    <w:bookmarkStart w:id="26" w:name="differenzierung"/>
+    <w:bookmarkEnd w:id="34"/>
+    <w:bookmarkStart w:id="37" w:name="differenzierung"/>
     <w:p>
       <w:pPr>
         <w:pStyle w:val="Heading1"/>
@@ -933,7 +939,7 @@
         <w:t xml:space="preserve">Differenzierung</w:t>
       </w:r>
     </w:p>
-    <w:bookmarkStart w:id="24" w:name="unterstützung"/>
+    <w:bookmarkStart w:id="35" w:name="unterstützung"/>
     <w:p>
       <w:pPr>
         <w:pStyle w:val="Heading2"/>
@@ -950,8 +956,8 @@
         <w:t xml:space="preserve">Gemeinsam nur drei fehlende Informationen sammeln.</w:t>
       </w:r>
     </w:p>
-    <w:bookmarkEnd w:id="24"/>
-    <w:bookmarkStart w:id="25" w:name="erweiterung"/>
+    <w:bookmarkEnd w:id="35"/>
+    <w:bookmarkStart w:id="36" w:name="erweiterung"/>
     <w:p>
       <w:pPr>
         <w:pStyle w:val="Heading2"/>
@@ -983,9 +989,9 @@
         </w:pict>
       </w:r>
     </w:p>
-    <w:bookmarkEnd w:id="25"/>
-    <w:bookmarkEnd w:id="26"/>
-    <w:bookmarkStart w:id="27" w:name="kompetenzbezug"/>
+    <w:bookmarkEnd w:id="36"/>
+    <w:bookmarkEnd w:id="37"/>
+    <w:bookmarkStart w:id="38" w:name="kompetenzbezug"/>
     <w:p>
       <w:pPr>
         <w:pStyle w:val="Heading1"/>
@@ -1004,11 +1010,11 @@
     </w:p>
     <w:p>
       <w:pPr>
-        <w:pStyle w:val="Compact"/>
         <w:numPr>
           <w:ilvl w:val="0"/>
           <w:numId w:val="1008"/>
         </w:numPr>
+        <w:pStyle w:val="Compact"/>
       </w:pPr>
       <w:r>
         <w:t xml:space="preserve">dass Probleme unterschiedlich beschrieben werden können,</w:t>
@@ -1016,11 +1022,11 @@
     </w:p>
     <w:p>
       <w:pPr>
-        <w:pStyle w:val="Compact"/>
         <w:numPr>
           <w:ilvl w:val="0"/>
           <w:numId w:val="1008"/>
         </w:numPr>
+        <w:pStyle w:val="Compact"/>
       </w:pPr>
       <w:r>
         <w:t xml:space="preserve">dass Computer eindeutige Anweisungen benötigen,</w:t>
@@ -1028,11 +1034,11 @@
     </w:p>
     <w:p>
       <w:pPr>
-        <w:pStyle w:val="Compact"/>
         <w:numPr>
           <w:ilvl w:val="0"/>
           <w:numId w:val="1008"/>
         </w:numPr>
+        <w:pStyle w:val="Compact"/>
       </w:pPr>
       <w:r>
         <w:t xml:space="preserve">dass präzise Beschreibungen Voraussetzung für Algorithmen sind.</w:t>
@@ -1045,8 +1051,8 @@
         </w:pict>
       </w:r>
     </w:p>
-    <w:bookmarkEnd w:id="27"/>
-    <w:bookmarkStart w:id="28" w:name="erfahrung-aus-der-praxis"/>
+    <w:bookmarkEnd w:id="38"/>
+    <w:bookmarkStart w:id="39" w:name="erfahrung-aus-der-praxis"/>
     <w:p>
       <w:pPr>
         <w:pStyle w:val="Heading1"/>
@@ -1082,7 +1088,13 @@
         <w:t xml:space="preserve"> </w:t>
       </w:r>
       <w:r>
-        <w:t xml:space="preserve">“nervt”</w:t>
+        <w:t xml:space="preserve">“</w:t>
+      </w:r>
+      <w:r>
+        <w:t xml:space="preserve">nervt</w:t>
+      </w:r>
+      <w:r>
+        <w:t xml:space="preserve">”</w:t>
       </w:r>
       <w:r>
         <w:t xml:space="preserve">, desto größer ist der Lerneffekt.</w:t>
@@ -1111,8 +1123,8 @@
         </w:pict>
       </w:r>
     </w:p>
-    <w:bookmarkEnd w:id="28"/>
-    <w:bookmarkStart w:id="29" w:name="ausblick"/>
+    <w:bookmarkEnd w:id="39"/>
+    <w:bookmarkStart w:id="40" w:name="ausblick"/>
     <w:p>
       <w:pPr>
         <w:pStyle w:val="Heading1"/>
@@ -1137,8 +1149,8 @@
         <w:t xml:space="preserve">Der Begriff „Algorithmus“ wird weiterhin bewusst vermieden.</w:t>
       </w:r>
     </w:p>
-    <w:bookmarkEnd w:id="29"/>
-    <w:bookmarkStart w:id="34" w:name="lehrerband-02_erarbeiten"/>
+    <w:bookmarkEnd w:id="40"/>
+    <w:bookmarkStart w:id="45" w:name="lehrerband-02_erarbeiten"/>
     <w:p>
       <w:pPr>
         <w:pStyle w:val="Heading1"/>
@@ -1147,7 +1159,7 @@
         <w:t xml:space="preserve">Lehrerband – 02_Erarbeiten</w:t>
       </w:r>
     </w:p>
-    <w:bookmarkStart w:id="30" w:name="kapitel-1"/>
+    <w:bookmarkStart w:id="41" w:name="kapitel-1"/>
     <w:p>
       <w:pPr>
         <w:pStyle w:val="Heading2"/>
@@ -1164,8 +1176,8 @@
         <w:t xml:space="preserve">01_Lineare_Algorithmen</w:t>
       </w:r>
     </w:p>
-    <w:bookmarkEnd w:id="30"/>
-    <w:bookmarkStart w:id="31" w:name="unterrichtsphase-1"/>
+    <w:bookmarkEnd w:id="41"/>
+    <w:bookmarkStart w:id="42" w:name="unterrichtsphase-1"/>
     <w:p>
       <w:pPr>
         <w:pStyle w:val="Heading2"/>
@@ -1182,8 +1194,8 @@
         <w:t xml:space="preserve">Erarbeiten</w:t>
       </w:r>
     </w:p>
-    <w:bookmarkEnd w:id="31"/>
-    <w:bookmarkStart w:id="32" w:name="zeitbedarf-1"/>
+    <w:bookmarkEnd w:id="42"/>
+    <w:bookmarkStart w:id="43" w:name="zeitbedarf-1"/>
     <w:p>
       <w:pPr>
         <w:pStyle w:val="Heading2"/>
@@ -1200,8 +1212,8 @@
         <w:t xml:space="preserve">ca. 25 Minuten</w:t>
       </w:r>
     </w:p>
-    <w:bookmarkEnd w:id="32"/>
-    <w:bookmarkStart w:id="33" w:name="sozialform-1"/>
+    <w:bookmarkEnd w:id="43"/>
+    <w:bookmarkStart w:id="44" w:name="sozialform-1"/>
     <w:p>
       <w:pPr>
         <w:pStyle w:val="Heading2"/>
@@ -1212,11 +1224,11 @@
     </w:p>
     <w:p>
       <w:pPr>
-        <w:pStyle w:val="Compact"/>
         <w:numPr>
           <w:ilvl w:val="0"/>
           <w:numId w:val="1009"/>
         </w:numPr>
+        <w:pStyle w:val="Compact"/>
       </w:pPr>
       <w:r>
         <w:t xml:space="preserve">Gruppenarbeit</w:t>
@@ -1224,11 +1236,11 @@
     </w:p>
     <w:p>
       <w:pPr>
-        <w:pStyle w:val="Compact"/>
         <w:numPr>
           <w:ilvl w:val="0"/>
           <w:numId w:val="1009"/>
         </w:numPr>
+        <w:pStyle w:val="Compact"/>
       </w:pPr>
       <w:r>
         <w:t xml:space="preserve">Unterrichtsgespräch</w:t>
@@ -1241,9 +1253,9 @@
         </w:pict>
       </w:r>
     </w:p>
-    <w:bookmarkEnd w:id="33"/>
-    <w:bookmarkEnd w:id="34"/>
-    <w:bookmarkStart w:id="35" w:name="lernziele-1"/>
+    <w:bookmarkEnd w:id="44"/>
+    <w:bookmarkEnd w:id="45"/>
+    <w:bookmarkStart w:id="46" w:name="lernziele-1"/>
     <w:p>
       <w:pPr>
         <w:pStyle w:val="Heading1"/>
@@ -1275,8 +1287,8 @@
         </w:pict>
       </w:r>
     </w:p>
-    <w:bookmarkEnd w:id="35"/>
-    <w:bookmarkStart w:id="39" w:name="unterrichtsverlauf-1"/>
+    <w:bookmarkEnd w:id="46"/>
+    <w:bookmarkStart w:id="50" w:name="unterrichtsverlauf-1"/>
     <w:p>
       <w:pPr>
         <w:pStyle w:val="Heading1"/>
@@ -1285,7 +1297,7 @@
         <w:t xml:space="preserve">Unterrichtsverlauf</w:t>
       </w:r>
     </w:p>
-    <w:bookmarkStart w:id="36" w:name="einstieg-1"/>
+    <w:bookmarkStart w:id="47" w:name="einstieg-1"/>
     <w:p>
       <w:pPr>
         <w:pStyle w:val="Heading2"/>
@@ -1320,11 +1332,11 @@
     </w:p>
     <w:p>
       <w:pPr>
-        <w:pStyle w:val="Compact"/>
         <w:numPr>
           <w:ilvl w:val="0"/>
           <w:numId w:val="1010"/>
         </w:numPr>
+        <w:pStyle w:val="Compact"/>
       </w:pPr>
       <w:r>
         <w:t xml:space="preserve">Warum funktioniert diese Anleitung?</w:t>
@@ -1332,11 +1344,11 @@
     </w:p>
     <w:p>
       <w:pPr>
-        <w:pStyle w:val="Compact"/>
         <w:numPr>
           <w:ilvl w:val="0"/>
           <w:numId w:val="1010"/>
         </w:numPr>
+        <w:pStyle w:val="Compact"/>
       </w:pPr>
       <w:r>
         <w:t xml:space="preserve">Warum funktioniert diese nicht?</w:t>
@@ -1349,8 +1361,8 @@
         </w:pict>
       </w:r>
     </w:p>
-    <w:bookmarkEnd w:id="36"/>
-    <w:bookmarkStart w:id="37" w:name="erarbeitung-1"/>
+    <w:bookmarkEnd w:id="47"/>
+    <w:bookmarkStart w:id="48" w:name="erarbeitung-1"/>
     <w:p>
       <w:pPr>
         <w:pStyle w:val="Heading2"/>
@@ -1377,11 +1389,11 @@
     </w:p>
     <w:p>
       <w:pPr>
-        <w:pStyle w:val="Compact"/>
         <w:numPr>
           <w:ilvl w:val="0"/>
           <w:numId w:val="1011"/>
         </w:numPr>
+        <w:pStyle w:val="Compact"/>
       </w:pPr>
       <w:r>
         <w:t xml:space="preserve">eindeutig</w:t>
@@ -1389,11 +1401,11 @@
     </w:p>
     <w:p>
       <w:pPr>
-        <w:pStyle w:val="Compact"/>
         <w:numPr>
           <w:ilvl w:val="0"/>
           <w:numId w:val="1011"/>
         </w:numPr>
+        <w:pStyle w:val="Compact"/>
       </w:pPr>
       <w:r>
         <w:t xml:space="preserve">vollständig</w:t>
@@ -1401,11 +1413,11 @@
     </w:p>
     <w:p>
       <w:pPr>
-        <w:pStyle w:val="Compact"/>
         <w:numPr>
           <w:ilvl w:val="0"/>
           <w:numId w:val="1011"/>
         </w:numPr>
+        <w:pStyle w:val="Compact"/>
       </w:pPr>
       <w:r>
         <w:t xml:space="preserve">richtige Reihenfolge</w:t>
@@ -1413,11 +1425,11 @@
     </w:p>
     <w:p>
       <w:pPr>
-        <w:pStyle w:val="Compact"/>
         <w:numPr>
           <w:ilvl w:val="0"/>
           <w:numId w:val="1011"/>
         </w:numPr>
+        <w:pStyle w:val="Compact"/>
       </w:pPr>
       <w:r>
         <w:t xml:space="preserve">ausführbar</w:t>
@@ -1430,8 +1442,8 @@
         </w:pict>
       </w:r>
     </w:p>
-    <w:bookmarkEnd w:id="37"/>
-    <w:bookmarkStart w:id="38" w:name="sicherung-1"/>
+    <w:bookmarkEnd w:id="48"/>
+    <w:bookmarkStart w:id="49" w:name="sicherung-1"/>
     <w:p>
       <w:pPr>
         <w:pStyle w:val="Heading2"/>
@@ -1463,9 +1475,9 @@
         </w:pict>
       </w:r>
     </w:p>
-    <w:bookmarkEnd w:id="38"/>
-    <w:bookmarkEnd w:id="39"/>
-    <w:bookmarkStart w:id="40" w:name="erwartete-schülerantworten-1"/>
+    <w:bookmarkEnd w:id="49"/>
+    <w:bookmarkEnd w:id="50"/>
+    <w:bookmarkStart w:id="51" w:name="erwartete-schülerantworten-1"/>
     <w:p>
       <w:pPr>
         <w:pStyle w:val="Heading1"/>
@@ -1484,11 +1496,11 @@
     </w:p>
     <w:p>
       <w:pPr>
-        <w:pStyle w:val="Compact"/>
         <w:numPr>
           <w:ilvl w:val="0"/>
           <w:numId w:val="1012"/>
         </w:numPr>
+        <w:pStyle w:val="Compact"/>
       </w:pPr>
       <w:r>
         <w:t xml:space="preserve">genau</w:t>
@@ -1496,11 +1508,11 @@
     </w:p>
     <w:p>
       <w:pPr>
-        <w:pStyle w:val="Compact"/>
         <w:numPr>
           <w:ilvl w:val="0"/>
           <w:numId w:val="1012"/>
         </w:numPr>
+        <w:pStyle w:val="Compact"/>
       </w:pPr>
       <w:r>
         <w:t xml:space="preserve">vollständig</w:t>
@@ -1508,11 +1520,11 @@
     </w:p>
     <w:p>
       <w:pPr>
-        <w:pStyle w:val="Compact"/>
         <w:numPr>
           <w:ilvl w:val="0"/>
           <w:numId w:val="1012"/>
         </w:numPr>
+        <w:pStyle w:val="Compact"/>
       </w:pPr>
       <w:r>
         <w:t xml:space="preserve">nichts vergessen</w:t>
@@ -1520,11 +1532,11 @@
     </w:p>
     <w:p>
       <w:pPr>
-        <w:pStyle w:val="Compact"/>
         <w:numPr>
           <w:ilvl w:val="0"/>
           <w:numId w:val="1012"/>
         </w:numPr>
+        <w:pStyle w:val="Compact"/>
       </w:pPr>
       <w:r>
         <w:t xml:space="preserve">richtige Reihenfolge</w:t>
@@ -1545,8 +1557,8 @@
         </w:pict>
       </w:r>
     </w:p>
-    <w:bookmarkEnd w:id="40"/>
-    <w:bookmarkStart w:id="41" w:name="typische-schwierigkeiten-1"/>
+    <w:bookmarkEnd w:id="51"/>
+    <w:bookmarkStart w:id="52" w:name="typische-schwierigkeiten-1"/>
     <w:p>
       <w:pPr>
         <w:pStyle w:val="Heading1"/>
@@ -1565,11 +1577,11 @@
     </w:p>
     <w:p>
       <w:pPr>
-        <w:pStyle w:val="Compact"/>
         <w:numPr>
           <w:ilvl w:val="0"/>
           <w:numId w:val="1013"/>
         </w:numPr>
+        <w:pStyle w:val="Compact"/>
       </w:pPr>
       <w:r>
         <w:t xml:space="preserve">vollständig</w:t>
@@ -1577,11 +1589,11 @@
     </w:p>
     <w:p>
       <w:pPr>
-        <w:pStyle w:val="Compact"/>
         <w:numPr>
           <w:ilvl w:val="0"/>
           <w:numId w:val="1013"/>
         </w:numPr>
+        <w:pStyle w:val="Compact"/>
       </w:pPr>
       <w:r>
         <w:t xml:space="preserve">eindeutig.</w:t>
@@ -1602,8 +1614,8 @@
         </w:pict>
       </w:r>
     </w:p>
-    <w:bookmarkEnd w:id="41"/>
-    <w:bookmarkStart w:id="42" w:name="differenzierung-1"/>
+    <w:bookmarkEnd w:id="52"/>
+    <w:bookmarkStart w:id="53" w:name="differenzierung-1"/>
     <w:p>
       <w:pPr>
         <w:pStyle w:val="Heading1"/>
@@ -1635,8 +1647,8 @@
         </w:pict>
       </w:r>
     </w:p>
-    <w:bookmarkEnd w:id="42"/>
-    <w:bookmarkStart w:id="43" w:name="kompetenzbezug-1"/>
+    <w:bookmarkEnd w:id="53"/>
+    <w:bookmarkStart w:id="54" w:name="kompetenzbezug-1"/>
     <w:p>
       <w:pPr>
         <w:pStyle w:val="Heading1"/>
@@ -1660,8 +1672,8 @@
         </w:pict>
       </w:r>
     </w:p>
-    <w:bookmarkEnd w:id="43"/>
-    <w:bookmarkStart w:id="44" w:name="erfahrung-aus-der-praxis-1"/>
+    <w:bookmarkEnd w:id="54"/>
+    <w:bookmarkStart w:id="55" w:name="erfahrung-aus-der-praxis-1"/>
     <w:p>
       <w:pPr>
         <w:pStyle w:val="Heading1"/>
@@ -1686,8 +1698,8 @@
         <w:t xml:space="preserve">Vermeiden Sie deshalb einen klassischen Lehrervortrag.</w:t>
       </w:r>
     </w:p>
-    <w:bookmarkEnd w:id="44"/>
-    <w:bookmarkStart w:id="49" w:name="lehrerband-03_merke"/>
+    <w:bookmarkEnd w:id="55"/>
+    <w:bookmarkStart w:id="60" w:name="lehrerband-03_merke"/>
     <w:p>
       <w:pPr>
         <w:pStyle w:val="Heading1"/>
@@ -1696,7 +1708,7 @@
         <w:t xml:space="preserve">Lehrerband – 03_Merke</w:t>
       </w:r>
     </w:p>
-    <w:bookmarkStart w:id="45" w:name="kapitel-2"/>
+    <w:bookmarkStart w:id="56" w:name="kapitel-2"/>
     <w:p>
       <w:pPr>
         <w:pStyle w:val="Heading2"/>
@@ -1713,8 +1725,8 @@
         <w:t xml:space="preserve">01_Lineare_Algorithmen</w:t>
       </w:r>
     </w:p>
-    <w:bookmarkEnd w:id="45"/>
-    <w:bookmarkStart w:id="46" w:name="unterrichtsphase-2"/>
+    <w:bookmarkEnd w:id="56"/>
+    <w:bookmarkStart w:id="57" w:name="unterrichtsphase-2"/>
     <w:p>
       <w:pPr>
         <w:pStyle w:val="Heading2"/>
@@ -1731,8 +1743,8 @@
         <w:t xml:space="preserve">Sicherung</w:t>
       </w:r>
     </w:p>
-    <w:bookmarkEnd w:id="46"/>
-    <w:bookmarkStart w:id="47" w:name="zeitbedarf-2"/>
+    <w:bookmarkEnd w:id="57"/>
+    <w:bookmarkStart w:id="58" w:name="zeitbedarf-2"/>
     <w:p>
       <w:pPr>
         <w:pStyle w:val="Heading2"/>
@@ -1749,8 +1761,8 @@
         <w:t xml:space="preserve">ca. 10 Minuten</w:t>
       </w:r>
     </w:p>
-    <w:bookmarkEnd w:id="47"/>
-    <w:bookmarkStart w:id="48" w:name="sozialform-2"/>
+    <w:bookmarkEnd w:id="58"/>
+    <w:bookmarkStart w:id="59" w:name="sozialform-2"/>
     <w:p>
       <w:pPr>
         <w:pStyle w:val="Heading2"/>
@@ -1761,11 +1773,11 @@
     </w:p>
     <w:p>
       <w:pPr>
-        <w:pStyle w:val="Compact"/>
         <w:numPr>
           <w:ilvl w:val="0"/>
           <w:numId w:val="1014"/>
         </w:numPr>
+        <w:pStyle w:val="Compact"/>
       </w:pPr>
       <w:r>
         <w:t xml:space="preserve">Plenum</w:t>
@@ -1773,11 +1785,11 @@
     </w:p>
     <w:p>
       <w:pPr>
-        <w:pStyle w:val="Compact"/>
         <w:numPr>
           <w:ilvl w:val="0"/>
           <w:numId w:val="1014"/>
         </w:numPr>
+        <w:pStyle w:val="Compact"/>
       </w:pPr>
       <w:r>
         <w:t xml:space="preserve">Einzelarbeit</w:t>
@@ -1790,9 +1802,9 @@
         </w:pict>
       </w:r>
     </w:p>
-    <w:bookmarkEnd w:id="48"/>
-    <w:bookmarkEnd w:id="49"/>
-    <w:bookmarkStart w:id="50" w:name="lernziele-2"/>
+    <w:bookmarkEnd w:id="59"/>
+    <w:bookmarkEnd w:id="60"/>
+    <w:bookmarkStart w:id="61" w:name="lernziele-2"/>
     <w:p>
       <w:pPr>
         <w:pStyle w:val="Heading1"/>
@@ -1811,11 +1823,11 @@
     </w:p>
     <w:p>
       <w:pPr>
-        <w:pStyle w:val="Compact"/>
         <w:numPr>
           <w:ilvl w:val="0"/>
           <w:numId w:val="1015"/>
         </w:numPr>
+        <w:pStyle w:val="Compact"/>
       </w:pPr>
       <w:r>
         <w:t xml:space="preserve">formulieren den Merksatz zum Begriff Algorithmus.</w:t>
@@ -1823,11 +1835,11 @@
     </w:p>
     <w:p>
       <w:pPr>
-        <w:pStyle w:val="Compact"/>
         <w:numPr>
           <w:ilvl w:val="0"/>
           <w:numId w:val="1015"/>
         </w:numPr>
+        <w:pStyle w:val="Compact"/>
       </w:pPr>
       <w:r>
         <w:t xml:space="preserve">verstehen die vier Eigenschaften als gemeinsame Qualitätsmerkmale.</w:t>
@@ -1835,11 +1847,11 @@
     </w:p>
     <w:p>
       <w:pPr>
-        <w:pStyle w:val="Compact"/>
         <w:numPr>
           <w:ilvl w:val="0"/>
           <w:numId w:val="1015"/>
         </w:numPr>
+        <w:pStyle w:val="Compact"/>
       </w:pPr>
       <w:r>
         <w:t xml:space="preserve">können den Merksatz auf Beispiele anwenden.</w:t>
@@ -1852,8 +1864,8 @@
         </w:pict>
       </w:r>
     </w:p>
-    <w:bookmarkEnd w:id="50"/>
-    <w:bookmarkStart w:id="54" w:name="unterrichtsverlauf-2"/>
+    <w:bookmarkEnd w:id="61"/>
+    <w:bookmarkStart w:id="65" w:name="unterrichtsverlauf-2"/>
     <w:p>
       <w:pPr>
         <w:pStyle w:val="Heading1"/>
@@ -1862,7 +1874,7 @@
         <w:t xml:space="preserve">Unterrichtsverlauf</w:t>
       </w:r>
     </w:p>
-    <w:bookmarkStart w:id="51" w:name="einstieg-2"/>
+    <w:bookmarkStart w:id="62" w:name="einstieg-2"/>
     <w:p>
       <w:pPr>
         <w:pStyle w:val="Heading2"/>
@@ -1902,8 +1914,8 @@
         </w:pict>
       </w:r>
     </w:p>
-    <w:bookmarkEnd w:id="51"/>
-    <w:bookmarkStart w:id="52" w:name="erarbeitung-2"/>
+    <w:bookmarkEnd w:id="62"/>
+    <w:bookmarkStart w:id="63" w:name="erarbeitung-2"/>
     <w:p>
       <w:pPr>
         <w:pStyle w:val="Heading2"/>
@@ -1951,8 +1963,8 @@
         </w:pict>
       </w:r>
     </w:p>
-    <w:bookmarkEnd w:id="52"/>
-    <w:bookmarkStart w:id="53" w:name="sicherung-2"/>
+    <w:bookmarkEnd w:id="63"/>
+    <w:bookmarkStart w:id="64" w:name="sicherung-2"/>
     <w:p>
       <w:pPr>
         <w:pStyle w:val="Heading2"/>
@@ -1984,9 +1996,9 @@
         </w:pict>
       </w:r>
     </w:p>
-    <w:bookmarkEnd w:id="53"/>
-    <w:bookmarkEnd w:id="54"/>
-    <w:bookmarkStart w:id="55" w:name="erwartete-schülerantworten-2"/>
+    <w:bookmarkEnd w:id="64"/>
+    <w:bookmarkEnd w:id="65"/>
+    <w:bookmarkStart w:id="66" w:name="erwartete-schülerantworten-2"/>
     <w:p>
       <w:pPr>
         <w:pStyle w:val="Heading1"/>
@@ -2005,11 +2017,11 @@
     </w:p>
     <w:p>
       <w:pPr>
-        <w:pStyle w:val="Compact"/>
         <w:numPr>
           <w:ilvl w:val="0"/>
           <w:numId w:val="1016"/>
         </w:numPr>
+        <w:pStyle w:val="Compact"/>
       </w:pPr>
       <w:r>
         <w:t xml:space="preserve">warum etwas eindeutig ist,</w:t>
@@ -2017,11 +2029,11 @@
     </w:p>
     <w:p>
       <w:pPr>
-        <w:pStyle w:val="Compact"/>
         <w:numPr>
           <w:ilvl w:val="0"/>
           <w:numId w:val="1016"/>
         </w:numPr>
+        <w:pStyle w:val="Compact"/>
       </w:pPr>
       <w:r>
         <w:t xml:space="preserve">warum etwas vollständig ist,</w:t>
@@ -2029,11 +2041,11 @@
     </w:p>
     <w:p>
       <w:pPr>
-        <w:pStyle w:val="Compact"/>
         <w:numPr>
           <w:ilvl w:val="0"/>
           <w:numId w:val="1016"/>
         </w:numPr>
+        <w:pStyle w:val="Compact"/>
       </w:pPr>
       <w:r>
         <w:t xml:space="preserve">warum die Reihenfolge wichtig ist,</w:t>
@@ -2041,11 +2053,11 @@
     </w:p>
     <w:p>
       <w:pPr>
-        <w:pStyle w:val="Compact"/>
         <w:numPr>
           <w:ilvl w:val="0"/>
           <w:numId w:val="1016"/>
         </w:numPr>
+        <w:pStyle w:val="Compact"/>
       </w:pPr>
       <w:r>
         <w:t xml:space="preserve">warum jeder Schritt ausführbar sein muss.</w:t>
@@ -2058,8 +2070,8 @@
         </w:pict>
       </w:r>
     </w:p>
-    <w:bookmarkEnd w:id="55"/>
-    <w:bookmarkStart w:id="56" w:name="typische-schwierigkeiten-2"/>
+    <w:bookmarkEnd w:id="66"/>
+    <w:bookmarkStart w:id="67" w:name="typische-schwierigkeiten-2"/>
     <w:p>
       <w:pPr>
         <w:pStyle w:val="Heading1"/>
@@ -2099,8 +2111,8 @@
         </w:pict>
       </w:r>
     </w:p>
-    <w:bookmarkEnd w:id="56"/>
-    <w:bookmarkStart w:id="57" w:name="differenzierung-2"/>
+    <w:bookmarkEnd w:id="67"/>
+    <w:bookmarkStart w:id="68" w:name="differenzierung-2"/>
     <w:p>
       <w:pPr>
         <w:pStyle w:val="Heading1"/>
@@ -2115,8 +2127,8 @@
       </w:pPr>
       <w:r>
         <w:rPr>
+          <w:bCs/>
           <w:b/>
-          <w:bCs/>
         </w:rPr>
         <w:t xml:space="preserve">Unterstützung</w:t>
       </w:r>
@@ -2135,8 +2147,8 @@
       </w:pPr>
       <w:r>
         <w:rPr>
+          <w:bCs/>
           <w:b/>
-          <w:bCs/>
         </w:rPr>
         <w:t xml:space="preserve">Erweiterung</w:t>
       </w:r>
@@ -2156,8 +2168,8 @@
         </w:pict>
       </w:r>
     </w:p>
-    <w:bookmarkEnd w:id="57"/>
-    <w:bookmarkStart w:id="58" w:name="kompetenzbezug-2"/>
+    <w:bookmarkEnd w:id="68"/>
+    <w:bookmarkStart w:id="69" w:name="kompetenzbezug-2"/>
     <w:p>
       <w:pPr>
         <w:pStyle w:val="Heading1"/>
@@ -2181,8 +2193,8 @@
         </w:pict>
       </w:r>
     </w:p>
-    <w:bookmarkEnd w:id="58"/>
-    <w:bookmarkStart w:id="59" w:name="erfahrung-aus-der-praxis-2"/>
+    <w:bookmarkEnd w:id="69"/>
+    <w:bookmarkStart w:id="70" w:name="erfahrung-aus-der-praxis-2"/>
     <w:p>
       <w:pPr>
         <w:pStyle w:val="Heading1"/>
@@ -2207,8 +2219,8 @@
         <w:t xml:space="preserve">Der Merksatz sollte deshalb im weiteren Kapitel immer wieder aufgegriffen werden.</w:t>
       </w:r>
     </w:p>
-    <w:bookmarkEnd w:id="59"/>
-    <w:bookmarkStart w:id="64" w:name="lehrerband-04_beispiele"/>
+    <w:bookmarkEnd w:id="70"/>
+    <w:bookmarkStart w:id="75" w:name="lehrerband-04_beispiele"/>
     <w:p>
       <w:pPr>
         <w:pStyle w:val="Heading1"/>
@@ -2217,7 +2229,7 @@
         <w:t xml:space="preserve">Lehrerband – 04_Beispiele</w:t>
       </w:r>
     </w:p>
-    <w:bookmarkStart w:id="60" w:name="kapitel-3"/>
+    <w:bookmarkStart w:id="71" w:name="kapitel-3"/>
     <w:p>
       <w:pPr>
         <w:pStyle w:val="Heading2"/>
@@ -2234,8 +2246,8 @@
         <w:t xml:space="preserve">01_Lineare_Algorithmen</w:t>
       </w:r>
     </w:p>
-    <w:bookmarkEnd w:id="60"/>
-    <w:bookmarkStart w:id="61" w:name="unterrichtsphase-3"/>
+    <w:bookmarkEnd w:id="71"/>
+    <w:bookmarkStart w:id="72" w:name="unterrichtsphase-3"/>
     <w:p>
       <w:pPr>
         <w:pStyle w:val="Heading2"/>
@@ -2252,8 +2264,8 @@
         <w:t xml:space="preserve">Anwendung</w:t>
       </w:r>
     </w:p>
-    <w:bookmarkEnd w:id="61"/>
-    <w:bookmarkStart w:id="62" w:name="zeitbedarf-3"/>
+    <w:bookmarkEnd w:id="72"/>
+    <w:bookmarkStart w:id="73" w:name="zeitbedarf-3"/>
     <w:p>
       <w:pPr>
         <w:pStyle w:val="Heading2"/>
@@ -2270,8 +2282,8 @@
         <w:t xml:space="preserve">ca. 20 Minuten</w:t>
       </w:r>
     </w:p>
-    <w:bookmarkEnd w:id="62"/>
-    <w:bookmarkStart w:id="63" w:name="sozialform-3"/>
+    <w:bookmarkEnd w:id="73"/>
+    <w:bookmarkStart w:id="74" w:name="sozialform-3"/>
     <w:p>
       <w:pPr>
         <w:pStyle w:val="Heading2"/>
@@ -2282,11 +2294,11 @@
     </w:p>
     <w:p>
       <w:pPr>
-        <w:pStyle w:val="Compact"/>
         <w:numPr>
           <w:ilvl w:val="0"/>
           <w:numId w:val="1017"/>
         </w:numPr>
+        <w:pStyle w:val="Compact"/>
       </w:pPr>
       <w:r>
         <w:t xml:space="preserve">Einzelarbeit</w:t>
@@ -2294,11 +2306,11 @@
     </w:p>
     <w:p>
       <w:pPr>
-        <w:pStyle w:val="Compact"/>
         <w:numPr>
           <w:ilvl w:val="0"/>
           <w:numId w:val="1017"/>
         </w:numPr>
+        <w:pStyle w:val="Compact"/>
       </w:pPr>
       <w:r>
         <w:t xml:space="preserve">Partnerarbeit</w:t>
@@ -2306,11 +2318,11 @@
     </w:p>
     <w:p>
       <w:pPr>
-        <w:pStyle w:val="Compact"/>
         <w:numPr>
           <w:ilvl w:val="0"/>
           <w:numId w:val="1017"/>
         </w:numPr>
+        <w:pStyle w:val="Compact"/>
       </w:pPr>
       <w:r>
         <w:t xml:space="preserve">Plenum</w:t>
@@ -2323,9 +2335,9 @@
         </w:pict>
       </w:r>
     </w:p>
-    <w:bookmarkEnd w:id="63"/>
-    <w:bookmarkEnd w:id="64"/>
-    <w:bookmarkStart w:id="65" w:name="lernziele-3"/>
+    <w:bookmarkEnd w:id="74"/>
+    <w:bookmarkEnd w:id="75"/>
+    <w:bookmarkStart w:id="76" w:name="lernziele-3"/>
     <w:p>
       <w:pPr>
         <w:pStyle w:val="Heading1"/>
@@ -2344,11 +2356,11 @@
     </w:p>
     <w:p>
       <w:pPr>
-        <w:pStyle w:val="Compact"/>
         <w:numPr>
           <w:ilvl w:val="0"/>
           <w:numId w:val="1018"/>
         </w:numPr>
+        <w:pStyle w:val="Compact"/>
       </w:pPr>
       <w:r>
         <w:t xml:space="preserve">erkennen Algorithmen im Alltag.</w:t>
@@ -2356,11 +2368,11 @@
     </w:p>
     <w:p>
       <w:pPr>
-        <w:pStyle w:val="Compact"/>
         <w:numPr>
           <w:ilvl w:val="0"/>
           <w:numId w:val="1018"/>
         </w:numPr>
+        <w:pStyle w:val="Compact"/>
       </w:pPr>
       <w:r>
         <w:t xml:space="preserve">beurteilen deren Qualität.</w:t>
@@ -2368,11 +2380,11 @@
     </w:p>
     <w:p>
       <w:pPr>
-        <w:pStyle w:val="Compact"/>
         <w:numPr>
           <w:ilvl w:val="0"/>
           <w:numId w:val="1018"/>
         </w:numPr>
+        <w:pStyle w:val="Compact"/>
       </w:pPr>
       <w:r>
         <w:t xml:space="preserve">übertragen die Merkmale auf neue Beispiele.</w:t>
@@ -2385,8 +2397,8 @@
         </w:pict>
       </w:r>
     </w:p>
-    <w:bookmarkEnd w:id="65"/>
-    <w:bookmarkStart w:id="66" w:name="unterrichtsverlauf-3"/>
+    <w:bookmarkEnd w:id="76"/>
+    <w:bookmarkStart w:id="77" w:name="unterrichtsverlauf-3"/>
     <w:p>
       <w:pPr>
         <w:pStyle w:val="Heading1"/>
@@ -2426,8 +2438,8 @@
         </w:pict>
       </w:r>
     </w:p>
-    <w:bookmarkEnd w:id="66"/>
-    <w:bookmarkStart w:id="67" w:name="erwartete-schülerantworten-3"/>
+    <w:bookmarkEnd w:id="77"/>
+    <w:bookmarkStart w:id="78" w:name="erwartete-schülerantworten-3"/>
     <w:p>
       <w:pPr>
         <w:pStyle w:val="Heading1"/>
@@ -2459,8 +2471,8 @@
         </w:pict>
       </w:r>
     </w:p>
-    <w:bookmarkEnd w:id="67"/>
-    <w:bookmarkStart w:id="68" w:name="typische-schwierigkeiten-3"/>
+    <w:bookmarkEnd w:id="78"/>
+    <w:bookmarkStart w:id="79" w:name="typische-schwierigkeiten-3"/>
     <w:p>
       <w:pPr>
         <w:pStyle w:val="Heading1"/>
@@ -2500,8 +2512,8 @@
         </w:pict>
       </w:r>
     </w:p>
-    <w:bookmarkEnd w:id="68"/>
-    <w:bookmarkStart w:id="69" w:name="differenzierung-3"/>
+    <w:bookmarkEnd w:id="79"/>
+    <w:bookmarkStart w:id="80" w:name="differenzierung-3"/>
     <w:p>
       <w:pPr>
         <w:pStyle w:val="Heading1"/>
@@ -2516,8 +2528,8 @@
       </w:pPr>
       <w:r>
         <w:rPr>
+          <w:bCs/>
           <w:b/>
-          <w:bCs/>
         </w:rPr>
         <w:t xml:space="preserve">Unterstützung</w:t>
       </w:r>
@@ -2536,8 +2548,8 @@
       </w:pPr>
       <w:r>
         <w:rPr>
+          <w:bCs/>
           <w:b/>
-          <w:bCs/>
         </w:rPr>
         <w:t xml:space="preserve">Erweiterung</w:t>
       </w:r>
@@ -2557,8 +2569,8 @@
         </w:pict>
       </w:r>
     </w:p>
-    <w:bookmarkEnd w:id="69"/>
-    <w:bookmarkStart w:id="70" w:name="kompetenzbezug-3"/>
+    <w:bookmarkEnd w:id="80"/>
+    <w:bookmarkStart w:id="81" w:name="kompetenzbezug-3"/>
     <w:p>
       <w:pPr>
         <w:pStyle w:val="Heading1"/>
@@ -2582,8 +2594,8 @@
         </w:pict>
       </w:r>
     </w:p>
-    <w:bookmarkEnd w:id="70"/>
-    <w:bookmarkStart w:id="71" w:name="erfahrung-aus-der-praxis-3"/>
+    <w:bookmarkEnd w:id="81"/>
+    <w:bookmarkStart w:id="82" w:name="erfahrung-aus-der-praxis-3"/>
     <w:p>
       <w:pPr>
         <w:pStyle w:val="Heading1"/>
@@ -2608,8 +2620,8 @@
         <w:t xml:space="preserve">Lassen Sie die Schülerinnen und Schüler möglichst viele eigene Beispiele nennen.</w:t>
       </w:r>
     </w:p>
-    <w:bookmarkEnd w:id="71"/>
-    <w:bookmarkStart w:id="76" w:name="lehrerband-05_alltag_und_computer"/>
+    <w:bookmarkEnd w:id="82"/>
+    <w:bookmarkStart w:id="87" w:name="lehrerband-05_alltag_und_computer"/>
     <w:p>
       <w:pPr>
         <w:pStyle w:val="Heading1"/>
@@ -2618,7 +2630,7 @@
         <w:t xml:space="preserve">Lehrerband – 05_Alltag_und_Computer</w:t>
       </w:r>
     </w:p>
-    <w:bookmarkStart w:id="72" w:name="kapitel-4"/>
+    <w:bookmarkStart w:id="83" w:name="kapitel-4"/>
     <w:p>
       <w:pPr>
         <w:pStyle w:val="Heading2"/>
@@ -2635,8 +2647,8 @@
         <w:t xml:space="preserve">01_Lineare_Algorithmen</w:t>
       </w:r>
     </w:p>
-    <w:bookmarkEnd w:id="72"/>
-    <w:bookmarkStart w:id="73" w:name="unterrichtsphase-4"/>
+    <w:bookmarkEnd w:id="83"/>
+    <w:bookmarkStart w:id="84" w:name="unterrichtsphase-4"/>
     <w:p>
       <w:pPr>
         <w:pStyle w:val="Heading2"/>
@@ -2653,8 +2665,8 @@
         <w:t xml:space="preserve">Vertiefung</w:t>
       </w:r>
     </w:p>
-    <w:bookmarkEnd w:id="73"/>
-    <w:bookmarkStart w:id="74" w:name="zeitbedarf-4"/>
+    <w:bookmarkEnd w:id="84"/>
+    <w:bookmarkStart w:id="85" w:name="zeitbedarf-4"/>
     <w:p>
       <w:pPr>
         <w:pStyle w:val="Heading2"/>
@@ -2671,8 +2683,8 @@
         <w:t xml:space="preserve">ca. 20 Minuten</w:t>
       </w:r>
     </w:p>
-    <w:bookmarkEnd w:id="74"/>
-    <w:bookmarkStart w:id="75" w:name="sozialform-4"/>
+    <w:bookmarkEnd w:id="85"/>
+    <w:bookmarkStart w:id="86" w:name="sozialform-4"/>
     <w:p>
       <w:pPr>
         <w:pStyle w:val="Heading2"/>
@@ -2683,11 +2695,11 @@
     </w:p>
     <w:p>
       <w:pPr>
-        <w:pStyle w:val="Compact"/>
         <w:numPr>
           <w:ilvl w:val="0"/>
           <w:numId w:val="1019"/>
         </w:numPr>
+        <w:pStyle w:val="Compact"/>
       </w:pPr>
       <w:r>
         <w:t xml:space="preserve">Unterrichtsgespräch</w:t>
@@ -2695,11 +2707,11 @@
     </w:p>
     <w:p>
       <w:pPr>
-        <w:pStyle w:val="Compact"/>
         <w:numPr>
           <w:ilvl w:val="0"/>
           <w:numId w:val="1019"/>
         </w:numPr>
+        <w:pStyle w:val="Compact"/>
       </w:pPr>
       <w:r>
         <w:t xml:space="preserve">Partnerarbeit</w:t>
@@ -2712,9 +2724,9 @@
         </w:pict>
       </w:r>
     </w:p>
-    <w:bookmarkEnd w:id="75"/>
-    <w:bookmarkEnd w:id="76"/>
-    <w:bookmarkStart w:id="77" w:name="lernziele-4"/>
+    <w:bookmarkEnd w:id="86"/>
+    <w:bookmarkEnd w:id="87"/>
+    <w:bookmarkStart w:id="88" w:name="lernziele-4"/>
     <w:p>
       <w:pPr>
         <w:pStyle w:val="Heading1"/>
@@ -2733,11 +2745,11 @@
     </w:p>
     <w:p>
       <w:pPr>
-        <w:pStyle w:val="Compact"/>
         <w:numPr>
           <w:ilvl w:val="0"/>
           <w:numId w:val="1020"/>
         </w:numPr>
+        <w:pStyle w:val="Compact"/>
       </w:pPr>
       <w:r>
         <w:t xml:space="preserve">unterscheiden menschliches und maschinelles Handeln.</w:t>
@@ -2745,11 +2757,11 @@
     </w:p>
     <w:p>
       <w:pPr>
-        <w:pStyle w:val="Compact"/>
         <w:numPr>
           <w:ilvl w:val="0"/>
           <w:numId w:val="1020"/>
         </w:numPr>
+        <w:pStyle w:val="Compact"/>
       </w:pPr>
       <w:r>
         <w:t xml:space="preserve">verstehen, warum Computer keine Informationen ergänzen.</w:t>
@@ -2757,11 +2769,11 @@
     </w:p>
     <w:p>
       <w:pPr>
-        <w:pStyle w:val="Compact"/>
         <w:numPr>
           <w:ilvl w:val="0"/>
           <w:numId w:val="1020"/>
         </w:numPr>
+        <w:pStyle w:val="Compact"/>
       </w:pPr>
       <w:r>
         <w:t xml:space="preserve">erkennen, dass Algorithmen unabhängig von Programmiersprachen sind.</w:t>
@@ -2774,8 +2786,8 @@
         </w:pict>
       </w:r>
     </w:p>
-    <w:bookmarkEnd w:id="77"/>
-    <w:bookmarkStart w:id="79" w:name="unterrichtsverlauf-4"/>
+    <w:bookmarkEnd w:id="88"/>
+    <w:bookmarkStart w:id="90" w:name="unterrichtsverlauf-4"/>
     <w:p>
       <w:pPr>
         <w:pStyle w:val="Heading1"/>
@@ -2847,7 +2859,7 @@
         </w:pict>
       </w:r>
     </w:p>
-    <w:bookmarkStart w:id="78" w:name="scratch-und-python"/>
+    <w:bookmarkStart w:id="89" w:name="scratch-und-python"/>
     <w:p>
       <w:pPr>
         <w:pStyle w:val="Heading2"/>
@@ -2884,8 +2896,8 @@
       </w:r>
       <w:r>
         <w:rPr>
+          <w:bCs/>
           <w:b/>
-          <w:bCs/>
         </w:rPr>
         <w:t xml:space="preserve">nicht unterschiedliche Probleme</w:t>
       </w:r>
@@ -2914,7 +2926,13 @@
         <w:pStyle w:val="BlockText"/>
       </w:pPr>
       <w:r>
-        <w:t xml:space="preserve">“Jetzt programmieren wir.”</w:t>
+        <w:t xml:space="preserve">“</w:t>
+      </w:r>
+      <w:r>
+        <w:t xml:space="preserve">Jetzt programmieren wir.</w:t>
+      </w:r>
+      <w:r>
+        <w:t xml:space="preserve">”</w:t>
       </w:r>
     </w:p>
     <w:p>
@@ -2930,7 +2948,13 @@
         <w:pStyle w:val="BlockText"/>
       </w:pPr>
       <w:r>
-        <w:t xml:space="preserve">“Jetzt stellen wir den Algorithmus in Scratch bzw. Python dar.”</w:t>
+        <w:t xml:space="preserve">“</w:t>
+      </w:r>
+      <w:r>
+        <w:t xml:space="preserve">Jetzt stellen wir den Algorithmus in Scratch bzw. Python dar.</w:t>
+      </w:r>
+      <w:r>
+        <w:t xml:space="preserve">”</w:t>
       </w:r>
     </w:p>
     <w:p>
@@ -2940,9 +2964,9 @@
         </w:pict>
       </w:r>
     </w:p>
-    <w:bookmarkEnd w:id="78"/>
-    <w:bookmarkEnd w:id="79"/>
-    <w:bookmarkStart w:id="80" w:name="erwartete-schülerantworten-4"/>
+    <w:bookmarkEnd w:id="89"/>
+    <w:bookmarkEnd w:id="90"/>
+    <w:bookmarkStart w:id="91" w:name="erwartete-schülerantworten-4"/>
     <w:p>
       <w:pPr>
         <w:pStyle w:val="Heading1"/>
@@ -2953,11 +2977,11 @@
     </w:p>
     <w:p>
       <w:pPr>
-        <w:pStyle w:val="Compact"/>
         <w:numPr>
           <w:ilvl w:val="0"/>
           <w:numId w:val="1021"/>
         </w:numPr>
+        <w:pStyle w:val="Compact"/>
       </w:pPr>
       <w:r>
         <w:t xml:space="preserve">Menschen ergänzen Informationen.</w:t>
@@ -2965,11 +2989,11 @@
     </w:p>
     <w:p>
       <w:pPr>
-        <w:pStyle w:val="Compact"/>
         <w:numPr>
           <w:ilvl w:val="0"/>
           <w:numId w:val="1021"/>
         </w:numPr>
+        <w:pStyle w:val="Compact"/>
       </w:pPr>
       <w:r>
         <w:t xml:space="preserve">Computer benötigen vollständige Angaben.</w:t>
@@ -2977,11 +3001,11 @@
     </w:p>
     <w:p>
       <w:pPr>
-        <w:pStyle w:val="Compact"/>
         <w:numPr>
           <w:ilvl w:val="0"/>
           <w:numId w:val="1021"/>
         </w:numPr>
+        <w:pStyle w:val="Compact"/>
       </w:pPr>
       <w:r>
         <w:t xml:space="preserve">Programmiersprachen sind Werkzeuge zur Darstellung.</w:t>
@@ -2994,8 +3018,8 @@
         </w:pict>
       </w:r>
     </w:p>
-    <w:bookmarkEnd w:id="80"/>
-    <w:bookmarkStart w:id="81" w:name="typische-schwierigkeiten-4"/>
+    <w:bookmarkEnd w:id="91"/>
+    <w:bookmarkStart w:id="92" w:name="typische-schwierigkeiten-4"/>
     <w:p>
       <w:pPr>
         <w:pStyle w:val="Heading1"/>
@@ -3099,8 +3123,8 @@
         </w:pict>
       </w:r>
     </w:p>
-    <w:bookmarkEnd w:id="81"/>
-    <w:bookmarkStart w:id="82" w:name="differenzierung-4"/>
+    <w:bookmarkEnd w:id="92"/>
+    <w:bookmarkStart w:id="93" w:name="differenzierung-4"/>
     <w:p>
       <w:pPr>
         <w:pStyle w:val="Heading1"/>
@@ -3115,8 +3139,8 @@
       </w:pPr>
       <w:r>
         <w:rPr>
+          <w:bCs/>
           <w:b/>
-          <w:bCs/>
         </w:rPr>
         <w:t xml:space="preserve">Unterstützung</w:t>
       </w:r>
@@ -3135,8 +3159,8 @@
       </w:pPr>
       <w:r>
         <w:rPr>
+          <w:bCs/>
           <w:b/>
-          <w:bCs/>
         </w:rPr>
         <w:t xml:space="preserve">Erweiterung</w:t>
       </w:r>
@@ -3156,8 +3180,8 @@
         </w:pict>
       </w:r>
     </w:p>
-    <w:bookmarkEnd w:id="82"/>
-    <w:bookmarkStart w:id="83" w:name="kompetenzbezug-4"/>
+    <w:bookmarkEnd w:id="93"/>
+    <w:bookmarkStart w:id="94" w:name="kompetenzbezug-4"/>
     <w:p>
       <w:pPr>
         <w:pStyle w:val="Heading1"/>
@@ -3181,8 +3205,8 @@
         </w:pict>
       </w:r>
     </w:p>
-    <w:bookmarkEnd w:id="83"/>
-    <w:bookmarkStart w:id="84" w:name="erfahrung-aus-der-praxis-4"/>
+    <w:bookmarkEnd w:id="94"/>
+    <w:bookmarkStart w:id="95" w:name="erfahrung-aus-der-praxis-4"/>
     <w:p>
       <w:pPr>
         <w:pStyle w:val="Heading1"/>
@@ -3215,8 +3239,8 @@
         <w:t xml:space="preserve">Nehmen Sie sich ausreichend Zeit für die Diskussion.</w:t>
       </w:r>
     </w:p>
-    <w:bookmarkEnd w:id="84"/>
-    <w:bookmarkStart w:id="89" w:name="lehrerband-06_scratch_howto"/>
+    <w:bookmarkEnd w:id="95"/>
+    <w:bookmarkStart w:id="100" w:name="lehrerband-06_scratch_howto"/>
     <w:p>
       <w:pPr>
         <w:pStyle w:val="Heading1"/>
@@ -3225,7 +3249,7 @@
         <w:t xml:space="preserve">Lehrerband – 06_Scratch_HowTo</w:t>
       </w:r>
     </w:p>
-    <w:bookmarkStart w:id="85" w:name="kapitel-5"/>
+    <w:bookmarkStart w:id="96" w:name="kapitel-5"/>
     <w:p>
       <w:pPr>
         <w:pStyle w:val="Heading2"/>
@@ -3242,8 +3266,8 @@
         <w:t xml:space="preserve">01_Lineare_Algorithmen</w:t>
       </w:r>
     </w:p>
-    <w:bookmarkEnd w:id="85"/>
-    <w:bookmarkStart w:id="86" w:name="unterrichtsphase-5"/>
+    <w:bookmarkEnd w:id="96"/>
+    <w:bookmarkStart w:id="97" w:name="unterrichtsphase-5"/>
     <w:p>
       <w:pPr>
         <w:pStyle w:val="Heading2"/>
@@ -3260,8 +3284,8 @@
         <w:t xml:space="preserve">Anwendung</w:t>
       </w:r>
     </w:p>
-    <w:bookmarkEnd w:id="86"/>
-    <w:bookmarkStart w:id="87" w:name="zeitbedarf-5"/>
+    <w:bookmarkEnd w:id="97"/>
+    <w:bookmarkStart w:id="98" w:name="zeitbedarf-5"/>
     <w:p>
       <w:pPr>
         <w:pStyle w:val="Heading2"/>
@@ -3278,8 +3302,8 @@
         <w:t xml:space="preserve">ca. 30 Minuten</w:t>
       </w:r>
     </w:p>
-    <w:bookmarkEnd w:id="87"/>
-    <w:bookmarkStart w:id="88" w:name="sozialform-5"/>
+    <w:bookmarkEnd w:id="98"/>
+    <w:bookmarkStart w:id="99" w:name="sozialform-5"/>
     <w:p>
       <w:pPr>
         <w:pStyle w:val="Heading2"/>
@@ -3290,11 +3314,11 @@
     </w:p>
     <w:p>
       <w:pPr>
-        <w:pStyle w:val="Compact"/>
         <w:numPr>
           <w:ilvl w:val="0"/>
           <w:numId w:val="1022"/>
         </w:numPr>
+        <w:pStyle w:val="Compact"/>
       </w:pPr>
       <w:r>
         <w:t xml:space="preserve">Lehrerdemonstration</w:t>
@@ -3302,11 +3326,11 @@
     </w:p>
     <w:p>
       <w:pPr>
-        <w:pStyle w:val="Compact"/>
         <w:numPr>
           <w:ilvl w:val="0"/>
           <w:numId w:val="1022"/>
         </w:numPr>
+        <w:pStyle w:val="Compact"/>
       </w:pPr>
       <w:r>
         <w:t xml:space="preserve">Partnerarbeit</w:t>
@@ -3314,11 +3338,11 @@
     </w:p>
     <w:p>
       <w:pPr>
-        <w:pStyle w:val="Compact"/>
         <w:numPr>
           <w:ilvl w:val="0"/>
           <w:numId w:val="1022"/>
         </w:numPr>
+        <w:pStyle w:val="Compact"/>
       </w:pPr>
       <w:r>
         <w:t xml:space="preserve">Einzelarbeit</w:t>
@@ -3331,9 +3355,9 @@
         </w:pict>
       </w:r>
     </w:p>
-    <w:bookmarkEnd w:id="88"/>
-    <w:bookmarkEnd w:id="89"/>
-    <w:bookmarkStart w:id="90" w:name="lernziele-5"/>
+    <w:bookmarkEnd w:id="99"/>
+    <w:bookmarkEnd w:id="100"/>
+    <w:bookmarkStart w:id="101" w:name="lernziele-5"/>
     <w:p>
       <w:pPr>
         <w:pStyle w:val="Heading1"/>
@@ -3352,11 +3376,11 @@
     </w:p>
     <w:p>
       <w:pPr>
-        <w:pStyle w:val="Compact"/>
         <w:numPr>
           <w:ilvl w:val="0"/>
           <w:numId w:val="1023"/>
         </w:numPr>
+        <w:pStyle w:val="Compact"/>
       </w:pPr>
       <w:r>
         <w:t xml:space="preserve">erkennen Scratch als Darstellungsform eines Algorithmus.</w:t>
@@ -3364,11 +3388,11 @@
     </w:p>
     <w:p>
       <w:pPr>
-        <w:pStyle w:val="Compact"/>
         <w:numPr>
           <w:ilvl w:val="0"/>
           <w:numId w:val="1023"/>
         </w:numPr>
+        <w:pStyle w:val="Compact"/>
       </w:pPr>
       <w:r>
         <w:t xml:space="preserve">setzen einen bekannten Algorithmus in Scratch um.</w:t>
@@ -3376,11 +3400,11 @@
     </w:p>
     <w:p>
       <w:pPr>
-        <w:pStyle w:val="Compact"/>
         <w:numPr>
           <w:ilvl w:val="0"/>
           <w:numId w:val="1023"/>
         </w:numPr>
+        <w:pStyle w:val="Compact"/>
       </w:pPr>
       <w:r>
         <w:t xml:space="preserve">überprüfen ihr Programm systematisch.</w:t>
@@ -3393,8 +3417,8 @@
         </w:pict>
       </w:r>
     </w:p>
-    <w:bookmarkEnd w:id="90"/>
-    <w:bookmarkStart w:id="91" w:name="benötigte-materialien-1"/>
+    <w:bookmarkEnd w:id="101"/>
+    <w:bookmarkStart w:id="102" w:name="benötigte-materialien-1"/>
     <w:p>
       <w:pPr>
         <w:pStyle w:val="Heading1"/>
@@ -3405,11 +3429,11 @@
     </w:p>
     <w:p>
       <w:pPr>
-        <w:pStyle w:val="Compact"/>
         <w:numPr>
           <w:ilvl w:val="0"/>
           <w:numId w:val="1024"/>
         </w:numPr>
+        <w:pStyle w:val="Compact"/>
       </w:pPr>
       <w:r>
         <w:t xml:space="preserve">Computer oder Tablets</w:t>
@@ -3417,11 +3441,11 @@
     </w:p>
     <w:p>
       <w:pPr>
-        <w:pStyle w:val="Compact"/>
         <w:numPr>
           <w:ilvl w:val="0"/>
           <w:numId w:val="1024"/>
         </w:numPr>
+        <w:pStyle w:val="Compact"/>
       </w:pPr>
       <w:r>
         <w:t xml:space="preserve">Scratch (online oder offline)</w:t>
@@ -3429,11 +3453,11 @@
     </w:p>
     <w:p>
       <w:pPr>
-        <w:pStyle w:val="Compact"/>
         <w:numPr>
           <w:ilvl w:val="0"/>
           <w:numId w:val="1024"/>
         </w:numPr>
+        <w:pStyle w:val="Compact"/>
       </w:pPr>
       <w:r>
         <w:t xml:space="preserve">Arbeitsheft</w:t>
@@ -3446,8 +3470,8 @@
         </w:pict>
       </w:r>
     </w:p>
-    <w:bookmarkEnd w:id="91"/>
-    <w:bookmarkStart w:id="92" w:name="vorbereitung-1"/>
+    <w:bookmarkEnd w:id="102"/>
+    <w:bookmarkStart w:id="103" w:name="vorbereitung-1"/>
     <w:p>
       <w:pPr>
         <w:pStyle w:val="Heading1"/>
@@ -3479,8 +3503,8 @@
         </w:pict>
       </w:r>
     </w:p>
-    <w:bookmarkEnd w:id="92"/>
-    <w:bookmarkStart w:id="97" w:name="unterrichtsverlauf-5"/>
+    <w:bookmarkEnd w:id="103"/>
+    <w:bookmarkStart w:id="108" w:name="unterrichtsverlauf-5"/>
     <w:p>
       <w:pPr>
         <w:pStyle w:val="Heading1"/>
@@ -3489,7 +3513,7 @@
         <w:t xml:space="preserve">Unterrichtsverlauf</w:t>
       </w:r>
     </w:p>
-    <w:bookmarkStart w:id="93" w:name="einstieg-3"/>
+    <w:bookmarkStart w:id="104" w:name="einstieg-3"/>
     <w:p>
       <w:pPr>
         <w:pStyle w:val="Heading2"/>
@@ -3553,8 +3577,8 @@
         </w:pict>
       </w:r>
     </w:p>
-    <w:bookmarkEnd w:id="93"/>
-    <w:bookmarkStart w:id="94" w:name="erarbeitung-3"/>
+    <w:bookmarkEnd w:id="104"/>
+    <w:bookmarkStart w:id="105" w:name="erarbeitung-3"/>
     <w:p>
       <w:pPr>
         <w:pStyle w:val="Heading2"/>
@@ -3594,8 +3618,8 @@
         </w:pict>
       </w:r>
     </w:p>
-    <w:bookmarkEnd w:id="94"/>
-    <w:bookmarkStart w:id="95" w:name="test"/>
+    <w:bookmarkEnd w:id="105"/>
+    <w:bookmarkStart w:id="106" w:name="test"/>
     <w:p>
       <w:pPr>
         <w:pStyle w:val="Heading2"/>
@@ -3643,8 +3667,8 @@
         </w:pict>
       </w:r>
     </w:p>
-    <w:bookmarkEnd w:id="95"/>
-    <w:bookmarkStart w:id="96" w:name="sicherung-3"/>
+    <w:bookmarkEnd w:id="106"/>
+    <w:bookmarkStart w:id="107" w:name="sicherung-3"/>
     <w:p>
       <w:pPr>
         <w:pStyle w:val="Heading2"/>
@@ -3684,9 +3708,9 @@
         </w:pict>
       </w:r>
     </w:p>
-    <w:bookmarkEnd w:id="96"/>
-    <w:bookmarkEnd w:id="97"/>
-    <w:bookmarkStart w:id="98" w:name="erwartete-schülerantworten-5"/>
+    <w:bookmarkEnd w:id="107"/>
+    <w:bookmarkEnd w:id="108"/>
+    <w:bookmarkStart w:id="109" w:name="erwartete-schülerantworten-5"/>
     <w:p>
       <w:pPr>
         <w:pStyle w:val="Heading1"/>
@@ -3705,11 +3729,11 @@
     </w:p>
     <w:p>
       <w:pPr>
-        <w:pStyle w:val="Compact"/>
         <w:numPr>
           <w:ilvl w:val="0"/>
           <w:numId w:val="1025"/>
         </w:numPr>
+        <w:pStyle w:val="Compact"/>
       </w:pPr>
       <w:r>
         <w:t xml:space="preserve">welcher Block benötigt wird,</w:t>
@@ -3717,11 +3741,11 @@
     </w:p>
     <w:p>
       <w:pPr>
-        <w:pStyle w:val="Compact"/>
         <w:numPr>
           <w:ilvl w:val="0"/>
           <w:numId w:val="1025"/>
         </w:numPr>
+        <w:pStyle w:val="Compact"/>
       </w:pPr>
       <w:r>
         <w:t xml:space="preserve">wie Programme gestartet werden,</w:t>
@@ -3729,11 +3753,11 @@
     </w:p>
     <w:p>
       <w:pPr>
-        <w:pStyle w:val="Compact"/>
         <w:numPr>
           <w:ilvl w:val="0"/>
           <w:numId w:val="1025"/>
         </w:numPr>
+        <w:pStyle w:val="Compact"/>
       </w:pPr>
       <w:r>
         <w:t xml:space="preserve">dass die Reihenfolge der Blöcke entscheidend ist.</w:t>
@@ -3746,8 +3770,8 @@
         </w:pict>
       </w:r>
     </w:p>
-    <w:bookmarkEnd w:id="98"/>
-    <w:bookmarkStart w:id="99" w:name="typische-schwierigkeiten-5"/>
+    <w:bookmarkEnd w:id="109"/>
+    <w:bookmarkStart w:id="110" w:name="typische-schwierigkeiten-5"/>
     <w:p>
       <w:pPr>
         <w:pStyle w:val="Heading1"/>
@@ -3795,8 +3819,8 @@
         </w:pict>
       </w:r>
     </w:p>
-    <w:bookmarkEnd w:id="99"/>
-    <w:bookmarkStart w:id="102" w:name="differenzierung-5"/>
+    <w:bookmarkEnd w:id="110"/>
+    <w:bookmarkStart w:id="113" w:name="differenzierung-5"/>
     <w:p>
       <w:pPr>
         <w:pStyle w:val="Heading1"/>
@@ -3805,7 +3829,7 @@
         <w:t xml:space="preserve">Differenzierung</w:t>
       </w:r>
     </w:p>
-    <w:bookmarkStart w:id="100" w:name="unterstützung-1"/>
+    <w:bookmarkStart w:id="111" w:name="unterstützung-1"/>
     <w:p>
       <w:pPr>
         <w:pStyle w:val="Heading2"/>
@@ -3822,8 +3846,8 @@
         <w:t xml:space="preserve">Gemeinsames Nachbauen.</w:t>
       </w:r>
     </w:p>
-    <w:bookmarkEnd w:id="100"/>
-    <w:bookmarkStart w:id="101" w:name="erweiterung-1"/>
+    <w:bookmarkEnd w:id="111"/>
+    <w:bookmarkStart w:id="112" w:name="erweiterung-1"/>
     <w:p>
       <w:pPr>
         <w:pStyle w:val="Heading2"/>
@@ -3847,9 +3871,9 @@
         </w:pict>
       </w:r>
     </w:p>
-    <w:bookmarkEnd w:id="101"/>
-    <w:bookmarkEnd w:id="102"/>
-    <w:bookmarkStart w:id="103" w:name="kompetenzbezug-5"/>
+    <w:bookmarkEnd w:id="112"/>
+    <w:bookmarkEnd w:id="113"/>
+    <w:bookmarkStart w:id="114" w:name="kompetenzbezug-5"/>
     <w:p>
       <w:pPr>
         <w:pStyle w:val="Heading1"/>
@@ -3873,8 +3897,8 @@
         </w:pict>
       </w:r>
     </w:p>
-    <w:bookmarkEnd w:id="103"/>
-    <w:bookmarkStart w:id="104" w:name="erfahrung-aus-der-praxis-5"/>
+    <w:bookmarkEnd w:id="114"/>
+    <w:bookmarkStart w:id="115" w:name="erfahrung-aus-der-praxis-5"/>
     <w:p>
       <w:pPr>
         <w:pStyle w:val="Heading1"/>
@@ -3902,7 +3926,13 @@
         <w:t xml:space="preserve"> </w:t>
       </w:r>
       <w:r>
-        <w:t xml:space="preserve">“spielen”</w:t>
+        <w:t xml:space="preserve">“</w:t>
+      </w:r>
+      <w:r>
+        <w:t xml:space="preserve">spielen</w:t>
+      </w:r>
+      <w:r>
+        <w:t xml:space="preserve">”</w:t>
       </w:r>
       <w:r>
         <w:t xml:space="preserve">, statt den Algorithmus bewusst umzusetzen.</w:t>
@@ -3916,8 +3946,8 @@
         <w:t xml:space="preserve">Lenken Sie die Aufmerksamkeit deshalb immer wieder auf den zuvor entwickelten Ablauf.</w:t>
       </w:r>
     </w:p>
-    <w:bookmarkEnd w:id="104"/>
-    <w:bookmarkStart w:id="109" w:name="lehrerband-07_python_howto"/>
+    <w:bookmarkEnd w:id="115"/>
+    <w:bookmarkStart w:id="120" w:name="lehrerband-07_python_howto"/>
     <w:p>
       <w:pPr>
         <w:pStyle w:val="Heading1"/>
@@ -3926,7 +3956,7 @@
         <w:t xml:space="preserve">Lehrerband – 07_Python_HowTo</w:t>
       </w:r>
     </w:p>
-    <w:bookmarkStart w:id="105" w:name="kapitel-6"/>
+    <w:bookmarkStart w:id="116" w:name="kapitel-6"/>
     <w:p>
       <w:pPr>
         <w:pStyle w:val="Heading2"/>
@@ -3943,8 +3973,8 @@
         <w:t xml:space="preserve">01_Lineare_Algorithmen</w:t>
       </w:r>
     </w:p>
-    <w:bookmarkEnd w:id="105"/>
-    <w:bookmarkStart w:id="106" w:name="unterrichtsphase-6"/>
+    <w:bookmarkEnd w:id="116"/>
+    <w:bookmarkStart w:id="117" w:name="unterrichtsphase-6"/>
     <w:p>
       <w:pPr>
         <w:pStyle w:val="Heading2"/>
@@ -3961,8 +3991,8 @@
         <w:t xml:space="preserve">Anwendung</w:t>
       </w:r>
     </w:p>
-    <w:bookmarkEnd w:id="106"/>
-    <w:bookmarkStart w:id="107" w:name="zeitbedarf-6"/>
+    <w:bookmarkEnd w:id="117"/>
+    <w:bookmarkStart w:id="118" w:name="zeitbedarf-6"/>
     <w:p>
       <w:pPr>
         <w:pStyle w:val="Heading2"/>
@@ -3979,8 +4009,8 @@
         <w:t xml:space="preserve">ca. 30 Minuten</w:t>
       </w:r>
     </w:p>
-    <w:bookmarkEnd w:id="107"/>
-    <w:bookmarkStart w:id="108" w:name="sozialform-6"/>
+    <w:bookmarkEnd w:id="118"/>
+    <w:bookmarkStart w:id="119" w:name="sozialform-6"/>
     <w:p>
       <w:pPr>
         <w:pStyle w:val="Heading2"/>
@@ -3991,11 +4021,11 @@
     </w:p>
     <w:p>
       <w:pPr>
-        <w:pStyle w:val="Compact"/>
         <w:numPr>
           <w:ilvl w:val="0"/>
           <w:numId w:val="1026"/>
         </w:numPr>
+        <w:pStyle w:val="Compact"/>
       </w:pPr>
       <w:r>
         <w:t xml:space="preserve">Lehrerdemonstration</w:t>
@@ -4003,11 +4033,11 @@
     </w:p>
     <w:p>
       <w:pPr>
-        <w:pStyle w:val="Compact"/>
         <w:numPr>
           <w:ilvl w:val="0"/>
           <w:numId w:val="1026"/>
         </w:numPr>
+        <w:pStyle w:val="Compact"/>
       </w:pPr>
       <w:r>
         <w:t xml:space="preserve">Partnerarbeit</w:t>
@@ -4015,11 +4045,11 @@
     </w:p>
     <w:p>
       <w:pPr>
-        <w:pStyle w:val="Compact"/>
         <w:numPr>
           <w:ilvl w:val="0"/>
           <w:numId w:val="1026"/>
         </w:numPr>
+        <w:pStyle w:val="Compact"/>
       </w:pPr>
       <w:r>
         <w:t xml:space="preserve">Einzelarbeit</w:t>
@@ -4032,9 +4062,9 @@
         </w:pict>
       </w:r>
     </w:p>
-    <w:bookmarkEnd w:id="108"/>
-    <w:bookmarkEnd w:id="109"/>
-    <w:bookmarkStart w:id="110" w:name="lernziele-6"/>
+    <w:bookmarkEnd w:id="119"/>
+    <w:bookmarkEnd w:id="120"/>
+    <w:bookmarkStart w:id="121" w:name="lernziele-6"/>
     <w:p>
       <w:pPr>
         <w:pStyle w:val="Heading1"/>
@@ -4053,11 +4083,11 @@
     </w:p>
     <w:p>
       <w:pPr>
-        <w:pStyle w:val="Compact"/>
         <w:numPr>
           <w:ilvl w:val="0"/>
           <w:numId w:val="1027"/>
         </w:numPr>
+        <w:pStyle w:val="Compact"/>
       </w:pPr>
       <w:r>
         <w:t xml:space="preserve">erkennen Python als weitere Darstellung eines Algorithmus.</w:t>
@@ -4065,11 +4095,11 @@
     </w:p>
     <w:p>
       <w:pPr>
-        <w:pStyle w:val="Compact"/>
         <w:numPr>
           <w:ilvl w:val="0"/>
           <w:numId w:val="1027"/>
         </w:numPr>
+        <w:pStyle w:val="Compact"/>
       </w:pPr>
       <w:r>
         <w:t xml:space="preserve">schreiben ein erstes einfaches Python-Programm.</w:t>
@@ -4077,11 +4107,11 @@
     </w:p>
     <w:p>
       <w:pPr>
-        <w:pStyle w:val="Compact"/>
         <w:numPr>
           <w:ilvl w:val="0"/>
           <w:numId w:val="1027"/>
         </w:numPr>
+        <w:pStyle w:val="Compact"/>
       </w:pPr>
       <w:r>
         <w:t xml:space="preserve">vergleichen Scratch und Python.</w:t>
@@ -4094,8 +4124,8 @@
         </w:pict>
       </w:r>
     </w:p>
-    <w:bookmarkEnd w:id="110"/>
-    <w:bookmarkStart w:id="111" w:name="benötigte-materialien-2"/>
+    <w:bookmarkEnd w:id="121"/>
+    <w:bookmarkStart w:id="122" w:name="benötigte-materialien-2"/>
     <w:p>
       <w:pPr>
         <w:pStyle w:val="Heading1"/>
@@ -4106,11 +4136,11 @@
     </w:p>
     <w:p>
       <w:pPr>
-        <w:pStyle w:val="Compact"/>
         <w:numPr>
           <w:ilvl w:val="0"/>
           <w:numId w:val="1028"/>
         </w:numPr>
+        <w:pStyle w:val="Compact"/>
       </w:pPr>
       <w:r>
         <w:t xml:space="preserve">Computer</w:t>
@@ -4118,11 +4148,11 @@
     </w:p>
     <w:p>
       <w:pPr>
-        <w:pStyle w:val="Compact"/>
         <w:numPr>
           <w:ilvl w:val="0"/>
           <w:numId w:val="1028"/>
         </w:numPr>
+        <w:pStyle w:val="Compact"/>
       </w:pPr>
       <w:r>
         <w:t xml:space="preserve">Python-Umgebung</w:t>
@@ -4135,8 +4165,8 @@
         </w:pict>
       </w:r>
     </w:p>
-    <w:bookmarkEnd w:id="111"/>
-    <w:bookmarkStart w:id="115" w:name="unterrichtsverlauf-6"/>
+    <w:bookmarkEnd w:id="122"/>
+    <w:bookmarkStart w:id="126" w:name="unterrichtsverlauf-6"/>
     <w:p>
       <w:pPr>
         <w:pStyle w:val="Heading1"/>
@@ -4145,7 +4175,7 @@
         <w:t xml:space="preserve">Unterrichtsverlauf</w:t>
       </w:r>
     </w:p>
-    <w:bookmarkStart w:id="112" w:name="einstieg-4"/>
+    <w:bookmarkStart w:id="123" w:name="einstieg-4"/>
     <w:p>
       <w:pPr>
         <w:pStyle w:val="Heading2"/>
@@ -4209,8 +4239,8 @@
         </w:pict>
       </w:r>
     </w:p>
-    <w:bookmarkEnd w:id="112"/>
-    <w:bookmarkStart w:id="113" w:name="erarbeitung-4"/>
+    <w:bookmarkEnd w:id="123"/>
+    <w:bookmarkStart w:id="124" w:name="erarbeitung-4"/>
     <w:p>
       <w:pPr>
         <w:pStyle w:val="Heading2"/>
@@ -4250,8 +4280,8 @@
         </w:pict>
       </w:r>
     </w:p>
-    <w:bookmarkEnd w:id="113"/>
-    <w:bookmarkStart w:id="114" w:name="vergleich"/>
+    <w:bookmarkEnd w:id="124"/>
+    <w:bookmarkStart w:id="125" w:name="vergleich"/>
     <w:p>
       <w:pPr>
         <w:pStyle w:val="Heading2"/>
@@ -4323,9 +4353,9 @@
         </w:pict>
       </w:r>
     </w:p>
-    <w:bookmarkEnd w:id="114"/>
-    <w:bookmarkEnd w:id="115"/>
-    <w:bookmarkStart w:id="116" w:name="erwartete-schülerantworten-6"/>
+    <w:bookmarkEnd w:id="125"/>
+    <w:bookmarkEnd w:id="126"/>
+    <w:bookmarkStart w:id="127" w:name="erwartete-schülerantworten-6"/>
     <w:p>
       <w:pPr>
         <w:pStyle w:val="Heading1"/>
@@ -4344,11 +4374,11 @@
     </w:p>
     <w:p>
       <w:pPr>
-        <w:pStyle w:val="Compact"/>
         <w:numPr>
           <w:ilvl w:val="0"/>
           <w:numId w:val="1029"/>
         </w:numPr>
+        <w:pStyle w:val="Compact"/>
       </w:pPr>
       <w:r>
         <w:t xml:space="preserve">dass beide Programme dieselbe Aufgabe erfüllen,</w:t>
@@ -4356,11 +4386,11 @@
     </w:p>
     <w:p>
       <w:pPr>
-        <w:pStyle w:val="Compact"/>
         <w:numPr>
           <w:ilvl w:val="0"/>
           <w:numId w:val="1029"/>
         </w:numPr>
+        <w:pStyle w:val="Compact"/>
       </w:pPr>
       <w:r>
         <w:t xml:space="preserve">dass lediglich die Schreibweise unterschiedlich ist.</w:t>
@@ -4373,8 +4403,8 @@
         </w:pict>
       </w:r>
     </w:p>
-    <w:bookmarkEnd w:id="116"/>
-    <w:bookmarkStart w:id="117" w:name="typische-schwierigkeiten-6"/>
+    <w:bookmarkEnd w:id="127"/>
+    <w:bookmarkStart w:id="128" w:name="typische-schwierigkeiten-6"/>
     <w:p>
       <w:pPr>
         <w:pStyle w:val="Heading1"/>
@@ -4414,8 +4444,8 @@
         </w:pict>
       </w:r>
     </w:p>
-    <w:bookmarkEnd w:id="117"/>
-    <w:bookmarkStart w:id="120" w:name="differenzierung-6"/>
+    <w:bookmarkEnd w:id="128"/>
+    <w:bookmarkStart w:id="131" w:name="differenzierung-6"/>
     <w:p>
       <w:pPr>
         <w:pStyle w:val="Heading1"/>
@@ -4424,7 +4454,7 @@
         <w:t xml:space="preserve">Differenzierung</w:t>
       </w:r>
     </w:p>
-    <w:bookmarkStart w:id="118" w:name="unterstützung-2"/>
+    <w:bookmarkStart w:id="129" w:name="unterstützung-2"/>
     <w:p>
       <w:pPr>
         <w:pStyle w:val="Heading2"/>
@@ -4441,8 +4471,8 @@
         <w:t xml:space="preserve">Code abschreiben und verändern.</w:t>
       </w:r>
     </w:p>
-    <w:bookmarkEnd w:id="118"/>
-    <w:bookmarkStart w:id="119" w:name="erweiterung-2"/>
+    <w:bookmarkEnd w:id="129"/>
+    <w:bookmarkStart w:id="130" w:name="erweiterung-2"/>
     <w:p>
       <w:pPr>
         <w:pStyle w:val="Heading2"/>
@@ -4466,9 +4496,9 @@
         </w:pict>
       </w:r>
     </w:p>
-    <w:bookmarkEnd w:id="119"/>
-    <w:bookmarkEnd w:id="120"/>
-    <w:bookmarkStart w:id="121" w:name="kompetenzbezug-6"/>
+    <w:bookmarkEnd w:id="130"/>
+    <w:bookmarkEnd w:id="131"/>
+    <w:bookmarkStart w:id="132" w:name="kompetenzbezug-6"/>
     <w:p>
       <w:pPr>
         <w:pStyle w:val="Heading1"/>
@@ -4492,8 +4522,8 @@
         </w:pict>
       </w:r>
     </w:p>
-    <w:bookmarkEnd w:id="121"/>
-    <w:bookmarkStart w:id="122" w:name="erfahrung-aus-der-praxis-6"/>
+    <w:bookmarkEnd w:id="132"/>
+    <w:bookmarkStart w:id="133" w:name="erfahrung-aus-der-praxis-6"/>
     <w:p>
       <w:pPr>
         <w:pStyle w:val="Heading1"/>
@@ -4515,7 +4545,13 @@
         <w:pStyle w:val="BlockText"/>
       </w:pPr>
       <w:r>
-        <w:t xml:space="preserve">“Jetzt lernen wir Python.”</w:t>
+        <w:t xml:space="preserve">“</w:t>
+      </w:r>
+      <w:r>
+        <w:t xml:space="preserve">Jetzt lernen wir Python.</w:t>
+      </w:r>
+      <w:r>
+        <w:t xml:space="preserve">”</w:t>
       </w:r>
     </w:p>
     <w:p>
@@ -4531,7 +4567,13 @@
         <w:pStyle w:val="BlockText"/>
       </w:pPr>
       <w:r>
-        <w:t xml:space="preserve">“Jetzt beschreiben wir unseren Algorithmus mit Python.”</w:t>
+        <w:t xml:space="preserve">“</w:t>
+      </w:r>
+      <w:r>
+        <w:t xml:space="preserve">Jetzt beschreiben wir unseren Algorithmus mit Python.</w:t>
+      </w:r>
+      <w:r>
+        <w:t xml:space="preserve">”</w:t>
       </w:r>
     </w:p>
     <w:p>
@@ -4542,8 +4584,8 @@
         <w:t xml:space="preserve">Dadurch bleibt die fachliche Trennung zwischen Algorithmus und Programmiersprache erhalten.</w:t>
       </w:r>
     </w:p>
-    <w:bookmarkEnd w:id="122"/>
-    <w:bookmarkStart w:id="127" w:name="lehrerband-08_uebungen"/>
+    <w:bookmarkEnd w:id="133"/>
+    <w:bookmarkStart w:id="138" w:name="lehrerband-08_uebungen"/>
     <w:p>
       <w:pPr>
         <w:pStyle w:val="Heading1"/>
@@ -4552,7 +4594,7 @@
         <w:t xml:space="preserve">Lehrerband – 08_Uebungen</w:t>
       </w:r>
     </w:p>
-    <w:bookmarkStart w:id="123" w:name="kapitel-7"/>
+    <w:bookmarkStart w:id="134" w:name="kapitel-7"/>
     <w:p>
       <w:pPr>
         <w:pStyle w:val="Heading2"/>
@@ -4569,8 +4611,8 @@
         <w:t xml:space="preserve">01_Lineare_Algorithmen</w:t>
       </w:r>
     </w:p>
-    <w:bookmarkEnd w:id="123"/>
-    <w:bookmarkStart w:id="124" w:name="unterrichtsphase-7"/>
+    <w:bookmarkEnd w:id="134"/>
+    <w:bookmarkStart w:id="135" w:name="unterrichtsphase-7"/>
     <w:p>
       <w:pPr>
         <w:pStyle w:val="Heading2"/>
@@ -4587,8 +4629,8 @@
         <w:t xml:space="preserve">Üben und Vertiefen</w:t>
       </w:r>
     </w:p>
-    <w:bookmarkEnd w:id="124"/>
-    <w:bookmarkStart w:id="125" w:name="zeitbedarf-7"/>
+    <w:bookmarkEnd w:id="135"/>
+    <w:bookmarkStart w:id="136" w:name="zeitbedarf-7"/>
     <w:p>
       <w:pPr>
         <w:pStyle w:val="Heading2"/>
@@ -4605,8 +4647,8 @@
         <w:t xml:space="preserve">ca. 30–45 Minuten</w:t>
       </w:r>
     </w:p>
-    <w:bookmarkEnd w:id="125"/>
-    <w:bookmarkStart w:id="126" w:name="sozialform-7"/>
+    <w:bookmarkEnd w:id="136"/>
+    <w:bookmarkStart w:id="137" w:name="sozialform-7"/>
     <w:p>
       <w:pPr>
         <w:pStyle w:val="Heading2"/>
@@ -4617,11 +4659,11 @@
     </w:p>
     <w:p>
       <w:pPr>
-        <w:pStyle w:val="Compact"/>
         <w:numPr>
           <w:ilvl w:val="0"/>
           <w:numId w:val="1030"/>
         </w:numPr>
+        <w:pStyle w:val="Compact"/>
       </w:pPr>
       <w:r>
         <w:t xml:space="preserve">Einzelarbeit</w:t>
@@ -4629,11 +4671,11 @@
     </w:p>
     <w:p>
       <w:pPr>
-        <w:pStyle w:val="Compact"/>
         <w:numPr>
           <w:ilvl w:val="0"/>
           <w:numId w:val="1030"/>
         </w:numPr>
+        <w:pStyle w:val="Compact"/>
       </w:pPr>
       <w:r>
         <w:t xml:space="preserve">Partnerarbeit</w:t>
@@ -4641,11 +4683,11 @@
     </w:p>
     <w:p>
       <w:pPr>
-        <w:pStyle w:val="Compact"/>
         <w:numPr>
           <w:ilvl w:val="0"/>
           <w:numId w:val="1030"/>
         </w:numPr>
+        <w:pStyle w:val="Compact"/>
       </w:pPr>
       <w:r>
         <w:t xml:space="preserve">Gruppenarbeit</w:t>
@@ -4658,9 +4700,9 @@
         </w:pict>
       </w:r>
     </w:p>
-    <w:bookmarkEnd w:id="126"/>
-    <w:bookmarkEnd w:id="127"/>
-    <w:bookmarkStart w:id="128" w:name="lernziele-7"/>
+    <w:bookmarkEnd w:id="137"/>
+    <w:bookmarkEnd w:id="138"/>
+    <w:bookmarkStart w:id="139" w:name="lernziele-7"/>
     <w:p>
       <w:pPr>
         <w:pStyle w:val="Heading1"/>
@@ -4679,11 +4721,11 @@
     </w:p>
     <w:p>
       <w:pPr>
-        <w:pStyle w:val="Compact"/>
         <w:numPr>
           <w:ilvl w:val="0"/>
           <w:numId w:val="1031"/>
         </w:numPr>
+        <w:pStyle w:val="Compact"/>
       </w:pPr>
       <w:r>
         <w:t xml:space="preserve">wenden die Eigenschaften guter Algorithmen sicher an.</w:t>
@@ -4691,11 +4733,11 @@
     </w:p>
     <w:p>
       <w:pPr>
-        <w:pStyle w:val="Compact"/>
         <w:numPr>
           <w:ilvl w:val="0"/>
           <w:numId w:val="1031"/>
         </w:numPr>
+        <w:pStyle w:val="Compact"/>
       </w:pPr>
       <w:r>
         <w:t xml:space="preserve">erkennen Fehler.</w:t>
@@ -4703,11 +4745,11 @@
     </w:p>
     <w:p>
       <w:pPr>
-        <w:pStyle w:val="Compact"/>
         <w:numPr>
           <w:ilvl w:val="0"/>
           <w:numId w:val="1031"/>
         </w:numPr>
+        <w:pStyle w:val="Compact"/>
       </w:pPr>
       <w:r>
         <w:t xml:space="preserve">verbessern bestehende Algorithmen.</w:t>
@@ -4715,11 +4757,11 @@
     </w:p>
     <w:p>
       <w:pPr>
-        <w:pStyle w:val="Compact"/>
         <w:numPr>
           <w:ilvl w:val="0"/>
           <w:numId w:val="1031"/>
         </w:numPr>
+        <w:pStyle w:val="Compact"/>
       </w:pPr>
       <w:r>
         <w:t xml:space="preserve">entwickeln eigene Lösungswege.</w:t>
@@ -4732,8 +4774,8 @@
         </w:pict>
       </w:r>
     </w:p>
-    <w:bookmarkEnd w:id="128"/>
-    <w:bookmarkStart w:id="132" w:name="unterrichtsverlauf-7"/>
+    <w:bookmarkEnd w:id="139"/>
+    <w:bookmarkStart w:id="143" w:name="unterrichtsverlauf-7"/>
     <w:p>
       <w:pPr>
         <w:pStyle w:val="Heading1"/>
@@ -4750,7 +4792,7 @@
         <w:t xml:space="preserve">Die Übungen sind in drei Kompetenzbereiche gegliedert.</w:t>
       </w:r>
     </w:p>
-    <w:bookmarkStart w:id="129" w:name="verstehen"/>
+    <w:bookmarkStart w:id="140" w:name="verstehen"/>
     <w:p>
       <w:pPr>
         <w:pStyle w:val="Heading2"/>
@@ -4774,8 +4816,8 @@
         </w:pict>
       </w:r>
     </w:p>
-    <w:bookmarkEnd w:id="129"/>
-    <w:bookmarkStart w:id="130" w:name="anwenden"/>
+    <w:bookmarkEnd w:id="140"/>
+    <w:bookmarkStart w:id="141" w:name="anwenden"/>
     <w:p>
       <w:pPr>
         <w:pStyle w:val="Heading2"/>
@@ -4799,8 +4841,8 @@
         </w:pict>
       </w:r>
     </w:p>
-    <w:bookmarkEnd w:id="130"/>
-    <w:bookmarkStart w:id="131" w:name="übertragen"/>
+    <w:bookmarkEnd w:id="141"/>
+    <w:bookmarkStart w:id="142" w:name="übertragen"/>
     <w:p>
       <w:pPr>
         <w:pStyle w:val="Heading2"/>
@@ -4824,9 +4866,9 @@
         </w:pict>
       </w:r>
     </w:p>
-    <w:bookmarkEnd w:id="131"/>
-    <w:bookmarkEnd w:id="132"/>
-    <w:bookmarkStart w:id="136" w:name="hinweise-zu-einzelnen-aufgaben"/>
+    <w:bookmarkEnd w:id="142"/>
+    <w:bookmarkEnd w:id="143"/>
+    <w:bookmarkStart w:id="147" w:name="hinweise-zu-einzelnen-aufgaben"/>
     <w:p>
       <w:pPr>
         <w:pStyle w:val="Heading1"/>
@@ -4835,7 +4877,7 @@
         <w:t xml:space="preserve">Hinweise zu einzelnen Aufgaben</w:t>
       </w:r>
     </w:p>
-    <w:bookmarkStart w:id="133" w:name="kai-findet-den-fehler"/>
+    <w:bookmarkStart w:id="144" w:name="kai-findet-den-fehler"/>
     <w:p>
       <w:pPr>
         <w:pStyle w:val="Heading2"/>
@@ -4867,8 +4909,8 @@
         </w:pict>
       </w:r>
     </w:p>
-    <w:bookmarkEnd w:id="133"/>
-    <w:bookmarkStart w:id="134" w:name="algorithmen-ausführen"/>
+    <w:bookmarkEnd w:id="144"/>
+    <w:bookmarkStart w:id="145" w:name="algorithmen-ausführen"/>
     <w:p>
       <w:pPr>
         <w:pStyle w:val="Heading2"/>
@@ -4900,8 +4942,8 @@
         </w:pict>
       </w:r>
     </w:p>
-    <w:bookmarkEnd w:id="134"/>
-    <w:bookmarkStart w:id="135" w:name="eigene-algorithmen"/>
+    <w:bookmarkEnd w:id="145"/>
+    <w:bookmarkStart w:id="146" w:name="eigene-algorithmen"/>
     <w:p>
       <w:pPr>
         <w:pStyle w:val="Heading2"/>
@@ -4941,9 +4983,9 @@
         </w:pict>
       </w:r>
     </w:p>
-    <w:bookmarkEnd w:id="135"/>
-    <w:bookmarkEnd w:id="136"/>
-    <w:bookmarkStart w:id="137" w:name="erwartete-schülerantworten-7"/>
+    <w:bookmarkEnd w:id="146"/>
+    <w:bookmarkEnd w:id="147"/>
+    <w:bookmarkStart w:id="148" w:name="erwartete-schülerantworten-7"/>
     <w:p>
       <w:pPr>
         <w:pStyle w:val="Heading1"/>
@@ -4983,8 +5025,8 @@
         </w:pict>
       </w:r>
     </w:p>
-    <w:bookmarkEnd w:id="137"/>
-    <w:bookmarkStart w:id="138" w:name="typische-schwierigkeiten-7"/>
+    <w:bookmarkEnd w:id="148"/>
+    <w:bookmarkStart w:id="149" w:name="typische-schwierigkeiten-7"/>
     <w:p>
       <w:pPr>
         <w:pStyle w:val="Heading1"/>
@@ -5019,11 +5061,11 @@
     </w:p>
     <w:p>
       <w:pPr>
-        <w:pStyle w:val="Compact"/>
         <w:numPr>
           <w:ilvl w:val="0"/>
           <w:numId w:val="1032"/>
         </w:numPr>
+        <w:pStyle w:val="Compact"/>
       </w:pPr>
       <w:r>
         <w:t xml:space="preserve">richtig,</w:t>
@@ -5031,11 +5073,11 @@
     </w:p>
     <w:p>
       <w:pPr>
-        <w:pStyle w:val="Compact"/>
         <w:numPr>
           <w:ilvl w:val="0"/>
           <w:numId w:val="1032"/>
         </w:numPr>
+        <w:pStyle w:val="Compact"/>
       </w:pPr>
       <w:r>
         <w:t xml:space="preserve">verständlich und</w:t>
@@ -5043,11 +5085,11 @@
     </w:p>
     <w:p>
       <w:pPr>
-        <w:pStyle w:val="Compact"/>
         <w:numPr>
           <w:ilvl w:val="0"/>
           <w:numId w:val="1032"/>
         </w:numPr>
+        <w:pStyle w:val="Compact"/>
       </w:pPr>
       <w:r>
         <w:t xml:space="preserve">möglichst einfach.</w:t>
@@ -5060,8 +5102,8 @@
         </w:pict>
       </w:r>
     </w:p>
-    <w:bookmarkEnd w:id="138"/>
-    <w:bookmarkStart w:id="141" w:name="differenzierung-7"/>
+    <w:bookmarkEnd w:id="149"/>
+    <w:bookmarkStart w:id="152" w:name="differenzierung-7"/>
     <w:p>
       <w:pPr>
         <w:pStyle w:val="Heading1"/>
@@ -5070,7 +5112,7 @@
         <w:t xml:space="preserve">Differenzierung</w:t>
       </w:r>
     </w:p>
-    <w:bookmarkStart w:id="139" w:name="unterstützung-3"/>
+    <w:bookmarkStart w:id="150" w:name="unterstützung-3"/>
     <w:p>
       <w:pPr>
         <w:pStyle w:val="Heading2"/>
@@ -5087,8 +5129,8 @@
         <w:t xml:space="preserve">Bearbeitung ausgewählter Aufgaben.</w:t>
       </w:r>
     </w:p>
-    <w:bookmarkEnd w:id="139"/>
-    <w:bookmarkStart w:id="140" w:name="erweiterung-3"/>
+    <w:bookmarkEnd w:id="150"/>
+    <w:bookmarkStart w:id="151" w:name="erweiterung-3"/>
     <w:p>
       <w:pPr>
         <w:pStyle w:val="Heading2"/>
@@ -5112,9 +5154,9 @@
         </w:pict>
       </w:r>
     </w:p>
-    <w:bookmarkEnd w:id="140"/>
-    <w:bookmarkEnd w:id="141"/>
-    <w:bookmarkStart w:id="142" w:name="kompetenzbezug-7"/>
+    <w:bookmarkEnd w:id="151"/>
+    <w:bookmarkEnd w:id="152"/>
+    <w:bookmarkStart w:id="153" w:name="kompetenzbezug-7"/>
     <w:p>
       <w:pPr>
         <w:pStyle w:val="Heading1"/>
@@ -5138,8 +5180,8 @@
         </w:pict>
       </w:r>
     </w:p>
-    <w:bookmarkEnd w:id="142"/>
-    <w:bookmarkStart w:id="143" w:name="erfahrung-aus-der-praxis-7"/>
+    <w:bookmarkEnd w:id="153"/>
+    <w:bookmarkStart w:id="154" w:name="erfahrung-aus-der-praxis-7"/>
     <w:p>
       <w:pPr>
         <w:pStyle w:val="Heading1"/>
@@ -5164,8 +5206,8 @@
         <w:t xml:space="preserve">Sobald andere Schülerinnen und Schüler einen Algorithmus ausführen müssen, werden Unklarheiten schnell sichtbar.</w:t>
       </w:r>
     </w:p>
-    <w:bookmarkEnd w:id="143"/>
-    <w:bookmarkStart w:id="148" w:name="lehrerband-10_projekt"/>
+    <w:bookmarkEnd w:id="154"/>
+    <w:bookmarkStart w:id="159" w:name="lehrerband-10_projekt"/>
     <w:p>
       <w:pPr>
         <w:pStyle w:val="Heading1"/>
@@ -5174,7 +5216,7 @@
         <w:t xml:space="preserve">Lehrerband – 10_Projekt</w:t>
       </w:r>
     </w:p>
-    <w:bookmarkStart w:id="144" w:name="kapitel-8"/>
+    <w:bookmarkStart w:id="155" w:name="kapitel-8"/>
     <w:p>
       <w:pPr>
         <w:pStyle w:val="Heading2"/>
@@ -5191,8 +5233,8 @@
         <w:t xml:space="preserve">01_Lineare_Algorithmen</w:t>
       </w:r>
     </w:p>
-    <w:bookmarkEnd w:id="144"/>
-    <w:bookmarkStart w:id="145" w:name="unterrichtsphase-8"/>
+    <w:bookmarkEnd w:id="155"/>
+    <w:bookmarkStart w:id="156" w:name="unterrichtsphase-8"/>
     <w:p>
       <w:pPr>
         <w:pStyle w:val="Heading2"/>
@@ -5209,8 +5251,8 @@
         <w:t xml:space="preserve">Projektarbeit</w:t>
       </w:r>
     </w:p>
-    <w:bookmarkEnd w:id="145"/>
-    <w:bookmarkStart w:id="146" w:name="zeitbedarf-8"/>
+    <w:bookmarkEnd w:id="156"/>
+    <w:bookmarkStart w:id="157" w:name="zeitbedarf-8"/>
     <w:p>
       <w:pPr>
         <w:pStyle w:val="Heading2"/>
@@ -5227,8 +5269,8 @@
         <w:t xml:space="preserve">45–60 Minuten</w:t>
       </w:r>
     </w:p>
-    <w:bookmarkEnd w:id="146"/>
-    <w:bookmarkStart w:id="147" w:name="sozialform-8"/>
+    <w:bookmarkEnd w:id="157"/>
+    <w:bookmarkStart w:id="158" w:name="sozialform-8"/>
     <w:p>
       <w:pPr>
         <w:pStyle w:val="Heading2"/>
@@ -5252,9 +5294,9 @@
         </w:pict>
       </w:r>
     </w:p>
-    <w:bookmarkEnd w:id="147"/>
-    <w:bookmarkEnd w:id="148"/>
-    <w:bookmarkStart w:id="149" w:name="lernziele-8"/>
+    <w:bookmarkEnd w:id="158"/>
+    <w:bookmarkEnd w:id="159"/>
+    <w:bookmarkStart w:id="160" w:name="lernziele-8"/>
     <w:p>
       <w:pPr>
         <w:pStyle w:val="Heading1"/>
@@ -5273,11 +5315,11 @@
     </w:p>
     <w:p>
       <w:pPr>
-        <w:pStyle w:val="Compact"/>
         <w:numPr>
           <w:ilvl w:val="0"/>
           <w:numId w:val="1033"/>
         </w:numPr>
+        <w:pStyle w:val="Compact"/>
       </w:pPr>
       <w:r>
         <w:t xml:space="preserve">entwickeln gemeinsam einen Algorithmus.</w:t>
@@ -5285,11 +5327,11 @@
     </w:p>
     <w:p>
       <w:pPr>
-        <w:pStyle w:val="Compact"/>
         <w:numPr>
           <w:ilvl w:val="0"/>
           <w:numId w:val="1033"/>
         </w:numPr>
+        <w:pStyle w:val="Compact"/>
       </w:pPr>
       <w:r>
         <w:t xml:space="preserve">testen ihn.</w:t>
@@ -5297,11 +5339,11 @@
     </w:p>
     <w:p>
       <w:pPr>
-        <w:pStyle w:val="Compact"/>
         <w:numPr>
           <w:ilvl w:val="0"/>
           <w:numId w:val="1033"/>
         </w:numPr>
+        <w:pStyle w:val="Compact"/>
       </w:pPr>
       <w:r>
         <w:t xml:space="preserve">verbessern ihn anhand von Rückmeldungen.</w:t>
@@ -5309,11 +5351,11 @@
     </w:p>
     <w:p>
       <w:pPr>
-        <w:pStyle w:val="Compact"/>
         <w:numPr>
           <w:ilvl w:val="0"/>
           <w:numId w:val="1033"/>
         </w:numPr>
+        <w:pStyle w:val="Compact"/>
       </w:pPr>
       <w:r>
         <w:t xml:space="preserve">präsentieren ihre Ergebnisse.</w:t>
@@ -5326,8 +5368,8 @@
         </w:pict>
       </w:r>
     </w:p>
-    <w:bookmarkEnd w:id="149"/>
-    <w:bookmarkStart w:id="150" w:name="projektidee"/>
+    <w:bookmarkEnd w:id="160"/>
+    <w:bookmarkStart w:id="161" w:name="projektidee"/>
     <w:p>
       <w:pPr>
         <w:pStyle w:val="Heading1"/>
@@ -5354,11 +5396,11 @@
     </w:p>
     <w:p>
       <w:pPr>
-        <w:pStyle w:val="Compact"/>
         <w:numPr>
           <w:ilvl w:val="0"/>
           <w:numId w:val="1034"/>
         </w:numPr>
+        <w:pStyle w:val="Compact"/>
       </w:pPr>
       <w:r>
         <w:t xml:space="preserve">Getränke ausgeben</w:t>
@@ -5366,11 +5408,11 @@
     </w:p>
     <w:p>
       <w:pPr>
-        <w:pStyle w:val="Compact"/>
         <w:numPr>
           <w:ilvl w:val="0"/>
           <w:numId w:val="1034"/>
         </w:numPr>
+        <w:pStyle w:val="Compact"/>
       </w:pPr>
       <w:r>
         <w:t xml:space="preserve">Eintritt kontrollieren</w:t>
@@ -5378,11 +5420,11 @@
     </w:p>
     <w:p>
       <w:pPr>
-        <w:pStyle w:val="Compact"/>
         <w:numPr>
           <w:ilvl w:val="0"/>
           <w:numId w:val="1034"/>
         </w:numPr>
+        <w:pStyle w:val="Compact"/>
       </w:pPr>
       <w:r>
         <w:t xml:space="preserve">Fundsachen verwalten</w:t>
@@ -5390,11 +5432,11 @@
     </w:p>
     <w:p>
       <w:pPr>
-        <w:pStyle w:val="Compact"/>
         <w:numPr>
           <w:ilvl w:val="0"/>
           <w:numId w:val="1034"/>
         </w:numPr>
+        <w:pStyle w:val="Compact"/>
       </w:pPr>
       <w:r>
         <w:t xml:space="preserve">Spielestation betreuen</w:t>
@@ -5407,8 +5449,8 @@
         </w:pict>
       </w:r>
     </w:p>
-    <w:bookmarkEnd w:id="150"/>
-    <w:bookmarkStart w:id="156" w:name="unterrichtsverlauf-8"/>
+    <w:bookmarkEnd w:id="161"/>
+    <w:bookmarkStart w:id="167" w:name="unterrichtsverlauf-8"/>
     <w:p>
       <w:pPr>
         <w:pStyle w:val="Heading1"/>
@@ -5417,7 +5459,7 @@
         <w:t xml:space="preserve">Unterrichtsverlauf</w:t>
       </w:r>
     </w:p>
-    <w:bookmarkStart w:id="151" w:name="phase-1"/>
+    <w:bookmarkStart w:id="162" w:name="phase-1"/>
     <w:p>
       <w:pPr>
         <w:pStyle w:val="Heading2"/>
@@ -5441,8 +5483,8 @@
         </w:pict>
       </w:r>
     </w:p>
-    <w:bookmarkEnd w:id="151"/>
-    <w:bookmarkStart w:id="152" w:name="phase-2"/>
+    <w:bookmarkEnd w:id="162"/>
+    <w:bookmarkStart w:id="163" w:name="phase-2"/>
     <w:p>
       <w:pPr>
         <w:pStyle w:val="Heading2"/>
@@ -5466,8 +5508,8 @@
         </w:pict>
       </w:r>
     </w:p>
-    <w:bookmarkEnd w:id="152"/>
-    <w:bookmarkStart w:id="153" w:name="phase-3"/>
+    <w:bookmarkEnd w:id="163"/>
+    <w:bookmarkStart w:id="164" w:name="phase-3"/>
     <w:p>
       <w:pPr>
         <w:pStyle w:val="Heading2"/>
@@ -5507,8 +5549,8 @@
         </w:pict>
       </w:r>
     </w:p>
-    <w:bookmarkEnd w:id="153"/>
-    <w:bookmarkStart w:id="154" w:name="phase-4"/>
+    <w:bookmarkEnd w:id="164"/>
+    <w:bookmarkStart w:id="165" w:name="phase-4"/>
     <w:p>
       <w:pPr>
         <w:pStyle w:val="Heading2"/>
@@ -5532,8 +5574,8 @@
         </w:pict>
       </w:r>
     </w:p>
-    <w:bookmarkEnd w:id="154"/>
-    <w:bookmarkStart w:id="155" w:name="phase-5"/>
+    <w:bookmarkEnd w:id="165"/>
+    <w:bookmarkStart w:id="166" w:name="phase-5"/>
     <w:p>
       <w:pPr>
         <w:pStyle w:val="Heading2"/>
@@ -5557,9 +5599,9 @@
         </w:pict>
       </w:r>
     </w:p>
-    <w:bookmarkEnd w:id="155"/>
-    <w:bookmarkEnd w:id="156"/>
-    <w:bookmarkStart w:id="157" w:name="rolle-der-lehrkraft"/>
+    <w:bookmarkEnd w:id="166"/>
+    <w:bookmarkEnd w:id="167"/>
+    <w:bookmarkStart w:id="168" w:name="rolle-der-lehrkraft"/>
     <w:p>
       <w:pPr>
         <w:pStyle w:val="Heading1"/>
@@ -5594,11 +5636,11 @@
     </w:p>
     <w:p>
       <w:pPr>
-        <w:pStyle w:val="Compact"/>
         <w:numPr>
           <w:ilvl w:val="0"/>
           <w:numId w:val="1035"/>
         </w:numPr>
+        <w:pStyle w:val="Compact"/>
       </w:pPr>
       <w:r>
         <w:t xml:space="preserve">Was passiert zuerst?</w:t>
@@ -5606,11 +5648,11 @@
     </w:p>
     <w:p>
       <w:pPr>
-        <w:pStyle w:val="Compact"/>
         <w:numPr>
           <w:ilvl w:val="0"/>
           <w:numId w:val="1035"/>
         </w:numPr>
+        <w:pStyle w:val="Compact"/>
       </w:pPr>
       <w:r>
         <w:t xml:space="preserve">Fehlt eine Information?</w:t>
@@ -5618,11 +5660,11 @@
     </w:p>
     <w:p>
       <w:pPr>
-        <w:pStyle w:val="Compact"/>
         <w:numPr>
           <w:ilvl w:val="0"/>
           <w:numId w:val="1035"/>
         </w:numPr>
+        <w:pStyle w:val="Compact"/>
       </w:pPr>
       <w:r>
         <w:t xml:space="preserve">Kann KAI diesen Schritt ausführen?</w:t>
@@ -5630,11 +5672,11 @@
     </w:p>
     <w:p>
       <w:pPr>
-        <w:pStyle w:val="Compact"/>
         <w:numPr>
           <w:ilvl w:val="0"/>
           <w:numId w:val="1035"/>
         </w:numPr>
+        <w:pStyle w:val="Compact"/>
       </w:pPr>
       <w:r>
         <w:t xml:space="preserve">Ist die Reihenfolge eindeutig?</w:t>
@@ -5647,8 +5689,8 @@
         </w:pict>
       </w:r>
     </w:p>
-    <w:bookmarkEnd w:id="157"/>
-    <w:bookmarkStart w:id="158" w:name="bewertung"/>
+    <w:bookmarkEnd w:id="168"/>
+    <w:bookmarkStart w:id="169" w:name="bewertung"/>
     <w:p>
       <w:pPr>
         <w:pStyle w:val="Heading1"/>
@@ -5667,11 +5709,11 @@
     </w:p>
     <w:p>
       <w:pPr>
-        <w:pStyle w:val="Compact"/>
         <w:numPr>
           <w:ilvl w:val="0"/>
           <w:numId w:val="1036"/>
         </w:numPr>
+        <w:pStyle w:val="Compact"/>
       </w:pPr>
       <w:r>
         <w:t xml:space="preserve">fachliche Richtigkeit</w:t>
@@ -5679,11 +5721,11 @@
     </w:p>
     <w:p>
       <w:pPr>
-        <w:pStyle w:val="Compact"/>
         <w:numPr>
           <w:ilvl w:val="0"/>
           <w:numId w:val="1036"/>
         </w:numPr>
+        <w:pStyle w:val="Compact"/>
       </w:pPr>
       <w:r>
         <w:t xml:space="preserve">Vollständigkeit</w:t>
@@ -5691,11 +5733,11 @@
     </w:p>
     <w:p>
       <w:pPr>
-        <w:pStyle w:val="Compact"/>
         <w:numPr>
           <w:ilvl w:val="0"/>
           <w:numId w:val="1036"/>
         </w:numPr>
+        <w:pStyle w:val="Compact"/>
       </w:pPr>
       <w:r>
         <w:t xml:space="preserve">Verständlichkeit</w:t>
@@ -5703,11 +5745,11 @@
     </w:p>
     <w:p>
       <w:pPr>
-        <w:pStyle w:val="Compact"/>
         <w:numPr>
           <w:ilvl w:val="0"/>
           <w:numId w:val="1036"/>
         </w:numPr>
+        <w:pStyle w:val="Compact"/>
       </w:pPr>
       <w:r>
         <w:t xml:space="preserve">Zusammenarbeit</w:t>
@@ -5715,11 +5757,11 @@
     </w:p>
     <w:p>
       <w:pPr>
-        <w:pStyle w:val="Compact"/>
         <w:numPr>
           <w:ilvl w:val="0"/>
           <w:numId w:val="1036"/>
         </w:numPr>
+        <w:pStyle w:val="Compact"/>
       </w:pPr>
       <w:r>
         <w:t xml:space="preserve">Präsentation</w:t>
@@ -5732,8 +5774,8 @@
         </w:pict>
       </w:r>
     </w:p>
-    <w:bookmarkEnd w:id="158"/>
-    <w:bookmarkStart w:id="159" w:name="typische-schwierigkeiten-8"/>
+    <w:bookmarkEnd w:id="169"/>
+    <w:bookmarkStart w:id="170" w:name="typische-schwierigkeiten-8"/>
     <w:p>
       <w:pPr>
         <w:pStyle w:val="Heading1"/>
@@ -5765,8 +5807,8 @@
         </w:pict>
       </w:r>
     </w:p>
-    <w:bookmarkEnd w:id="159"/>
-    <w:bookmarkStart w:id="160" w:name="kompetenzbezug-8"/>
+    <w:bookmarkEnd w:id="170"/>
+    <w:bookmarkStart w:id="171" w:name="kompetenzbezug-8"/>
     <w:p>
       <w:pPr>
         <w:pStyle w:val="Heading1"/>
@@ -5790,8 +5832,8 @@
         </w:pict>
       </w:r>
     </w:p>
-    <w:bookmarkEnd w:id="160"/>
-    <w:bookmarkStart w:id="161" w:name="erfahrung-aus-der-praxis-8"/>
+    <w:bookmarkEnd w:id="171"/>
+    <w:bookmarkStart w:id="172" w:name="erfahrung-aus-der-praxis-8"/>
     <w:p>
       <w:pPr>
         <w:pStyle w:val="Heading1"/>
@@ -5816,8 +5858,8 @@
         <w:t xml:space="preserve">Er macht deutlich, dass gute Algorithmen getestet werden müssen.</w:t>
       </w:r>
     </w:p>
-    <w:bookmarkEnd w:id="161"/>
-    <w:bookmarkStart w:id="166" w:name="lehrerband-11_reflexion"/>
+    <w:bookmarkEnd w:id="172"/>
+    <w:bookmarkStart w:id="177" w:name="lehrerband-11_reflexion"/>
     <w:p>
       <w:pPr>
         <w:pStyle w:val="Heading1"/>
@@ -5826,7 +5868,7 @@
         <w:t xml:space="preserve">Lehrerband – 11_Reflexion</w:t>
       </w:r>
     </w:p>
-    <w:bookmarkStart w:id="162" w:name="kapitel-9"/>
+    <w:bookmarkStart w:id="173" w:name="kapitel-9"/>
     <w:p>
       <w:pPr>
         <w:pStyle w:val="Heading2"/>
@@ -5843,8 +5885,8 @@
         <w:t xml:space="preserve">01_Lineare_Algorithmen</w:t>
       </w:r>
     </w:p>
-    <w:bookmarkEnd w:id="162"/>
-    <w:bookmarkStart w:id="163" w:name="unterrichtsphase-9"/>
+    <w:bookmarkEnd w:id="173"/>
+    <w:bookmarkStart w:id="174" w:name="unterrichtsphase-9"/>
     <w:p>
       <w:pPr>
         <w:pStyle w:val="Heading2"/>
@@ -5861,8 +5903,8 @@
         <w:t xml:space="preserve">Reflexion</w:t>
       </w:r>
     </w:p>
-    <w:bookmarkEnd w:id="163"/>
-    <w:bookmarkStart w:id="164" w:name="zeitbedarf-9"/>
+    <w:bookmarkEnd w:id="174"/>
+    <w:bookmarkStart w:id="175" w:name="zeitbedarf-9"/>
     <w:p>
       <w:pPr>
         <w:pStyle w:val="Heading2"/>
@@ -5879,8 +5921,8 @@
         <w:t xml:space="preserve">10–15 Minuten</w:t>
       </w:r>
     </w:p>
-    <w:bookmarkEnd w:id="164"/>
-    <w:bookmarkStart w:id="165" w:name="sozialform-9"/>
+    <w:bookmarkEnd w:id="175"/>
+    <w:bookmarkStart w:id="176" w:name="sozialform-9"/>
     <w:p>
       <w:pPr>
         <w:pStyle w:val="Heading2"/>
@@ -5904,9 +5946,9 @@
         </w:pict>
       </w:r>
     </w:p>
-    <w:bookmarkEnd w:id="165"/>
-    <w:bookmarkEnd w:id="166"/>
-    <w:bookmarkStart w:id="167" w:name="lernziele-9"/>
+    <w:bookmarkEnd w:id="176"/>
+    <w:bookmarkEnd w:id="177"/>
+    <w:bookmarkStart w:id="178" w:name="lernziele-9"/>
     <w:p>
       <w:pPr>
         <w:pStyle w:val="Heading1"/>
@@ -5925,11 +5967,11 @@
     </w:p>
     <w:p>
       <w:pPr>
-        <w:pStyle w:val="Compact"/>
         <w:numPr>
           <w:ilvl w:val="0"/>
           <w:numId w:val="1037"/>
         </w:numPr>
+        <w:pStyle w:val="Compact"/>
       </w:pPr>
       <w:r>
         <w:t xml:space="preserve">schätzen ihren Lernstand ein.</w:t>
@@ -5937,11 +5979,11 @@
     </w:p>
     <w:p>
       <w:pPr>
-        <w:pStyle w:val="Compact"/>
         <w:numPr>
           <w:ilvl w:val="0"/>
           <w:numId w:val="1037"/>
         </w:numPr>
+        <w:pStyle w:val="Compact"/>
       </w:pPr>
       <w:r>
         <w:t xml:space="preserve">reflektieren ihren Lernprozess.</w:t>
@@ -5949,11 +5991,11 @@
     </w:p>
     <w:p>
       <w:pPr>
-        <w:pStyle w:val="Compact"/>
         <w:numPr>
           <w:ilvl w:val="0"/>
           <w:numId w:val="1037"/>
         </w:numPr>
+        <w:pStyle w:val="Compact"/>
       </w:pPr>
       <w:r>
         <w:t xml:space="preserve">erkennen eigene Stärken und Unsicherheiten.</w:t>
@@ -5966,8 +6008,8 @@
         </w:pict>
       </w:r>
     </w:p>
-    <w:bookmarkEnd w:id="167"/>
-    <w:bookmarkStart w:id="168" w:name="unterrichtsverlauf-9"/>
+    <w:bookmarkEnd w:id="178"/>
+    <w:bookmarkStart w:id="179" w:name="unterrichtsverlauf-9"/>
     <w:p>
       <w:pPr>
         <w:pStyle w:val="Heading1"/>
@@ -6007,8 +6049,8 @@
         </w:pict>
       </w:r>
     </w:p>
-    <w:bookmarkEnd w:id="168"/>
-    <w:bookmarkStart w:id="169" w:name="hinweise"/>
+    <w:bookmarkEnd w:id="179"/>
+    <w:bookmarkStart w:id="180" w:name="hinweise"/>
     <w:p>
       <w:pPr>
         <w:pStyle w:val="Heading1"/>
@@ -6048,8 +6090,8 @@
         </w:pict>
       </w:r>
     </w:p>
-    <w:bookmarkEnd w:id="169"/>
-    <w:bookmarkStart w:id="170" w:name="erwartete-ergebnisse"/>
+    <w:bookmarkEnd w:id="180"/>
+    <w:bookmarkStart w:id="181" w:name="erwartete-ergebnisse"/>
     <w:p>
       <w:pPr>
         <w:pStyle w:val="Heading1"/>
@@ -6068,11 +6110,11 @@
     </w:p>
     <w:p>
       <w:pPr>
-        <w:pStyle w:val="Compact"/>
         <w:numPr>
           <w:ilvl w:val="0"/>
           <w:numId w:val="1038"/>
         </w:numPr>
+        <w:pStyle w:val="Compact"/>
       </w:pPr>
       <w:r>
         <w:t xml:space="preserve">was sie gelernt haben,</w:t>
@@ -6080,11 +6122,11 @@
     </w:p>
     <w:p>
       <w:pPr>
-        <w:pStyle w:val="Compact"/>
         <w:numPr>
           <w:ilvl w:val="0"/>
           <w:numId w:val="1038"/>
         </w:numPr>
+        <w:pStyle w:val="Compact"/>
       </w:pPr>
       <w:r>
         <w:t xml:space="preserve">was ihnen leicht gefallen ist,</w:t>
@@ -6092,11 +6134,11 @@
     </w:p>
     <w:p>
       <w:pPr>
-        <w:pStyle w:val="Compact"/>
         <w:numPr>
           <w:ilvl w:val="0"/>
           <w:numId w:val="1038"/>
         </w:numPr>
+        <w:pStyle w:val="Compact"/>
       </w:pPr>
       <w:r>
         <w:t xml:space="preserve">wobei sie noch Unterstützung benötigen.</w:t>
@@ -6109,8 +6151,8 @@
         </w:pict>
       </w:r>
     </w:p>
-    <w:bookmarkEnd w:id="170"/>
-    <w:bookmarkStart w:id="171" w:name="kompetenzbezug-9"/>
+    <w:bookmarkEnd w:id="181"/>
+    <w:bookmarkStart w:id="182" w:name="kompetenzbezug-9"/>
     <w:p>
       <w:pPr>
         <w:pStyle w:val="Heading1"/>
@@ -6134,8 +6176,8 @@
         </w:pict>
       </w:r>
     </w:p>
-    <w:bookmarkEnd w:id="171"/>
-    <w:bookmarkStart w:id="172" w:name="erfahrung-aus-der-praxis-9"/>
+    <w:bookmarkEnd w:id="182"/>
+    <w:bookmarkStart w:id="183" w:name="erfahrung-aus-der-praxis-9"/>
     <w:p>
       <w:pPr>
         <w:pStyle w:val="Heading1"/>
@@ -6152,8 +6194,8 @@
         <w:t xml:space="preserve">Eine ehrliche Selbsteinschätzung gelingt nur, wenn deutlich ist, dass sie keine Auswirkungen auf die Benotung hat.</w:t>
       </w:r>
     </w:p>
-    <w:bookmarkEnd w:id="172"/>
-    <w:bookmarkStart w:id="180" w:name="lehrerband-12-kompetenzcheck"/>
+    <w:bookmarkEnd w:id="183"/>
+    <w:bookmarkStart w:id="191" w:name="lehrerband-12-kompetenzcheck"/>
     <w:p>
       <w:pPr>
         <w:pStyle w:val="Heading1"/>
@@ -6162,7 +6204,7 @@
         <w:t xml:space="preserve">Lehrerband – 12 Kompetenzcheck</w:t>
       </w:r>
     </w:p>
-    <w:bookmarkStart w:id="173" w:name="kapitel-10"/>
+    <w:bookmarkStart w:id="184" w:name="kapitel-10"/>
     <w:p>
       <w:pPr>
         <w:pStyle w:val="Heading2"/>
@@ -6179,8 +6221,8 @@
         <w:t xml:space="preserve">Komplexaufgabe zur Algorithmierung – Grundlagen linearer Algorithmen</w:t>
       </w:r>
     </w:p>
-    <w:bookmarkEnd w:id="173"/>
-    <w:bookmarkStart w:id="174" w:name="unterrichtsphase-10"/>
+    <w:bookmarkEnd w:id="184"/>
+    <w:bookmarkStart w:id="185" w:name="unterrichtsphase-10"/>
     <w:p>
       <w:pPr>
         <w:pStyle w:val="Heading2"/>
@@ -6197,8 +6239,8 @@
         <w:t xml:space="preserve">Diagnose und Sicherung</w:t>
       </w:r>
     </w:p>
-    <w:bookmarkEnd w:id="174"/>
-    <w:bookmarkStart w:id="175" w:name="zeitbedarf-10"/>
+    <w:bookmarkEnd w:id="185"/>
+    <w:bookmarkStart w:id="186" w:name="zeitbedarf-10"/>
     <w:p>
       <w:pPr>
         <w:pStyle w:val="Heading2"/>
@@ -6215,8 +6257,8 @@
         <w:t xml:space="preserve">ca. 15–20 Minuten</w:t>
       </w:r>
     </w:p>
-    <w:bookmarkEnd w:id="175"/>
-    <w:bookmarkStart w:id="176" w:name="sozialform-10"/>
+    <w:bookmarkEnd w:id="186"/>
+    <w:bookmarkStart w:id="187" w:name="sozialform-10"/>
     <w:p>
       <w:pPr>
         <w:pStyle w:val="Heading2"/>
@@ -6240,8 +6282,8 @@
         </w:pict>
       </w:r>
     </w:p>
-    <w:bookmarkEnd w:id="176"/>
-    <w:bookmarkStart w:id="177" w:name="ziel"/>
+    <w:bookmarkEnd w:id="187"/>
+    <w:bookmarkStart w:id="188" w:name="ziel"/>
     <w:p>
       <w:pPr>
         <w:pStyle w:val="Heading2"/>
@@ -6270,8 +6312,8 @@
       </w:r>
       <w:r>
         <w:rPr>
+          <w:bCs/>
           <w:b/>
-          <w:bCs/>
         </w:rPr>
         <w:t xml:space="preserve">Diagnose</w:t>
       </w:r>
@@ -6289,8 +6331,8 @@
         </w:pict>
       </w:r>
     </w:p>
-    <w:bookmarkEnd w:id="177"/>
-    <w:bookmarkStart w:id="178" w:name="überprüfte-kompetenzen"/>
+    <w:bookmarkEnd w:id="188"/>
+    <w:bookmarkStart w:id="189" w:name="überprüfte-kompetenzen"/>
     <w:p>
       <w:pPr>
         <w:pStyle w:val="Heading2"/>
@@ -6309,11 +6351,11 @@
     </w:p>
     <w:p>
       <w:pPr>
-        <w:pStyle w:val="Compact"/>
         <w:numPr>
           <w:ilvl w:val="0"/>
           <w:numId w:val="1039"/>
         </w:numPr>
+        <w:pStyle w:val="Compact"/>
       </w:pPr>
       <w:r>
         <w:t xml:space="preserve">Algorithmen erkennen,</w:t>
@@ -6321,11 +6363,11 @@
     </w:p>
     <w:p>
       <w:pPr>
-        <w:pStyle w:val="Compact"/>
         <w:numPr>
           <w:ilvl w:val="0"/>
           <w:numId w:val="1039"/>
         </w:numPr>
+        <w:pStyle w:val="Compact"/>
       </w:pPr>
       <w:r>
         <w:t xml:space="preserve">Eigenschaften guter Algorithmen anwenden,</w:t>
@@ -6333,11 +6375,11 @@
     </w:p>
     <w:p>
       <w:pPr>
-        <w:pStyle w:val="Compact"/>
         <w:numPr>
           <w:ilvl w:val="0"/>
           <w:numId w:val="1039"/>
         </w:numPr>
+        <w:pStyle w:val="Compact"/>
       </w:pPr>
       <w:r>
         <w:t xml:space="preserve">Fehler und Unklarheiten identifizieren,</w:t>
@@ -6345,11 +6387,11 @@
     </w:p>
     <w:p>
       <w:pPr>
-        <w:pStyle w:val="Compact"/>
         <w:numPr>
           <w:ilvl w:val="0"/>
           <w:numId w:val="1039"/>
         </w:numPr>
+        <w:pStyle w:val="Compact"/>
       </w:pPr>
       <w:r>
         <w:t xml:space="preserve">einen einfachen linearen Algorithmus entwickeln,</w:t>
@@ -6357,11 +6399,11 @@
     </w:p>
     <w:p>
       <w:pPr>
-        <w:pStyle w:val="Compact"/>
         <w:numPr>
           <w:ilvl w:val="0"/>
           <w:numId w:val="1039"/>
         </w:numPr>
+        <w:pStyle w:val="Compact"/>
       </w:pPr>
       <w:r>
         <w:t xml:space="preserve">Algorithmus und Programmiersprache unterscheiden,</w:t>
@@ -6369,11 +6411,11 @@
     </w:p>
     <w:p>
       <w:pPr>
-        <w:pStyle w:val="Compact"/>
         <w:numPr>
           <w:ilvl w:val="0"/>
           <w:numId w:val="1039"/>
         </w:numPr>
+        <w:pStyle w:val="Compact"/>
       </w:pPr>
       <w:r>
         <w:t xml:space="preserve">eigene Lösungen begründen.</w:t>
@@ -6386,8 +6428,8 @@
         </w:pict>
       </w:r>
     </w:p>
-    <w:bookmarkEnd w:id="178"/>
-    <w:bookmarkStart w:id="179" w:name="durchführung"/>
+    <w:bookmarkEnd w:id="189"/>
+    <w:bookmarkStart w:id="190" w:name="durchführung"/>
     <w:p>
       <w:pPr>
         <w:pStyle w:val="Heading2"/>
@@ -6451,9 +6493,9 @@
         </w:pict>
       </w:r>
     </w:p>
-    <w:bookmarkEnd w:id="179"/>
-    <w:bookmarkEnd w:id="180"/>
-    <w:bookmarkStart w:id="189" w:name="lösungen"/>
+    <w:bookmarkEnd w:id="190"/>
+    <w:bookmarkEnd w:id="191"/>
+    <w:bookmarkStart w:id="200" w:name="lösungen"/>
     <w:p>
       <w:pPr>
         <w:pStyle w:val="Heading1"/>
@@ -6462,7 +6504,7 @@
         <w:t xml:space="preserve">Lösungen</w:t>
       </w:r>
     </w:p>
-    <w:bookmarkStart w:id="183" w:name="aufgabe-1-algorithmus-erkennen"/>
+    <w:bookmarkStart w:id="194" w:name="aufgabe-1-algorithmus-erkennen"/>
     <w:p>
       <w:pPr>
         <w:pStyle w:val="Heading2"/>
@@ -6471,7 +6513,7 @@
         <w:t xml:space="preserve">Aufgabe 1 – Algorithmus erkennen</w:t>
       </w:r>
     </w:p>
-    <w:bookmarkStart w:id="181" w:name="a"/>
+    <w:bookmarkStart w:id="192" w:name="a"/>
     <w:p>
       <w:pPr>
         <w:pStyle w:val="Heading3"/>
@@ -6486,8 +6528,8 @@
       </w:pPr>
       <w:r>
         <w:rPr>
+          <w:bCs/>
           <w:b/>
-          <w:bCs/>
         </w:rPr>
         <w:t xml:space="preserve">Algorithmus</w:t>
       </w:r>
@@ -6508,8 +6550,8 @@
         <w:t xml:space="preserve">Je nach Strenge kann diskutiert werden, ob zusätzliche Voraussetzungen fehlen. Diese Diskussion ist ausdrücklich erwünscht.</w:t>
       </w:r>
     </w:p>
-    <w:bookmarkEnd w:id="181"/>
-    <w:bookmarkStart w:id="182" w:name="b"/>
+    <w:bookmarkEnd w:id="192"/>
+    <w:bookmarkStart w:id="193" w:name="b"/>
     <w:p>
       <w:pPr>
         <w:pStyle w:val="Heading3"/>
@@ -6524,8 +6566,8 @@
       </w:pPr>
       <w:r>
         <w:rPr>
+          <w:bCs/>
           <w:b/>
-          <w:bCs/>
         </w:rPr>
         <w:t xml:space="preserve">Kein geeigneter Algorithmus</w:t>
       </w:r>
@@ -6548,11 +6590,11 @@
     </w:p>
     <w:p>
       <w:pPr>
-        <w:pStyle w:val="Compact"/>
         <w:numPr>
           <w:ilvl w:val="0"/>
           <w:numId w:val="1040"/>
         </w:numPr>
+        <w:pStyle w:val="Compact"/>
       </w:pPr>
       <w:r>
         <w:t xml:space="preserve">„Sei aufmerksam.“</w:t>
@@ -6560,11 +6602,11 @@
     </w:p>
     <w:p>
       <w:pPr>
-        <w:pStyle w:val="Compact"/>
         <w:numPr>
           <w:ilvl w:val="0"/>
           <w:numId w:val="1040"/>
         </w:numPr>
+        <w:pStyle w:val="Compact"/>
       </w:pPr>
       <w:r>
         <w:t xml:space="preserve">„Arbeite ordentlich.“</w:t>
@@ -6572,11 +6614,11 @@
     </w:p>
     <w:p>
       <w:pPr>
-        <w:pStyle w:val="Compact"/>
         <w:numPr>
           <w:ilvl w:val="0"/>
           <w:numId w:val="1040"/>
         </w:numPr>
+        <w:pStyle w:val="Compact"/>
       </w:pPr>
       <w:r>
         <w:t xml:space="preserve">„Gib dein Bestes.“</w:t>
@@ -6597,9 +6639,9 @@
         </w:pict>
       </w:r>
     </w:p>
-    <w:bookmarkEnd w:id="182"/>
-    <w:bookmarkEnd w:id="183"/>
-    <w:bookmarkStart w:id="184" w:name="aufgabe-2-fehler-finden"/>
+    <w:bookmarkEnd w:id="193"/>
+    <w:bookmarkEnd w:id="194"/>
+    <w:bookmarkStart w:id="195" w:name="aufgabe-2-fehler-finden"/>
     <w:p>
       <w:pPr>
         <w:pStyle w:val="Heading2"/>
@@ -6618,11 +6660,11 @@
     </w:p>
     <w:p>
       <w:pPr>
-        <w:pStyle w:val="Compact"/>
         <w:numPr>
           <w:ilvl w:val="0"/>
           <w:numId w:val="1041"/>
         </w:numPr>
+        <w:pStyle w:val="Compact"/>
       </w:pPr>
       <w:r>
         <w:t xml:space="preserve">Die Reihenfolge ist falsch.</w:t>
@@ -6630,11 +6672,11 @@
     </w:p>
     <w:p>
       <w:pPr>
-        <w:pStyle w:val="Compact"/>
         <w:numPr>
           <w:ilvl w:val="0"/>
           <w:numId w:val="1041"/>
         </w:numPr>
+        <w:pStyle w:val="Compact"/>
       </w:pPr>
       <w:r>
         <w:t xml:space="preserve">Vor dem Umrühren befinden sich noch keine Zutaten im Becher.</w:t>
@@ -6642,11 +6684,11 @@
     </w:p>
     <w:p>
       <w:pPr>
-        <w:pStyle w:val="Compact"/>
         <w:numPr>
           <w:ilvl w:val="0"/>
           <w:numId w:val="1041"/>
         </w:numPr>
+        <w:pStyle w:val="Compact"/>
       </w:pPr>
       <w:r>
         <w:t xml:space="preserve">Ein benötigtes Gefäß wird zu spät genannt.</w:t>
@@ -6654,11 +6696,11 @@
     </w:p>
     <w:p>
       <w:pPr>
-        <w:pStyle w:val="Compact"/>
         <w:numPr>
           <w:ilvl w:val="0"/>
           <w:numId w:val="1041"/>
         </w:numPr>
+        <w:pStyle w:val="Compact"/>
       </w:pPr>
       <w:r>
         <w:t xml:space="preserve">Mengen können fehlen oder ungenau sein.</w:t>
@@ -6666,11 +6708,11 @@
     </w:p>
     <w:p>
       <w:pPr>
-        <w:pStyle w:val="Compact"/>
         <w:numPr>
           <w:ilvl w:val="0"/>
           <w:numId w:val="1041"/>
         </w:numPr>
+        <w:pStyle w:val="Compact"/>
       </w:pPr>
       <w:r>
         <w:t xml:space="preserve">Temperatur oder Art der Milch können unklar sein.</w:t>
@@ -6678,11 +6720,11 @@
     </w:p>
     <w:p>
       <w:pPr>
-        <w:pStyle w:val="Compact"/>
         <w:numPr>
           <w:ilvl w:val="0"/>
           <w:numId w:val="1041"/>
         </w:numPr>
+        <w:pStyle w:val="Compact"/>
       </w:pPr>
       <w:r>
         <w:t xml:space="preserve">Das verwendete Werkzeug zum Umrühren kann fehlen.</w:t>
@@ -6708,8 +6750,8 @@
       </w:r>
       <w:r>
         <w:rPr>
+          <w:bCs/>
           <w:b/>
-          <w:bCs/>
         </w:rPr>
         <w:t xml:space="preserve">nachvollziehbar begründen</w:t>
       </w:r>
@@ -6724,8 +6766,8 @@
         </w:pict>
       </w:r>
     </w:p>
-    <w:bookmarkEnd w:id="184"/>
-    <w:bookmarkStart w:id="186" w:name="aufgabe-3-algorithmus-entwickeln"/>
+    <w:bookmarkEnd w:id="195"/>
+    <w:bookmarkStart w:id="197" w:name="aufgabe-3-algorithmus-entwickeln"/>
     <w:p>
       <w:pPr>
         <w:pStyle w:val="Heading2"/>
@@ -6752,11 +6794,11 @@
     </w:p>
     <w:p>
       <w:pPr>
-        <w:pStyle w:val="Compact"/>
         <w:numPr>
           <w:ilvl w:val="0"/>
           <w:numId w:val="1042"/>
         </w:numPr>
+        <w:pStyle w:val="Compact"/>
       </w:pPr>
       <w:r>
         <w:t xml:space="preserve">Nimm den adressierten und ausreichend frankierten Brief.</w:t>
@@ -6764,11 +6806,11 @@
     </w:p>
     <w:p>
       <w:pPr>
-        <w:pStyle w:val="Compact"/>
         <w:numPr>
           <w:ilvl w:val="0"/>
           <w:numId w:val="1042"/>
         </w:numPr>
+        <w:pStyle w:val="Compact"/>
       </w:pPr>
       <w:r>
         <w:t xml:space="preserve">Gehe zu einem Briefkasten.</w:t>
@@ -6776,11 +6818,11 @@
     </w:p>
     <w:p>
       <w:pPr>
-        <w:pStyle w:val="Compact"/>
         <w:numPr>
           <w:ilvl w:val="0"/>
           <w:numId w:val="1042"/>
         </w:numPr>
+        <w:pStyle w:val="Compact"/>
       </w:pPr>
       <w:r>
         <w:t xml:space="preserve">Suche den Einwurfschlitz.</w:t>
@@ -6788,11 +6830,11 @@
     </w:p>
     <w:p>
       <w:pPr>
-        <w:pStyle w:val="Compact"/>
         <w:numPr>
           <w:ilvl w:val="0"/>
           <w:numId w:val="1042"/>
         </w:numPr>
+        <w:pStyle w:val="Compact"/>
       </w:pPr>
       <w:r>
         <w:t xml:space="preserve">Stecke den Brief vollständig durch den Einwurfschlitz.</w:t>
@@ -6800,17 +6842,17 @@
     </w:p>
     <w:p>
       <w:pPr>
-        <w:pStyle w:val="Compact"/>
         <w:numPr>
           <w:ilvl w:val="0"/>
           <w:numId w:val="1042"/>
         </w:numPr>
+        <w:pStyle w:val="Compact"/>
       </w:pPr>
       <w:r>
         <w:t xml:space="preserve">Prüfe, dass der Brief nicht mehr herausragt.</w:t>
       </w:r>
     </w:p>
-    <w:bookmarkStart w:id="185" w:name="bewertung-1"/>
+    <w:bookmarkStart w:id="196" w:name="bewertung-1"/>
     <w:p>
       <w:pPr>
         <w:pStyle w:val="Heading3"/>
@@ -6829,11 +6871,11 @@
     </w:p>
     <w:p>
       <w:pPr>
-        <w:pStyle w:val="Compact"/>
         <w:numPr>
           <w:ilvl w:val="0"/>
           <w:numId w:val="1043"/>
         </w:numPr>
+        <w:pStyle w:val="Compact"/>
       </w:pPr>
       <w:r>
         <w:t xml:space="preserve">sinnvolle Reihenfolge,</w:t>
@@ -6841,11 +6883,11 @@
     </w:p>
     <w:p>
       <w:pPr>
-        <w:pStyle w:val="Compact"/>
         <w:numPr>
           <w:ilvl w:val="0"/>
           <w:numId w:val="1043"/>
         </w:numPr>
+        <w:pStyle w:val="Compact"/>
       </w:pPr>
       <w:r>
         <w:t xml:space="preserve">notwendige Voraussetzungen,</w:t>
@@ -6853,11 +6895,11 @@
     </w:p>
     <w:p>
       <w:pPr>
-        <w:pStyle w:val="Compact"/>
         <w:numPr>
           <w:ilvl w:val="0"/>
           <w:numId w:val="1043"/>
         </w:numPr>
+        <w:pStyle w:val="Compact"/>
       </w:pPr>
       <w:r>
         <w:t xml:space="preserve">eindeutige Schritte,</w:t>
@@ -6865,11 +6907,11 @@
     </w:p>
     <w:p>
       <w:pPr>
-        <w:pStyle w:val="Compact"/>
         <w:numPr>
           <w:ilvl w:val="0"/>
           <w:numId w:val="1043"/>
         </w:numPr>
+        <w:pStyle w:val="Compact"/>
       </w:pPr>
       <w:r>
         <w:t xml:space="preserve">tatsächliche Ausführbarkeit.</w:t>
@@ -6890,9 +6932,9 @@
         </w:pict>
       </w:r>
     </w:p>
-    <w:bookmarkEnd w:id="185"/>
-    <w:bookmarkEnd w:id="186"/>
-    <w:bookmarkStart w:id="187" w:name="aufgabe-4-scratch-und-python"/>
+    <w:bookmarkEnd w:id="196"/>
+    <w:bookmarkEnd w:id="197"/>
+    <w:bookmarkStart w:id="198" w:name="aufgabe-4-scratch-und-python"/>
     <w:p>
       <w:pPr>
         <w:pStyle w:val="Heading2"/>
@@ -6940,8 +6982,8 @@
         </w:pict>
       </w:r>
     </w:p>
-    <w:bookmarkEnd w:id="187"/>
-    <w:bookmarkStart w:id="188" w:name="selbsteinschätzung"/>
+    <w:bookmarkEnd w:id="198"/>
+    <w:bookmarkStart w:id="199" w:name="selbsteinschätzung"/>
     <w:p>
       <w:pPr>
         <w:pStyle w:val="Heading2"/>
@@ -6976,11 +7018,11 @@
     </w:p>
     <w:p>
       <w:pPr>
-        <w:pStyle w:val="Compact"/>
         <w:numPr>
           <w:ilvl w:val="0"/>
           <w:numId w:val="1044"/>
         </w:numPr>
+        <w:pStyle w:val="Compact"/>
       </w:pPr>
       <w:r>
         <w:t xml:space="preserve">hohe Selbsteinschätzung bei deutlichen Problemen,</w:t>
@@ -6988,11 +7030,11 @@
     </w:p>
     <w:p>
       <w:pPr>
-        <w:pStyle w:val="Compact"/>
         <w:numPr>
           <w:ilvl w:val="0"/>
           <w:numId w:val="1044"/>
         </w:numPr>
+        <w:pStyle w:val="Compact"/>
       </w:pPr>
       <w:r>
         <w:t xml:space="preserve">niedrige Selbsteinschätzung trotz sicherer Bearbeitung.</w:t>
@@ -7013,9 +7055,9 @@
         </w:pict>
       </w:r>
     </w:p>
-    <w:bookmarkEnd w:id="188"/>
-    <w:bookmarkEnd w:id="189"/>
-    <w:bookmarkStart w:id="190" w:name="bewertungsmöglichkeit"/>
+    <w:bookmarkEnd w:id="199"/>
+    <w:bookmarkEnd w:id="200"/>
+    <w:bookmarkStart w:id="201" w:name="bewertungsmöglichkeit"/>
     <w:p>
       <w:pPr>
         <w:pStyle w:val="Heading1"/>
@@ -7036,8 +7078,8 @@
       <w:tblPr>
         <w:tblStyle w:val="Table"/>
         <w:tblW w:type="pct" w:w="5000"/>
-        <w:tblLayout w:type="fixed"/>
         <w:tblLook w:firstRow="1" w:lastRow="0" w:firstColumn="0" w:lastColumn="0" w:noHBand="0" w:noVBand="0" w:val="0020"/>
+        <w:jc w:val="start"/>
       </w:tblPr>
       <w:tblGrid>
         <w:gridCol w:w="3960"/>
@@ -7045,13 +7087,14 @@
       </w:tblGrid>
       <w:tr>
         <w:trPr>
-          <w:tblHeader w:val="on"/>
+          <w:tblHeader w:val="true"/>
         </w:trPr>
         <w:tc>
           <w:tcPr/>
           <w:p>
             <w:pPr>
               <w:pStyle w:val="Compact"/>
+              <w:jc w:val="left"/>
             </w:pPr>
             <w:r>
               <w:t xml:space="preserve">Bereich</w:t>
@@ -7063,6 +7106,7 @@
           <w:p>
             <w:pPr>
               <w:pStyle w:val="Compact"/>
+              <w:jc w:val="left"/>
             </w:pPr>
             <w:r>
               <w:t xml:space="preserve">Beobachtung</w:t>
@@ -7076,6 +7120,7 @@
           <w:p>
             <w:pPr>
               <w:pStyle w:val="Compact"/>
+              <w:jc w:val="left"/>
             </w:pPr>
             <w:r>
               <w:t xml:space="preserve">sicher</w:t>
@@ -7087,6 +7132,7 @@
           <w:p>
             <w:pPr>
               <w:pStyle w:val="Compact"/>
+              <w:jc w:val="left"/>
             </w:pPr>
             <w:r>
               <w:t xml:space="preserve">fachlich korrekt und nachvollziehbar begründet</w:t>
@@ -7100,6 +7146,7 @@
           <w:p>
             <w:pPr>
               <w:pStyle w:val="Compact"/>
+              <w:jc w:val="left"/>
             </w:pPr>
             <w:r>
               <w:t xml:space="preserve">teilweise sicher</w:t>
@@ -7111,6 +7158,7 @@
           <w:p>
             <w:pPr>
               <w:pStyle w:val="Compact"/>
+              <w:jc w:val="left"/>
             </w:pPr>
             <w:r>
               <w:t xml:space="preserve">Grundidee richtig, einzelne Ungenauigkeiten</w:t>
@@ -7124,6 +7172,7 @@
           <w:p>
             <w:pPr>
               <w:pStyle w:val="Compact"/>
+              <w:jc w:val="left"/>
             </w:pPr>
             <w:r>
               <w:t xml:space="preserve">noch unsicher</w:t>
@@ -7135,6 +7184,7 @@
           <w:p>
             <w:pPr>
               <w:pStyle w:val="Compact"/>
+              <w:jc w:val="left"/>
             </w:pPr>
             <w:r>
               <w:t xml:space="preserve">zentrale Eigenschaften nicht erkannt oder nicht anwendbar</w:t>
@@ -7158,8 +7208,8 @@
         </w:pict>
       </w:r>
     </w:p>
-    <w:bookmarkEnd w:id="190"/>
-    <w:bookmarkStart w:id="194" w:name="typische-schwierigkeiten-9"/>
+    <w:bookmarkEnd w:id="201"/>
+    <w:bookmarkStart w:id="205" w:name="typische-schwierigkeiten-9"/>
     <w:p>
       <w:pPr>
         <w:pStyle w:val="Heading1"/>
@@ -7168,7 +7218,7 @@
         <w:t xml:space="preserve">Typische Schwierigkeiten</w:t>
       </w:r>
     </w:p>
-    <w:bookmarkStart w:id="191" w:name="X56ce285de757678ec15a111efa3fd443acf00f3"/>
+    <w:bookmarkStart w:id="202" w:name="X56ce285de757678ec15a111efa3fd443acf00f3"/>
     <w:p>
       <w:pPr>
         <w:pStyle w:val="Heading2"/>
@@ -7193,8 +7243,8 @@
         <w:t xml:space="preserve">„Kann derselbe Algorithmus mit unterschiedlichen Programmiersprachen umgesetzt werden?“</w:t>
       </w:r>
     </w:p>
-    <w:bookmarkEnd w:id="191"/>
-    <w:bookmarkStart w:id="192" w:name="X68bea524bc1e2bfc1380594d17e38d9e9a31b49"/>
+    <w:bookmarkEnd w:id="202"/>
+    <w:bookmarkStart w:id="203" w:name="X68bea524bc1e2bfc1380594d17e38d9e9a31b49"/>
     <w:p>
       <w:pPr>
         <w:pStyle w:val="Heading2"/>
@@ -7217,8 +7267,8 @@
       </w:pPr>
       <w:r>
         <w:rPr>
+          <w:bCs/>
           <w:b/>
-          <w:bCs/>
         </w:rPr>
         <w:t xml:space="preserve">Nicht eindeutig:</w:t>
       </w:r>
@@ -7237,8 +7287,8 @@
       </w:pPr>
       <w:r>
         <w:rPr>
+          <w:bCs/>
           <w:b/>
-          <w:bCs/>
         </w:rPr>
         <w:t xml:space="preserve">Nicht vollständig:</w:t>
       </w:r>
@@ -7259,8 +7309,8 @@
         <w:t xml:space="preserve">wenn vorher keine Zutaten bereitgestellt wurden.</w:t>
       </w:r>
     </w:p>
-    <w:bookmarkEnd w:id="192"/>
-    <w:bookmarkStart w:id="193" w:name="schüler-suchen-nur-syntaxfehler"/>
+    <w:bookmarkEnd w:id="203"/>
+    <w:bookmarkStart w:id="204" w:name="schüler-suchen-nur-syntaxfehler"/>
     <w:p>
       <w:pPr>
         <w:pStyle w:val="Heading2"/>
@@ -7292,9 +7342,9 @@
         </w:pict>
       </w:r>
     </w:p>
-    <w:bookmarkEnd w:id="193"/>
-    <w:bookmarkEnd w:id="194"/>
-    <w:bookmarkStart w:id="197" w:name="differenzierung-8"/>
+    <w:bookmarkEnd w:id="204"/>
+    <w:bookmarkEnd w:id="205"/>
+    <w:bookmarkStart w:id="208" w:name="differenzierung-8"/>
     <w:p>
       <w:pPr>
         <w:pStyle w:val="Heading1"/>
@@ -7303,7 +7353,7 @@
         <w:t xml:space="preserve">Differenzierung</w:t>
       </w:r>
     </w:p>
-    <w:bookmarkStart w:id="195" w:name="unterstützung-4"/>
+    <w:bookmarkStart w:id="206" w:name="unterstützung-4"/>
     <w:p>
       <w:pPr>
         <w:pStyle w:val="Heading2"/>
@@ -7314,11 +7364,11 @@
     </w:p>
     <w:p>
       <w:pPr>
-        <w:pStyle w:val="Compact"/>
         <w:numPr>
           <w:ilvl w:val="0"/>
           <w:numId w:val="1045"/>
         </w:numPr>
+        <w:pStyle w:val="Compact"/>
       </w:pPr>
       <w:r>
         <w:t xml:space="preserve">Eigenschaften eines Algorithmus als Wortkarten bereitstellen.</w:t>
@@ -7326,11 +7376,11 @@
     </w:p>
     <w:p>
       <w:pPr>
-        <w:pStyle w:val="Compact"/>
         <w:numPr>
           <w:ilvl w:val="0"/>
           <w:numId w:val="1045"/>
         </w:numPr>
+        <w:pStyle w:val="Compact"/>
       </w:pPr>
       <w:r>
         <w:t xml:space="preserve">Beispiele gemeinsam analysieren.</w:t>
@@ -7338,18 +7388,18 @@
     </w:p>
     <w:p>
       <w:pPr>
-        <w:pStyle w:val="Compact"/>
         <w:numPr>
           <w:ilvl w:val="0"/>
           <w:numId w:val="1045"/>
         </w:numPr>
+        <w:pStyle w:val="Compact"/>
       </w:pPr>
       <w:r>
         <w:t xml:space="preserve">KAI als Prüfperson verwenden.</w:t>
       </w:r>
     </w:p>
-    <w:bookmarkEnd w:id="195"/>
-    <w:bookmarkStart w:id="196" w:name="erweiterung-4"/>
+    <w:bookmarkEnd w:id="206"/>
+    <w:bookmarkStart w:id="207" w:name="erweiterung-4"/>
     <w:p>
       <w:pPr>
         <w:pStyle w:val="Heading2"/>
@@ -7368,11 +7418,11 @@
     </w:p>
     <w:p>
       <w:pPr>
-        <w:pStyle w:val="Compact"/>
         <w:numPr>
           <w:ilvl w:val="0"/>
           <w:numId w:val="1046"/>
         </w:numPr>
+        <w:pStyle w:val="Compact"/>
       </w:pPr>
       <w:r>
         <w:t xml:space="preserve">Verständlichkeit,</w:t>
@@ -7380,11 +7430,11 @@
     </w:p>
     <w:p>
       <w:pPr>
-        <w:pStyle w:val="Compact"/>
         <w:numPr>
           <w:ilvl w:val="0"/>
           <w:numId w:val="1046"/>
         </w:numPr>
+        <w:pStyle w:val="Compact"/>
       </w:pPr>
       <w:r>
         <w:t xml:space="preserve">Anzahl der Schritte,</w:t>
@@ -7392,11 +7442,11 @@
     </w:p>
     <w:p>
       <w:pPr>
-        <w:pStyle w:val="Compact"/>
         <w:numPr>
           <w:ilvl w:val="0"/>
           <w:numId w:val="1046"/>
         </w:numPr>
+        <w:pStyle w:val="Compact"/>
       </w:pPr>
       <w:r>
         <w:t xml:space="preserve">Erweiterbarkeit,</w:t>
@@ -7404,11 +7454,11 @@
     </w:p>
     <w:p>
       <w:pPr>
-        <w:pStyle w:val="Compact"/>
         <w:numPr>
           <w:ilvl w:val="0"/>
           <w:numId w:val="1046"/>
         </w:numPr>
+        <w:pStyle w:val="Compact"/>
       </w:pPr>
       <w:r>
         <w:t xml:space="preserve">Fehleranfälligkeit.</w:t>
@@ -7421,9 +7471,9 @@
         </w:pict>
       </w:r>
     </w:p>
-    <w:bookmarkEnd w:id="196"/>
-    <w:bookmarkEnd w:id="197"/>
-    <w:bookmarkStart w:id="198" w:name="anschluss-an-die-komplexaufgabe"/>
+    <w:bookmarkEnd w:id="207"/>
+    <w:bookmarkEnd w:id="208"/>
+    <w:bookmarkStart w:id="209" w:name="anschluss-an-die-komplexaufgabe"/>
     <w:p>
       <w:pPr>
         <w:pStyle w:val="Heading1"/>
@@ -7444,8 +7494,8 @@
       </w:r>
       <w:r>
         <w:rPr>
+          <w:bCs/>
           <w:b/>
-          <w:bCs/>
         </w:rPr>
         <w:t xml:space="preserve">gesamten Problemlöse- und Projektprozess</w:t>
       </w:r>
@@ -7466,11 +7516,11 @@
     </w:p>
     <w:p>
       <w:pPr>
-        <w:pStyle w:val="Compact"/>
         <w:numPr>
           <w:ilvl w:val="0"/>
           <w:numId w:val="1047"/>
         </w:numPr>
+        <w:pStyle w:val="Compact"/>
       </w:pPr>
       <w:r>
         <w:t xml:space="preserve">Problemanalyse,</w:t>
@@ -7478,11 +7528,11 @@
     </w:p>
     <w:p>
       <w:pPr>
-        <w:pStyle w:val="Compact"/>
         <w:numPr>
           <w:ilvl w:val="0"/>
           <w:numId w:val="1047"/>
         </w:numPr>
+        <w:pStyle w:val="Compact"/>
       </w:pPr>
       <w:r>
         <w:t xml:space="preserve">Lösungsentwurf,</w:t>
@@ -7490,11 +7540,11 @@
     </w:p>
     <w:p>
       <w:pPr>
-        <w:pStyle w:val="Compact"/>
         <w:numPr>
           <w:ilvl w:val="0"/>
           <w:numId w:val="1047"/>
         </w:numPr>
+        <w:pStyle w:val="Compact"/>
       </w:pPr>
       <w:r>
         <w:t xml:space="preserve">Umsetzung,</w:t>
@@ -7502,11 +7552,11 @@
     </w:p>
     <w:p>
       <w:pPr>
-        <w:pStyle w:val="Compact"/>
         <w:numPr>
           <w:ilvl w:val="0"/>
           <w:numId w:val="1047"/>
         </w:numPr>
+        <w:pStyle w:val="Compact"/>
       </w:pPr>
       <w:r>
         <w:t xml:space="preserve">Test,</w:t>
@@ -7514,11 +7564,11 @@
     </w:p>
     <w:p>
       <w:pPr>
-        <w:pStyle w:val="Compact"/>
         <w:numPr>
           <w:ilvl w:val="0"/>
           <w:numId w:val="1047"/>
         </w:numPr>
+        <w:pStyle w:val="Compact"/>
       </w:pPr>
       <w:r>
         <w:t xml:space="preserve">Dokumentation,</w:t>
@@ -7526,11 +7576,11 @@
     </w:p>
     <w:p>
       <w:pPr>
-        <w:pStyle w:val="Compact"/>
         <w:numPr>
           <w:ilvl w:val="0"/>
           <w:numId w:val="1047"/>
         </w:numPr>
+        <w:pStyle w:val="Compact"/>
       </w:pPr>
       <w:r>
         <w:t xml:space="preserve">Präsentation,</w:t>
@@ -7538,11 +7588,11 @@
     </w:p>
     <w:p>
       <w:pPr>
-        <w:pStyle w:val="Compact"/>
         <w:numPr>
           <w:ilvl w:val="0"/>
           <w:numId w:val="1047"/>
         </w:numPr>
+        <w:pStyle w:val="Compact"/>
       </w:pPr>
       <w:r>
         <w:t xml:space="preserve">Partner- oder Teamarbeit,</w:t>
@@ -7550,11 +7600,11 @@
     </w:p>
     <w:p>
       <w:pPr>
-        <w:pStyle w:val="Compact"/>
         <w:numPr>
           <w:ilvl w:val="0"/>
           <w:numId w:val="1047"/>
         </w:numPr>
+        <w:pStyle w:val="Compact"/>
       </w:pPr>
       <w:r>
         <w:t xml:space="preserve">Qualitätskreislauf.</w:t>
@@ -7572,8 +7622,8 @@
       </w:r>
       <w:r>
         <w:rPr>
+          <w:bCs/>
           <w:b/>
-          <w:bCs/>
         </w:rPr>
         <w:t xml:space="preserve">Werkzeug für das Projekt</w:t>
       </w:r>
@@ -7588,8 +7638,8 @@
         </w:pict>
       </w:r>
     </w:p>
-    <w:bookmarkEnd w:id="198"/>
-    <w:bookmarkStart w:id="199" w:name="erfahrung-aus-der-praxis-10"/>
+    <w:bookmarkEnd w:id="209"/>
+    <w:bookmarkStart w:id="210" w:name="erfahrung-aus-der-praxis-10"/>
     <w:p>
       <w:pPr>
         <w:pStyle w:val="Heading1"/>
@@ -7622,8 +7672,8 @@
         <w:t xml:space="preserve">Bei deutlichen Lücken bietet sich eine gezielte Wiederholung einzelner Übungen an, statt das gesamte Grundlagenkapitel erneut durchzuarbeiten.</w:t>
       </w:r>
     </w:p>
-    <w:bookmarkEnd w:id="199"/>
-    <w:bookmarkStart w:id="207" w:name="lehrerband-projektstart"/>
+    <w:bookmarkEnd w:id="210"/>
+    <w:bookmarkStart w:id="218" w:name="lehrerband-projektstart"/>
     <w:p>
       <w:pPr>
         <w:pStyle w:val="Heading1"/>
@@ -7632,7 +7682,7 @@
         <w:t xml:space="preserve">Lehrerband – Projektstart</w:t>
       </w:r>
     </w:p>
-    <w:bookmarkStart w:id="200" w:name="lehrplanbezug"/>
+    <w:bookmarkStart w:id="211" w:name="lehrplanbezug"/>
     <w:p>
       <w:pPr>
         <w:pStyle w:val="Heading2"/>
@@ -7649,8 +7699,8 @@
         <w:t xml:space="preserve">Der Lernbereich „Komplexaufgabe zur Algorithmierung“ umfasst 12 Unterrichtsstunden und fordert Partner- bzw. Teamarbeit, die Phasen der Projektarbeit sowie die Planung, Durchführung und den Abschluss eines Projekts unter Beachtung eines Qualitätskreislaufs. Als mögliche Kontexte nennt der Lehrplan unter anderem Computerspiele, Simulationen, Robotik und Grafik.</w:t>
       </w:r>
     </w:p>
-    <w:bookmarkEnd w:id="200"/>
-    <w:bookmarkStart w:id="201" w:name="ziel-1"/>
+    <w:bookmarkEnd w:id="211"/>
+    <w:bookmarkStart w:id="212" w:name="ziel-1"/>
     <w:p>
       <w:pPr>
         <w:pStyle w:val="Heading2"/>
@@ -7667,8 +7717,8 @@
         <w:t xml:space="preserve">Die Lernenden wechseln von der Wiederholung algorithmischer Grundlagen zur selbstständigen Projektarbeit.</w:t>
       </w:r>
     </w:p>
-    <w:bookmarkEnd w:id="201"/>
-    <w:bookmarkStart w:id="202" w:name="zeitbedarf-11"/>
+    <w:bookmarkEnd w:id="212"/>
+    <w:bookmarkStart w:id="213" w:name="zeitbedarf-11"/>
     <w:p>
       <w:pPr>
         <w:pStyle w:val="Heading2"/>
@@ -7685,8 +7735,8 @@
         <w:t xml:space="preserve">ca. 1 Unterrichtsstunde</w:t>
       </w:r>
     </w:p>
-    <w:bookmarkEnd w:id="202"/>
-    <w:bookmarkStart w:id="203" w:name="hinweise-1"/>
+    <w:bookmarkEnd w:id="213"/>
+    <w:bookmarkStart w:id="214" w:name="hinweise-1"/>
     <w:p>
       <w:pPr>
         <w:pStyle w:val="Heading2"/>
@@ -7713,11 +7763,11 @@
     </w:p>
     <w:p>
       <w:pPr>
-        <w:pStyle w:val="Compact"/>
         <w:numPr>
           <w:ilvl w:val="0"/>
           <w:numId w:val="1048"/>
         </w:numPr>
+        <w:pStyle w:val="Compact"/>
       </w:pPr>
       <w:r>
         <w:t xml:space="preserve">kleine Simulation,</w:t>
@@ -7725,11 +7775,11 @@
     </w:p>
     <w:p>
       <w:pPr>
-        <w:pStyle w:val="Compact"/>
         <w:numPr>
           <w:ilvl w:val="0"/>
           <w:numId w:val="1048"/>
         </w:numPr>
+        <w:pStyle w:val="Compact"/>
       </w:pPr>
       <w:r>
         <w:t xml:space="preserve">einfaches Spiel,</w:t>
@@ -7737,11 +7787,11 @@
     </w:p>
     <w:p>
       <w:pPr>
-        <w:pStyle w:val="Compact"/>
         <w:numPr>
           <w:ilvl w:val="0"/>
           <w:numId w:val="1048"/>
         </w:numPr>
+        <w:pStyle w:val="Compact"/>
       </w:pPr>
       <w:r>
         <w:t xml:space="preserve">grafische Anwendung,</w:t>
@@ -7749,11 +7799,11 @@
     </w:p>
     <w:p>
       <w:pPr>
-        <w:pStyle w:val="Compact"/>
         <w:numPr>
           <w:ilvl w:val="0"/>
           <w:numId w:val="1048"/>
         </w:numPr>
+        <w:pStyle w:val="Compact"/>
       </w:pPr>
       <w:r>
         <w:t xml:space="preserve">digitaler Helfer,</w:t>
@@ -7761,18 +7811,18 @@
     </w:p>
     <w:p>
       <w:pPr>
-        <w:pStyle w:val="Compact"/>
         <w:numPr>
           <w:ilvl w:val="0"/>
           <w:numId w:val="1048"/>
         </w:numPr>
+        <w:pStyle w:val="Compact"/>
       </w:pPr>
       <w:r>
         <w:t xml:space="preserve">einfache Robotik-Aufgabe.</w:t>
       </w:r>
     </w:p>
-    <w:bookmarkEnd w:id="203"/>
-    <w:bookmarkStart w:id="204" w:name="rolle-der-lehrkraft-1"/>
+    <w:bookmarkEnd w:id="214"/>
+    <w:bookmarkStart w:id="215" w:name="rolle-der-lehrkraft-1"/>
     <w:p>
       <w:pPr>
         <w:pStyle w:val="Heading2"/>
@@ -7799,11 +7849,11 @@
     </w:p>
     <w:p>
       <w:pPr>
-        <w:pStyle w:val="Compact"/>
         <w:numPr>
           <w:ilvl w:val="0"/>
           <w:numId w:val="1049"/>
         </w:numPr>
+        <w:pStyle w:val="Compact"/>
       </w:pPr>
       <w:r>
         <w:t xml:space="preserve">Was ist euer eigentliches Ziel?</w:t>
@@ -7811,11 +7861,11 @@
     </w:p>
     <w:p>
       <w:pPr>
-        <w:pStyle w:val="Compact"/>
         <w:numPr>
           <w:ilvl w:val="0"/>
           <w:numId w:val="1049"/>
         </w:numPr>
+        <w:pStyle w:val="Compact"/>
       </w:pPr>
       <w:r>
         <w:t xml:space="preserve">Was muss am Ende unbedingt funktionieren?</w:t>
@@ -7823,11 +7873,11 @@
     </w:p>
     <w:p>
       <w:pPr>
-        <w:pStyle w:val="Compact"/>
         <w:numPr>
           <w:ilvl w:val="0"/>
           <w:numId w:val="1049"/>
         </w:numPr>
+        <w:pStyle w:val="Compact"/>
       </w:pPr>
       <w:r>
         <w:t xml:space="preserve">Ist der Umfang in der verfügbaren Zeit realistisch?</w:t>
@@ -7835,18 +7885,18 @@
     </w:p>
     <w:p>
       <w:pPr>
-        <w:pStyle w:val="Compact"/>
         <w:numPr>
           <w:ilvl w:val="0"/>
           <w:numId w:val="1049"/>
         </w:numPr>
+        <w:pStyle w:val="Compact"/>
       </w:pPr>
       <w:r>
         <w:t xml:space="preserve">Welche Aufgabe könnt ihr als Erstes lösen?</w:t>
       </w:r>
     </w:p>
-    <w:bookmarkEnd w:id="204"/>
-    <w:bookmarkStart w:id="205" w:name="ergebnis-der-phase"/>
+    <w:bookmarkEnd w:id="215"/>
+    <w:bookmarkStart w:id="216" w:name="ergebnis-der-phase"/>
     <w:p>
       <w:pPr>
         <w:pStyle w:val="Heading2"/>
@@ -7865,11 +7915,11 @@
     </w:p>
     <w:p>
       <w:pPr>
-        <w:pStyle w:val="Compact"/>
         <w:numPr>
           <w:ilvl w:val="0"/>
           <w:numId w:val="1050"/>
         </w:numPr>
+        <w:pStyle w:val="Compact"/>
       </w:pPr>
       <w:r>
         <w:t xml:space="preserve">eine Problemidee,</w:t>
@@ -7877,11 +7927,11 @@
     </w:p>
     <w:p>
       <w:pPr>
-        <w:pStyle w:val="Compact"/>
         <w:numPr>
           <w:ilvl w:val="0"/>
           <w:numId w:val="1050"/>
         </w:numPr>
+        <w:pStyle w:val="Compact"/>
       </w:pPr>
       <w:r>
         <w:t xml:space="preserve">ein Projektziel,</w:t>
@@ -7889,11 +7939,11 @@
     </w:p>
     <w:p>
       <w:pPr>
-        <w:pStyle w:val="Compact"/>
         <w:numPr>
           <w:ilvl w:val="0"/>
           <w:numId w:val="1050"/>
         </w:numPr>
+        <w:pStyle w:val="Compact"/>
       </w:pPr>
       <w:r>
         <w:t xml:space="preserve">einen Projektumfang,</w:t>
@@ -7901,18 +7951,18 @@
     </w:p>
     <w:p>
       <w:pPr>
-        <w:pStyle w:val="Compact"/>
         <w:numPr>
           <w:ilvl w:val="0"/>
           <w:numId w:val="1050"/>
         </w:numPr>
+        <w:pStyle w:val="Compact"/>
       </w:pPr>
       <w:r>
         <w:t xml:space="preserve">eine erste Rollen- bzw. Aufgabenverteilung.</w:t>
       </w:r>
     </w:p>
-    <w:bookmarkEnd w:id="205"/>
-    <w:bookmarkStart w:id="206" w:name="abbruchkriterium"/>
+    <w:bookmarkEnd w:id="216"/>
+    <w:bookmarkStart w:id="217" w:name="abbruchkriterium"/>
     <w:p>
       <w:pPr>
         <w:pStyle w:val="Heading2"/>
@@ -7929,9 +7979,9 @@
         <w:t xml:space="preserve">Ist die Projektidee zu groß, muss sie vor der nächsten Phase verkleinert werden.</w:t>
       </w:r>
     </w:p>
-    <w:bookmarkEnd w:id="206"/>
-    <w:bookmarkEnd w:id="207"/>
-    <w:bookmarkStart w:id="216" w:name="lehrerband-problemanalyse"/>
+    <w:bookmarkEnd w:id="217"/>
+    <w:bookmarkEnd w:id="218"/>
+    <w:bookmarkStart w:id="227" w:name="lehrerband-problemanalyse"/>
     <w:p>
       <w:pPr>
         <w:pStyle w:val="Heading1"/>
@@ -7940,7 +7990,7 @@
         <w:t xml:space="preserve">Lehrerband – Problemanalyse</w:t>
       </w:r>
     </w:p>
-    <w:bookmarkStart w:id="208" w:name="ziel-2"/>
+    <w:bookmarkStart w:id="219" w:name="ziel-2"/>
     <w:p>
       <w:pPr>
         <w:pStyle w:val="Heading2"/>
@@ -7957,8 +8007,8 @@
         <w:t xml:space="preserve">Die Teams formulieren ein konkretes Problem und überprüfbare Anforderungen, bevor sie mit der Umsetzung beginnen.</w:t>
       </w:r>
     </w:p>
-    <w:bookmarkEnd w:id="208"/>
-    <w:bookmarkStart w:id="209" w:name="zeitbedarf-12"/>
+    <w:bookmarkEnd w:id="219"/>
+    <w:bookmarkStart w:id="220" w:name="zeitbedarf-12"/>
     <w:p>
       <w:pPr>
         <w:pStyle w:val="Heading2"/>
@@ -7975,8 +8025,8 @@
         <w:t xml:space="preserve">ca. 1 Unterrichtsstunde</w:t>
       </w:r>
     </w:p>
-    <w:bookmarkEnd w:id="209"/>
-    <w:bookmarkStart w:id="210" w:name="schwerpunkt"/>
+    <w:bookmarkEnd w:id="220"/>
+    <w:bookmarkStart w:id="221" w:name="schwerpunkt"/>
     <w:p>
       <w:pPr>
         <w:pStyle w:val="Heading2"/>
@@ -7993,8 +8043,8 @@
         <w:t xml:space="preserve">Diese Phase ist entscheidend. Viele spätere Schwierigkeiten entstehen nicht durch Programmierfehler, sondern durch unklare Anforderungen.</w:t>
       </w:r>
     </w:p>
-    <w:bookmarkEnd w:id="210"/>
-    <w:bookmarkStart w:id="211" w:name="muss--und-kann-anforderungen"/>
+    <w:bookmarkEnd w:id="221"/>
+    <w:bookmarkStart w:id="222" w:name="muss--und-kann-anforderungen"/>
     <w:p>
       <w:pPr>
         <w:pStyle w:val="Heading2"/>
@@ -8051,8 +8101,8 @@
         <w:t xml:space="preserve">„Nach dem Start kann die Spielfigur mit vier Tasten bewegt werden.“</w:t>
       </w:r>
     </w:p>
-    <w:bookmarkEnd w:id="211"/>
-    <w:bookmarkStart w:id="212" w:name="evas"/>
+    <w:bookmarkEnd w:id="222"/>
+    <w:bookmarkStart w:id="223" w:name="evas"/>
     <w:p>
       <w:pPr>
         <w:pStyle w:val="Heading2"/>
@@ -8069,8 +8119,8 @@
         <w:t xml:space="preserve">EVAS dient hier nur zur Aktivierung bekannten Vorwissens. Keine erneute vollständige Einführung.</w:t>
       </w:r>
     </w:p>
-    <w:bookmarkEnd w:id="212"/>
-    <w:bookmarkStart w:id="213" w:name="peer-review"/>
+    <w:bookmarkEnd w:id="223"/>
+    <w:bookmarkStart w:id="224" w:name="peer-review"/>
     <w:p>
       <w:pPr>
         <w:pStyle w:val="Heading2"/>
@@ -8087,8 +8137,8 @@
         <w:t xml:space="preserve">Der Austausch zwischen Teams ist sinnvoll, weil fremde Personen Unklarheiten häufig schneller erkennen.</w:t>
       </w:r>
     </w:p>
-    <w:bookmarkEnd w:id="213"/>
-    <w:bookmarkStart w:id="214" w:name="beobachtung"/>
+    <w:bookmarkEnd w:id="224"/>
+    <w:bookmarkStart w:id="225" w:name="beobachtung"/>
     <w:p>
       <w:pPr>
         <w:pStyle w:val="Heading2"/>
@@ -8107,11 +8157,11 @@
     </w:p>
     <w:p>
       <w:pPr>
-        <w:pStyle w:val="Compact"/>
         <w:numPr>
           <w:ilvl w:val="0"/>
           <w:numId w:val="1051"/>
         </w:numPr>
+        <w:pStyle w:val="Compact"/>
       </w:pPr>
       <w:r>
         <w:t xml:space="preserve">zu große Projektumfänge,</w:t>
@@ -8119,11 +8169,11 @@
     </w:p>
     <w:p>
       <w:pPr>
-        <w:pStyle w:val="Compact"/>
         <w:numPr>
           <w:ilvl w:val="0"/>
           <w:numId w:val="1051"/>
         </w:numPr>
+        <w:pStyle w:val="Compact"/>
       </w:pPr>
       <w:r>
         <w:t xml:space="preserve">nicht überprüfbare Anforderungen,</w:t>
@@ -8131,11 +8181,11 @@
     </w:p>
     <w:p>
       <w:pPr>
-        <w:pStyle w:val="Compact"/>
         <w:numPr>
           <w:ilvl w:val="0"/>
           <w:numId w:val="1051"/>
         </w:numPr>
+        <w:pStyle w:val="Compact"/>
       </w:pPr>
       <w:r>
         <w:t xml:space="preserve">fehlende Zielgruppe,</w:t>
@@ -8143,18 +8193,18 @@
     </w:p>
     <w:p>
       <w:pPr>
-        <w:pStyle w:val="Compact"/>
         <w:numPr>
           <w:ilvl w:val="0"/>
           <w:numId w:val="1051"/>
         </w:numPr>
+        <w:pStyle w:val="Compact"/>
       </w:pPr>
       <w:r>
         <w:t xml:space="preserve">bereits vorweggenommene technische Lösungen.</w:t>
       </w:r>
     </w:p>
-    <w:bookmarkEnd w:id="214"/>
-    <w:bookmarkStart w:id="215" w:name="ergebnis-der-phase-1"/>
+    <w:bookmarkEnd w:id="225"/>
+    <w:bookmarkStart w:id="226" w:name="ergebnis-der-phase-1"/>
     <w:p>
       <w:pPr>
         <w:pStyle w:val="Heading2"/>
@@ -8165,11 +8215,11 @@
     </w:p>
     <w:p>
       <w:pPr>
-        <w:pStyle w:val="Compact"/>
         <w:numPr>
           <w:ilvl w:val="0"/>
           <w:numId w:val="1052"/>
         </w:numPr>
+        <w:pStyle w:val="Compact"/>
       </w:pPr>
       <w:r>
         <w:t xml:space="preserve">eindeutige Problemformulierung,</w:t>
@@ -8177,11 +8227,11 @@
     </w:p>
     <w:p>
       <w:pPr>
-        <w:pStyle w:val="Compact"/>
         <w:numPr>
           <w:ilvl w:val="0"/>
           <w:numId w:val="1052"/>
         </w:numPr>
+        <w:pStyle w:val="Compact"/>
       </w:pPr>
       <w:r>
         <w:t xml:space="preserve">Projektziel,</w:t>
@@ -8189,11 +8239,11 @@
     </w:p>
     <w:p>
       <w:pPr>
-        <w:pStyle w:val="Compact"/>
         <w:numPr>
           <w:ilvl w:val="0"/>
           <w:numId w:val="1052"/>
         </w:numPr>
+        <w:pStyle w:val="Compact"/>
       </w:pPr>
       <w:r>
         <w:t xml:space="preserve">Muss-Anforderungen,</w:t>
@@ -8201,11 +8251,11 @@
     </w:p>
     <w:p>
       <w:pPr>
-        <w:pStyle w:val="Compact"/>
         <w:numPr>
           <w:ilvl w:val="0"/>
           <w:numId w:val="1052"/>
         </w:numPr>
+        <w:pStyle w:val="Compact"/>
       </w:pPr>
       <w:r>
         <w:t xml:space="preserve">Kann-Anforderungen,</w:t>
@@ -8213,19 +8263,19 @@
     </w:p>
     <w:p>
       <w:pPr>
-        <w:pStyle w:val="Compact"/>
         <w:numPr>
           <w:ilvl w:val="0"/>
           <w:numId w:val="1052"/>
         </w:numPr>
+        <w:pStyle w:val="Compact"/>
       </w:pPr>
       <w:r>
         <w:t xml:space="preserve">begrenzter Projektumfang.</w:t>
       </w:r>
     </w:p>
-    <w:bookmarkEnd w:id="215"/>
-    <w:bookmarkEnd w:id="216"/>
-    <w:bookmarkStart w:id="224" w:name="lehrerband-lösungsentwurf-und-planung"/>
+    <w:bookmarkEnd w:id="226"/>
+    <w:bookmarkEnd w:id="227"/>
+    <w:bookmarkStart w:id="235" w:name="lehrerband-lösungsentwurf-und-planung"/>
     <w:p>
       <w:pPr>
         <w:pStyle w:val="Heading1"/>
@@ -8234,7 +8284,7 @@
         <w:t xml:space="preserve">Lehrerband – Lösungsentwurf und Planung</w:t>
       </w:r>
     </w:p>
-    <w:bookmarkStart w:id="217" w:name="ziel-3"/>
+    <w:bookmarkStart w:id="228" w:name="ziel-3"/>
     <w:p>
       <w:pPr>
         <w:pStyle w:val="Heading2"/>
@@ -8251,8 +8301,8 @@
         <w:t xml:space="preserve">Die Lernenden entwickeln verschiedene Lösungsideen, wählen begründet einen Ansatz und zerlegen die Arbeit in überschaubare Teilaufgaben.</w:t>
       </w:r>
     </w:p>
-    <w:bookmarkEnd w:id="217"/>
-    <w:bookmarkStart w:id="218" w:name="zeitbedarf-13"/>
+    <w:bookmarkEnd w:id="228"/>
+    <w:bookmarkStart w:id="229" w:name="zeitbedarf-13"/>
     <w:p>
       <w:pPr>
         <w:pStyle w:val="Heading2"/>
@@ -8269,8 +8319,8 @@
         <w:t xml:space="preserve">ca. 1 Unterrichtsstunde</w:t>
       </w:r>
     </w:p>
-    <w:bookmarkEnd w:id="218"/>
-    <w:bookmarkStart w:id="219" w:name="didaktischer-schwerpunkt"/>
+    <w:bookmarkEnd w:id="229"/>
+    <w:bookmarkStart w:id="230" w:name="didaktischer-schwerpunkt"/>
     <w:p>
       <w:pPr>
         <w:pStyle w:val="Heading2"/>
@@ -8319,8 +8369,8 @@
         <w:t xml:space="preserve">„Wie soll unsere Lösung grundsätzlich funktionieren?“</w:t>
       </w:r>
     </w:p>
-    <w:bookmarkEnd w:id="219"/>
-    <w:bookmarkStart w:id="220" w:name="mehrere-lösungswege"/>
+    <w:bookmarkEnd w:id="230"/>
+    <w:bookmarkStart w:id="231" w:name="mehrere-lösungswege"/>
     <w:p>
       <w:pPr>
         <w:pStyle w:val="Heading2"/>
@@ -8337,8 +8387,8 @@
         <w:t xml:space="preserve">Fordern Sie nach Möglichkeit mindestens zwei Ideen ein. Das zwingt die Teams, Entscheidungen zu treffen, statt die erste Idee ungeprüft umzusetzen.</w:t>
       </w:r>
     </w:p>
-    <w:bookmarkEnd w:id="220"/>
-    <w:bookmarkStart w:id="221" w:name="inkrementelles-vorgehen"/>
+    <w:bookmarkEnd w:id="231"/>
+    <w:bookmarkStart w:id="232" w:name="inkrementelles-vorgehen"/>
     <w:p>
       <w:pPr>
         <w:pStyle w:val="Heading2"/>
@@ -8373,11 +8423,11 @@
     </w:p>
     <w:p>
       <w:pPr>
-        <w:pStyle w:val="Compact"/>
         <w:numPr>
           <w:ilvl w:val="0"/>
           <w:numId w:val="1053"/>
         </w:numPr>
+        <w:pStyle w:val="Compact"/>
       </w:pPr>
       <w:r>
         <w:t xml:space="preserve">Figur sichtbar,</w:t>
@@ -8385,11 +8435,11 @@
     </w:p>
     <w:p>
       <w:pPr>
-        <w:pStyle w:val="Compact"/>
         <w:numPr>
           <w:ilvl w:val="0"/>
           <w:numId w:val="1053"/>
         </w:numPr>
+        <w:pStyle w:val="Compact"/>
       </w:pPr>
       <w:r>
         <w:t xml:space="preserve">Bewegung funktioniert.</w:t>
@@ -8405,11 +8455,11 @@
     </w:p>
     <w:p>
       <w:pPr>
-        <w:pStyle w:val="Compact"/>
         <w:numPr>
           <w:ilvl w:val="0"/>
           <w:numId w:val="1054"/>
         </w:numPr>
+        <w:pStyle w:val="Compact"/>
       </w:pPr>
       <w:r>
         <w:t xml:space="preserve">Punktestand,</w:t>
@@ -8417,11 +8467,11 @@
     </w:p>
     <w:p>
       <w:pPr>
-        <w:pStyle w:val="Compact"/>
         <w:numPr>
           <w:ilvl w:val="0"/>
           <w:numId w:val="1054"/>
         </w:numPr>
+        <w:pStyle w:val="Compact"/>
       </w:pPr>
       <w:r>
         <w:t xml:space="preserve">Gegner,</w:t>
@@ -8429,11 +8479,11 @@
     </w:p>
     <w:p>
       <w:pPr>
-        <w:pStyle w:val="Compact"/>
         <w:numPr>
           <w:ilvl w:val="0"/>
           <w:numId w:val="1054"/>
         </w:numPr>
+        <w:pStyle w:val="Compact"/>
       </w:pPr>
       <w:r>
         <w:t xml:space="preserve">Sound,</w:t>
@@ -8441,18 +8491,18 @@
     </w:p>
     <w:p>
       <w:pPr>
-        <w:pStyle w:val="Compact"/>
         <w:numPr>
           <w:ilvl w:val="0"/>
           <w:numId w:val="1054"/>
         </w:numPr>
+        <w:pStyle w:val="Compact"/>
       </w:pPr>
       <w:r>
         <w:t xml:space="preserve">mehrere Level.</w:t>
       </w:r>
     </w:p>
-    <w:bookmarkEnd w:id="221"/>
-    <w:bookmarkStart w:id="222" w:name="unterstützende-lehrerfragen"/>
+    <w:bookmarkEnd w:id="232"/>
+    <w:bookmarkStart w:id="233" w:name="unterstützende-lehrerfragen"/>
     <w:p>
       <w:pPr>
         <w:pStyle w:val="Heading2"/>
@@ -8463,11 +8513,11 @@
     </w:p>
     <w:p>
       <w:pPr>
-        <w:pStyle w:val="Compact"/>
         <w:numPr>
           <w:ilvl w:val="0"/>
           <w:numId w:val="1055"/>
         </w:numPr>
+        <w:pStyle w:val="Compact"/>
       </w:pPr>
       <w:r>
         <w:t xml:space="preserve">Was ist die kleinste funktionierende Version?</w:t>
@@ -8475,11 +8525,11 @@
     </w:p>
     <w:p>
       <w:pPr>
-        <w:pStyle w:val="Compact"/>
         <w:numPr>
           <w:ilvl w:val="0"/>
           <w:numId w:val="1055"/>
         </w:numPr>
+        <w:pStyle w:val="Compact"/>
       </w:pPr>
       <w:r>
         <w:t xml:space="preserve">Welche Funktion benötigt ihr wirklich zuerst?</w:t>
@@ -8487,11 +8537,11 @@
     </w:p>
     <w:p>
       <w:pPr>
-        <w:pStyle w:val="Compact"/>
         <w:numPr>
           <w:ilvl w:val="0"/>
           <w:numId w:val="1055"/>
         </w:numPr>
+        <w:pStyle w:val="Compact"/>
       </w:pPr>
       <w:r>
         <w:t xml:space="preserve">Welche Teilaufgaben hängen voneinander ab?</w:t>
@@ -8499,18 +8549,18 @@
     </w:p>
     <w:p>
       <w:pPr>
-        <w:pStyle w:val="Compact"/>
         <w:numPr>
           <w:ilvl w:val="0"/>
           <w:numId w:val="1055"/>
         </w:numPr>
+        <w:pStyle w:val="Compact"/>
       </w:pPr>
       <w:r>
         <w:t xml:space="preserve">Könnt ihr diese Erweiterung auch später ergänzen?</w:t>
       </w:r>
     </w:p>
-    <w:bookmarkEnd w:id="222"/>
-    <w:bookmarkStart w:id="223" w:name="ergebnis-der-phase-2"/>
+    <w:bookmarkEnd w:id="233"/>
+    <w:bookmarkStart w:id="234" w:name="ergebnis-der-phase-2"/>
     <w:p>
       <w:pPr>
         <w:pStyle w:val="Heading2"/>
@@ -8521,11 +8571,11 @@
     </w:p>
     <w:p>
       <w:pPr>
-        <w:pStyle w:val="Compact"/>
         <w:numPr>
           <w:ilvl w:val="0"/>
           <w:numId w:val="1056"/>
         </w:numPr>
+        <w:pStyle w:val="Compact"/>
       </w:pPr>
       <w:r>
         <w:t xml:space="preserve">gewählter Lösungsansatz,</w:t>
@@ -8533,11 +8583,11 @@
     </w:p>
     <w:p>
       <w:pPr>
-        <w:pStyle w:val="Compact"/>
         <w:numPr>
           <w:ilvl w:val="0"/>
           <w:numId w:val="1056"/>
         </w:numPr>
+        <w:pStyle w:val="Compact"/>
       </w:pPr>
       <w:r>
         <w:t xml:space="preserve">Algorithmus/Ablaufentwurf,</w:t>
@@ -8545,11 +8595,11 @@
     </w:p>
     <w:p>
       <w:pPr>
-        <w:pStyle w:val="Compact"/>
         <w:numPr>
           <w:ilvl w:val="0"/>
           <w:numId w:val="1056"/>
         </w:numPr>
+        <w:pStyle w:val="Compact"/>
       </w:pPr>
       <w:r>
         <w:t xml:space="preserve">Werkzeugwahl,</w:t>
@@ -8557,11 +8607,11 @@
     </w:p>
     <w:p>
       <w:pPr>
-        <w:pStyle w:val="Compact"/>
         <w:numPr>
           <w:ilvl w:val="0"/>
           <w:numId w:val="1056"/>
         </w:numPr>
+        <w:pStyle w:val="Compact"/>
       </w:pPr>
       <w:r>
         <w:t xml:space="preserve">Teilaufgaben,</w:t>
@@ -8569,19 +8619,19 @@
     </w:p>
     <w:p>
       <w:pPr>
-        <w:pStyle w:val="Compact"/>
         <w:numPr>
           <w:ilvl w:val="0"/>
           <w:numId w:val="1056"/>
         </w:numPr>
+        <w:pStyle w:val="Compact"/>
       </w:pPr>
       <w:r>
         <w:t xml:space="preserve">Definition einer ersten funktionsfähigen Version.</w:t>
       </w:r>
     </w:p>
-    <w:bookmarkEnd w:id="223"/>
-    <w:bookmarkEnd w:id="224"/>
-    <w:bookmarkStart w:id="232" w:name="lehrerband-umsetzung"/>
+    <w:bookmarkEnd w:id="234"/>
+    <w:bookmarkEnd w:id="235"/>
+    <w:bookmarkStart w:id="243" w:name="lehrerband-umsetzung"/>
     <w:p>
       <w:pPr>
         <w:pStyle w:val="Heading1"/>
@@ -8590,7 +8640,7 @@
         <w:t xml:space="preserve">Lehrerband – Umsetzung</w:t>
       </w:r>
     </w:p>
-    <w:bookmarkStart w:id="225" w:name="ziel-4"/>
+    <w:bookmarkStart w:id="236" w:name="ziel-4"/>
     <w:p>
       <w:pPr>
         <w:pStyle w:val="Heading2"/>
@@ -8607,8 +8657,8 @@
         <w:t xml:space="preserve">Die Teams setzen ihren Entwurf schrittweise um und dokumentieren relevante Änderungen.</w:t>
       </w:r>
     </w:p>
-    <w:bookmarkEnd w:id="225"/>
-    <w:bookmarkStart w:id="226" w:name="zeitbedarf-14"/>
+    <w:bookmarkEnd w:id="236"/>
+    <w:bookmarkStart w:id="237" w:name="zeitbedarf-14"/>
     <w:p>
       <w:pPr>
         <w:pStyle w:val="Heading2"/>
@@ -8633,8 +8683,8 @@
         <w:t xml:space="preserve">Der tatsächliche Umfang hängt stark von Projektart und Lerngruppe ab.</w:t>
       </w:r>
     </w:p>
-    <w:bookmarkEnd w:id="226"/>
-    <w:bookmarkStart w:id="227" w:name="arbeitsprinzip"/>
+    <w:bookmarkEnd w:id="237"/>
+    <w:bookmarkStart w:id="238" w:name="arbeitsprinzip"/>
     <w:p>
       <w:pPr>
         <w:pStyle w:val="Heading2"/>
@@ -8681,8 +8731,8 @@
         <w:t xml:space="preserve">lange programmieren → am Ende erstmals starten</w:t>
       </w:r>
     </w:p>
-    <w:bookmarkEnd w:id="227"/>
-    <w:bookmarkStart w:id="228" w:name="rolle-der-lehrkraft-2"/>
+    <w:bookmarkEnd w:id="238"/>
+    <w:bookmarkStart w:id="239" w:name="rolle-der-lehrkraft-2"/>
     <w:p>
       <w:pPr>
         <w:pStyle w:val="Heading2"/>
@@ -8709,11 +8759,11 @@
     </w:p>
     <w:p>
       <w:pPr>
-        <w:pStyle w:val="Compact"/>
         <w:numPr>
           <w:ilvl w:val="0"/>
           <w:numId w:val="1057"/>
         </w:numPr>
+        <w:pStyle w:val="Compact"/>
       </w:pPr>
       <w:r>
         <w:t xml:space="preserve">Was sollte passieren?</w:t>
@@ -8721,11 +8771,11 @@
     </w:p>
     <w:p>
       <w:pPr>
-        <w:pStyle w:val="Compact"/>
         <w:numPr>
           <w:ilvl w:val="0"/>
           <w:numId w:val="1057"/>
         </w:numPr>
+        <w:pStyle w:val="Compact"/>
       </w:pPr>
       <w:r>
         <w:t xml:space="preserve">Was passiert stattdessen?</w:t>
@@ -8733,11 +8783,11 @@
     </w:p>
     <w:p>
       <w:pPr>
-        <w:pStyle w:val="Compact"/>
         <w:numPr>
           <w:ilvl w:val="0"/>
           <w:numId w:val="1057"/>
         </w:numPr>
+        <w:pStyle w:val="Compact"/>
       </w:pPr>
       <w:r>
         <w:t xml:space="preserve">Welche letzte Änderung wurde vorgenommen?</w:t>
@@ -8745,11 +8795,11 @@
     </w:p>
     <w:p>
       <w:pPr>
-        <w:pStyle w:val="Compact"/>
         <w:numPr>
           <w:ilvl w:val="0"/>
           <w:numId w:val="1057"/>
         </w:numPr>
+        <w:pStyle w:val="Compact"/>
       </w:pPr>
       <w:r>
         <w:t xml:space="preserve">Kann das Problem auf einen kleineren Teil reduziert werden?</w:t>
@@ -8757,18 +8807,18 @@
     </w:p>
     <w:p>
       <w:pPr>
-        <w:pStyle w:val="Compact"/>
         <w:numPr>
           <w:ilvl w:val="0"/>
           <w:numId w:val="1057"/>
         </w:numPr>
+        <w:pStyle w:val="Compact"/>
       </w:pPr>
       <w:r>
         <w:t xml:space="preserve">Welche Information benötigt die betreffende Anweisung?</w:t>
       </w:r>
     </w:p>
-    <w:bookmarkEnd w:id="228"/>
-    <w:bookmarkStart w:id="229" w:name="unterstützungsgrenze"/>
+    <w:bookmarkEnd w:id="239"/>
+    <w:bookmarkStart w:id="240" w:name="unterstützungsgrenze"/>
     <w:p>
       <w:pPr>
         <w:pStyle w:val="Heading2"/>
@@ -8793,8 +8843,8 @@
         <w:t xml:space="preserve">Die eigentliche Problemlösung sollte jedoch beim Team bleiben.</w:t>
       </w:r>
     </w:p>
-    <w:bookmarkEnd w:id="229"/>
-    <w:bookmarkStart w:id="230" w:name="entwicklungsprotokoll"/>
+    <w:bookmarkEnd w:id="240"/>
+    <w:bookmarkStart w:id="241" w:name="entwicklungsprotokoll"/>
     <w:p>
       <w:pPr>
         <w:pStyle w:val="Heading2"/>
@@ -8813,11 +8863,11 @@
     </w:p>
     <w:p>
       <w:pPr>
-        <w:pStyle w:val="Compact"/>
         <w:numPr>
           <w:ilvl w:val="0"/>
           <w:numId w:val="1058"/>
         </w:numPr>
+        <w:pStyle w:val="Compact"/>
       </w:pPr>
       <w:r>
         <w:t xml:space="preserve">wichtige Funktionsstände,</w:t>
@@ -8825,11 +8875,11 @@
     </w:p>
     <w:p>
       <w:pPr>
-        <w:pStyle w:val="Compact"/>
         <w:numPr>
           <w:ilvl w:val="0"/>
           <w:numId w:val="1058"/>
         </w:numPr>
+        <w:pStyle w:val="Compact"/>
       </w:pPr>
       <w:r>
         <w:t xml:space="preserve">relevante Fehler,</w:t>
@@ -8837,11 +8887,11 @@
     </w:p>
     <w:p>
       <w:pPr>
-        <w:pStyle w:val="Compact"/>
         <w:numPr>
           <w:ilvl w:val="0"/>
           <w:numId w:val="1058"/>
         </w:numPr>
+        <w:pStyle w:val="Compact"/>
       </w:pPr>
       <w:r>
         <w:t xml:space="preserve">Entscheidungen,</w:t>
@@ -8849,18 +8899,18 @@
     </w:p>
     <w:p>
       <w:pPr>
-        <w:pStyle w:val="Compact"/>
         <w:numPr>
           <w:ilvl w:val="0"/>
           <w:numId w:val="1058"/>
         </w:numPr>
+        <w:pStyle w:val="Compact"/>
       </w:pPr>
       <w:r>
         <w:t xml:space="preserve">größere Änderungen.</w:t>
       </w:r>
     </w:p>
-    <w:bookmarkEnd w:id="230"/>
-    <w:bookmarkStart w:id="231" w:name="ergebnis-der-phase-3"/>
+    <w:bookmarkEnd w:id="241"/>
+    <w:bookmarkStart w:id="242" w:name="ergebnis-der-phase-3"/>
     <w:p>
       <w:pPr>
         <w:pStyle w:val="Heading2"/>
@@ -8877,9 +8927,9 @@
         <w:t xml:space="preserve">Eine grundsätzlich funktionsfähige Projektversion, die mindestens einen wesentlichen Teil der Muss-Anforderungen erfüllt.</w:t>
       </w:r>
     </w:p>
-    <w:bookmarkEnd w:id="231"/>
-    <w:bookmarkEnd w:id="232"/>
-    <w:bookmarkStart w:id="240" w:name="lehrerband-testen-und-verbessern"/>
+    <w:bookmarkEnd w:id="242"/>
+    <w:bookmarkEnd w:id="243"/>
+    <w:bookmarkStart w:id="251" w:name="lehrerband-testen-und-verbessern"/>
     <w:p>
       <w:pPr>
         <w:pStyle w:val="Heading1"/>
@@ -8888,7 +8938,7 @@
         <w:t xml:space="preserve">Lehrerband – Testen und Verbessern</w:t>
       </w:r>
     </w:p>
-    <w:bookmarkStart w:id="233" w:name="ziel-5"/>
+    <w:bookmarkStart w:id="244" w:name="ziel-5"/>
     <w:p>
       <w:pPr>
         <w:pStyle w:val="Heading2"/>
@@ -8905,8 +8955,8 @@
         <w:t xml:space="preserve">Die Lernenden prüfen ihre Lösung systematisch gegen die eigenen Anforderungen und durchlaufen bewusst den Qualitätskreislauf.</w:t>
       </w:r>
     </w:p>
-    <w:bookmarkEnd w:id="233"/>
-    <w:bookmarkStart w:id="234" w:name="zeitbedarf-15"/>
+    <w:bookmarkEnd w:id="244"/>
+    <w:bookmarkStart w:id="245" w:name="zeitbedarf-15"/>
     <w:p>
       <w:pPr>
         <w:pStyle w:val="Heading2"/>
@@ -8923,8 +8973,8 @@
         <w:t xml:space="preserve">ca. 2 Unterrichtsstunden</w:t>
       </w:r>
     </w:p>
-    <w:bookmarkEnd w:id="234"/>
-    <w:bookmarkStart w:id="235" w:name="testbegriff"/>
+    <w:bookmarkEnd w:id="245"/>
+    <w:bookmarkStart w:id="246" w:name="testbegriff"/>
     <w:p>
       <w:pPr>
         <w:pStyle w:val="Heading2"/>
@@ -8951,11 +9001,11 @@
     </w:p>
     <w:p>
       <w:pPr>
-        <w:pStyle w:val="Compact"/>
         <w:numPr>
           <w:ilvl w:val="0"/>
           <w:numId w:val="1059"/>
         </w:numPr>
+        <w:pStyle w:val="Compact"/>
       </w:pPr>
       <w:r>
         <w:t xml:space="preserve">definierte Ausgangslage,</w:t>
@@ -8963,11 +9013,11 @@
     </w:p>
     <w:p>
       <w:pPr>
-        <w:pStyle w:val="Compact"/>
         <w:numPr>
           <w:ilvl w:val="0"/>
           <w:numId w:val="1059"/>
         </w:numPr>
+        <w:pStyle w:val="Compact"/>
       </w:pPr>
       <w:r>
         <w:t xml:space="preserve">Eingabe/Aktion,</w:t>
@@ -8975,11 +9025,11 @@
     </w:p>
     <w:p>
       <w:pPr>
-        <w:pStyle w:val="Compact"/>
         <w:numPr>
           <w:ilvl w:val="0"/>
           <w:numId w:val="1059"/>
         </w:numPr>
+        <w:pStyle w:val="Compact"/>
       </w:pPr>
       <w:r>
         <w:t xml:space="preserve">erwartetes Ergebnis,</w:t>
@@ -8987,18 +9037,18 @@
     </w:p>
     <w:p>
       <w:pPr>
-        <w:pStyle w:val="Compact"/>
         <w:numPr>
           <w:ilvl w:val="0"/>
           <w:numId w:val="1059"/>
         </w:numPr>
+        <w:pStyle w:val="Compact"/>
       </w:pPr>
       <w:r>
         <w:t xml:space="preserve">tatsächliches Ergebnis.</w:t>
       </w:r>
     </w:p>
-    <w:bookmarkEnd w:id="235"/>
-    <w:bookmarkStart w:id="236" w:name="fremdtest"/>
+    <w:bookmarkEnd w:id="246"/>
+    <w:bookmarkStart w:id="247" w:name="fremdtest"/>
     <w:p>
       <w:pPr>
         <w:pStyle w:val="Heading2"/>
@@ -9017,11 +9067,11 @@
     </w:p>
     <w:p>
       <w:pPr>
-        <w:pStyle w:val="Compact"/>
         <w:numPr>
           <w:ilvl w:val="0"/>
           <w:numId w:val="1060"/>
         </w:numPr>
+        <w:pStyle w:val="Compact"/>
       </w:pPr>
       <w:r>
         <w:t xml:space="preserve">Bedienbarkeit,</w:t>
@@ -9029,11 +9079,11 @@
     </w:p>
     <w:p>
       <w:pPr>
-        <w:pStyle w:val="Compact"/>
         <w:numPr>
           <w:ilvl w:val="0"/>
           <w:numId w:val="1060"/>
         </w:numPr>
+        <w:pStyle w:val="Compact"/>
       </w:pPr>
       <w:r>
         <w:t xml:space="preserve">unklaren Eingaben,</w:t>
@@ -9041,11 +9091,11 @@
     </w:p>
     <w:p>
       <w:pPr>
-        <w:pStyle w:val="Compact"/>
         <w:numPr>
           <w:ilvl w:val="0"/>
           <w:numId w:val="1060"/>
         </w:numPr>
+        <w:pStyle w:val="Compact"/>
       </w:pPr>
       <w:r>
         <w:t xml:space="preserve">unerwarteten Programmzuständen.</w:t>
@@ -9059,8 +9109,8 @@
         <w:t xml:space="preserve">Die entwickelnde Gruppe sollte während des ersten Fremdtests möglichst wenig erklären.</w:t>
       </w:r>
     </w:p>
-    <w:bookmarkEnd w:id="236"/>
-    <w:bookmarkStart w:id="237" w:name="priorisierung"/>
+    <w:bookmarkEnd w:id="247"/>
+    <w:bookmarkStart w:id="248" w:name="priorisierung"/>
     <w:p>
       <w:pPr>
         <w:pStyle w:val="Heading2"/>
@@ -9087,11 +9137,11 @@
     </w:p>
     <w:p>
       <w:pPr>
-        <w:pStyle w:val="Compact"/>
         <w:numPr>
           <w:ilvl w:val="0"/>
           <w:numId w:val="1061"/>
         </w:numPr>
+        <w:pStyle w:val="Compact"/>
       </w:pPr>
       <w:r>
         <w:t xml:space="preserve">Kernfunktion,</w:t>
@@ -9099,11 +9149,11 @@
     </w:p>
     <w:p>
       <w:pPr>
-        <w:pStyle w:val="Compact"/>
         <w:numPr>
           <w:ilvl w:val="0"/>
           <w:numId w:val="1061"/>
         </w:numPr>
+        <w:pStyle w:val="Compact"/>
       </w:pPr>
       <w:r>
         <w:t xml:space="preserve">Muss-Anforderungen,</w:t>
@@ -9111,11 +9161,11 @@
     </w:p>
     <w:p>
       <w:pPr>
-        <w:pStyle w:val="Compact"/>
         <w:numPr>
           <w:ilvl w:val="0"/>
           <w:numId w:val="1061"/>
         </w:numPr>
+        <w:pStyle w:val="Compact"/>
       </w:pPr>
       <w:r>
         <w:t xml:space="preserve">Bedienbarkeit,</w:t>
@@ -9123,11 +9173,11 @@
     </w:p>
     <w:p>
       <w:pPr>
-        <w:pStyle w:val="Compact"/>
         <w:numPr>
           <w:ilvl w:val="0"/>
           <w:numId w:val="1061"/>
         </w:numPr>
+        <w:pStyle w:val="Compact"/>
       </w:pPr>
       <w:r>
         <w:t xml:space="preserve">Kann-Anforderungen,</w:t>
@@ -9135,18 +9185,18 @@
     </w:p>
     <w:p>
       <w:pPr>
-        <w:pStyle w:val="Compact"/>
         <w:numPr>
           <w:ilvl w:val="0"/>
           <w:numId w:val="1061"/>
         </w:numPr>
+        <w:pStyle w:val="Compact"/>
       </w:pPr>
       <w:r>
         <w:t xml:space="preserve">kosmetische Verbesserungen.</w:t>
       </w:r>
     </w:p>
-    <w:bookmarkEnd w:id="237"/>
-    <w:bookmarkStart w:id="238" w:name="lehrerfragen"/>
+    <w:bookmarkEnd w:id="248"/>
+    <w:bookmarkStart w:id="249" w:name="lehrerfragen"/>
     <w:p>
       <w:pPr>
         <w:pStyle w:val="Heading2"/>
@@ -9157,11 +9207,11 @@
     </w:p>
     <w:p>
       <w:pPr>
-        <w:pStyle w:val="Compact"/>
         <w:numPr>
           <w:ilvl w:val="0"/>
           <w:numId w:val="1062"/>
         </w:numPr>
+        <w:pStyle w:val="Compact"/>
       </w:pPr>
       <w:r>
         <w:t xml:space="preserve">Welche Anforderung prüft dieser Test?</w:t>
@@ -9169,11 +9219,11 @@
     </w:p>
     <w:p>
       <w:pPr>
-        <w:pStyle w:val="Compact"/>
         <w:numPr>
           <w:ilvl w:val="0"/>
           <w:numId w:val="1062"/>
         </w:numPr>
+        <w:pStyle w:val="Compact"/>
       </w:pPr>
       <w:r>
         <w:t xml:space="preserve">Was wäre ein ungünstiger Eingabefall?</w:t>
@@ -9181,11 +9231,11 @@
     </w:p>
     <w:p>
       <w:pPr>
-        <w:pStyle w:val="Compact"/>
         <w:numPr>
           <w:ilvl w:val="0"/>
           <w:numId w:val="1062"/>
         </w:numPr>
+        <w:pStyle w:val="Compact"/>
       </w:pPr>
       <w:r>
         <w:t xml:space="preserve">Ist der Fehler reproduzierbar?</w:t>
@@ -9193,18 +9243,18 @@
     </w:p>
     <w:p>
       <w:pPr>
-        <w:pStyle w:val="Compact"/>
         <w:numPr>
           <w:ilvl w:val="0"/>
           <w:numId w:val="1062"/>
         </w:numPr>
+        <w:pStyle w:val="Compact"/>
       </w:pPr>
       <w:r>
         <w:t xml:space="preserve">Welche Änderung behebt die Ursache und nicht nur das sichtbare Symptom?</w:t>
       </w:r>
     </w:p>
-    <w:bookmarkEnd w:id="238"/>
-    <w:bookmarkStart w:id="239" w:name="ergebnis-der-phase-4"/>
+    <w:bookmarkEnd w:id="249"/>
+    <w:bookmarkStart w:id="250" w:name="ergebnis-der-phase-4"/>
     <w:p>
       <w:pPr>
         <w:pStyle w:val="Heading2"/>
@@ -9215,11 +9265,11 @@
     </w:p>
     <w:p>
       <w:pPr>
-        <w:pStyle w:val="Compact"/>
         <w:numPr>
           <w:ilvl w:val="0"/>
           <w:numId w:val="1063"/>
         </w:numPr>
+        <w:pStyle w:val="Compact"/>
       </w:pPr>
       <w:r>
         <w:t xml:space="preserve">dokumentierte Tests,</w:t>
@@ -9227,11 +9277,11 @@
     </w:p>
     <w:p>
       <w:pPr>
-        <w:pStyle w:val="Compact"/>
         <w:numPr>
           <w:ilvl w:val="0"/>
           <w:numId w:val="1063"/>
         </w:numPr>
+        <w:pStyle w:val="Compact"/>
       </w:pPr>
       <w:r>
         <w:t xml:space="preserve">priorisierte Fehler,</w:t>
@@ -9239,11 +9289,11 @@
     </w:p>
     <w:p>
       <w:pPr>
-        <w:pStyle w:val="Compact"/>
         <w:numPr>
           <w:ilvl w:val="0"/>
           <w:numId w:val="1063"/>
         </w:numPr>
+        <w:pStyle w:val="Compact"/>
       </w:pPr>
       <w:r>
         <w:t xml:space="preserve">mindestens eine gezielte Überarbeitung,</w:t>
@@ -9251,19 +9301,19 @@
     </w:p>
     <w:p>
       <w:pPr>
-        <w:pStyle w:val="Compact"/>
         <w:numPr>
           <w:ilvl w:val="0"/>
           <w:numId w:val="1063"/>
         </w:numPr>
+        <w:pStyle w:val="Compact"/>
       </w:pPr>
       <w:r>
         <w:t xml:space="preserve">nachvollziehbare Verbesserung der Lösung.</w:t>
       </w:r>
     </w:p>
-    <w:bookmarkEnd w:id="239"/>
-    <w:bookmarkEnd w:id="240"/>
-    <w:bookmarkStart w:id="248" w:name="lehrerband-dokumentation"/>
+    <w:bookmarkEnd w:id="250"/>
+    <w:bookmarkEnd w:id="251"/>
+    <w:bookmarkStart w:id="259" w:name="lehrerband-dokumentation"/>
     <w:p>
       <w:pPr>
         <w:pStyle w:val="Heading1"/>
@@ -9272,7 +9322,7 @@
         <w:t xml:space="preserve">Lehrerband – Dokumentation</w:t>
       </w:r>
     </w:p>
-    <w:bookmarkStart w:id="241" w:name="ziel-6"/>
+    <w:bookmarkStart w:id="252" w:name="ziel-6"/>
     <w:p>
       <w:pPr>
         <w:pStyle w:val="Heading2"/>
@@ -9289,8 +9339,8 @@
         <w:t xml:space="preserve">Die Lernenden dokumentieren Problem, Lösungsweg, Umsetzung, Tests und wichtige Entscheidungen nachvollziehbar.</w:t>
       </w:r>
     </w:p>
-    <w:bookmarkEnd w:id="241"/>
-    <w:bookmarkStart w:id="242" w:name="zeitbedarf-16"/>
+    <w:bookmarkEnd w:id="252"/>
+    <w:bookmarkStart w:id="253" w:name="zeitbedarf-16"/>
     <w:p>
       <w:pPr>
         <w:pStyle w:val="Heading2"/>
@@ -9307,8 +9357,8 @@
         <w:t xml:space="preserve">ca. 1 Unterrichtsstunde plus kontinuierliche Notizen während des Projekts</w:t>
       </w:r>
     </w:p>
-    <w:bookmarkEnd w:id="242"/>
-    <w:bookmarkStart w:id="243" w:name="wichtig"/>
+    <w:bookmarkEnd w:id="253"/>
+    <w:bookmarkStart w:id="254" w:name="wichtig"/>
     <w:p>
       <w:pPr>
         <w:pStyle w:val="Heading2"/>
@@ -9333,8 +9383,8 @@
         <w:t xml:space="preserve">Das Entwicklungsprotokoll aus der Umsetzungsphase liefert die Grundlage.</w:t>
       </w:r>
     </w:p>
-    <w:bookmarkEnd w:id="243"/>
-    <w:bookmarkStart w:id="244" w:name="mindestbestandteile"/>
+    <w:bookmarkEnd w:id="254"/>
+    <w:bookmarkStart w:id="255" w:name="mindestbestandteile"/>
     <w:p>
       <w:pPr>
         <w:pStyle w:val="Heading2"/>
@@ -9345,11 +9395,11 @@
     </w:p>
     <w:p>
       <w:pPr>
-        <w:pStyle w:val="Compact"/>
         <w:numPr>
           <w:ilvl w:val="0"/>
           <w:numId w:val="1064"/>
         </w:numPr>
+        <w:pStyle w:val="Compact"/>
       </w:pPr>
       <w:r>
         <w:t xml:space="preserve">Problem und Ziel,</w:t>
@@ -9357,11 +9407,11 @@
     </w:p>
     <w:p>
       <w:pPr>
-        <w:pStyle w:val="Compact"/>
         <w:numPr>
           <w:ilvl w:val="0"/>
           <w:numId w:val="1064"/>
         </w:numPr>
+        <w:pStyle w:val="Compact"/>
       </w:pPr>
       <w:r>
         <w:t xml:space="preserve">Anforderungen,</w:t>
@@ -9369,11 +9419,11 @@
     </w:p>
     <w:p>
       <w:pPr>
-        <w:pStyle w:val="Compact"/>
         <w:numPr>
           <w:ilvl w:val="0"/>
           <w:numId w:val="1064"/>
         </w:numPr>
+        <w:pStyle w:val="Compact"/>
       </w:pPr>
       <w:r>
         <w:t xml:space="preserve">Lösungsentwurf,</w:t>
@@ -9381,11 +9431,11 @@
     </w:p>
     <w:p>
       <w:pPr>
-        <w:pStyle w:val="Compact"/>
         <w:numPr>
           <w:ilvl w:val="0"/>
           <w:numId w:val="1064"/>
         </w:numPr>
+        <w:pStyle w:val="Compact"/>
       </w:pPr>
       <w:r>
         <w:t xml:space="preserve">eingesetzte Werkzeuge,</w:t>
@@ -9393,11 +9443,11 @@
     </w:p>
     <w:p>
       <w:pPr>
-        <w:pStyle w:val="Compact"/>
         <w:numPr>
           <w:ilvl w:val="0"/>
           <w:numId w:val="1064"/>
         </w:numPr>
+        <w:pStyle w:val="Compact"/>
       </w:pPr>
       <w:r>
         <w:t xml:space="preserve">wichtige Umsetzungsschritte,</w:t>
@@ -9405,11 +9455,11 @@
     </w:p>
     <w:p>
       <w:pPr>
-        <w:pStyle w:val="Compact"/>
         <w:numPr>
           <w:ilvl w:val="0"/>
           <w:numId w:val="1064"/>
         </w:numPr>
+        <w:pStyle w:val="Compact"/>
       </w:pPr>
       <w:r>
         <w:t xml:space="preserve">Tests,</w:t>
@@ -9417,11 +9467,11 @@
     </w:p>
     <w:p>
       <w:pPr>
-        <w:pStyle w:val="Compact"/>
         <w:numPr>
           <w:ilvl w:val="0"/>
           <w:numId w:val="1064"/>
         </w:numPr>
+        <w:pStyle w:val="Compact"/>
       </w:pPr>
       <w:r>
         <w:t xml:space="preserve">Verbesserungen,</w:t>
@@ -9429,11 +9479,11 @@
     </w:p>
     <w:p>
       <w:pPr>
-        <w:pStyle w:val="Compact"/>
         <w:numPr>
           <w:ilvl w:val="0"/>
           <w:numId w:val="1064"/>
         </w:numPr>
+        <w:pStyle w:val="Compact"/>
       </w:pPr>
       <w:r>
         <w:t xml:space="preserve">Ergebnis,</w:t>
@@ -9441,11 +9491,11 @@
     </w:p>
     <w:p>
       <w:pPr>
-        <w:pStyle w:val="Compact"/>
         <w:numPr>
           <w:ilvl w:val="0"/>
           <w:numId w:val="1064"/>
         </w:numPr>
+        <w:pStyle w:val="Compact"/>
       </w:pPr>
       <w:r>
         <w:t xml:space="preserve">Zusammenarbeit,</w:t>
@@ -9453,18 +9503,18 @@
     </w:p>
     <w:p>
       <w:pPr>
-        <w:pStyle w:val="Compact"/>
         <w:numPr>
           <w:ilvl w:val="0"/>
           <w:numId w:val="1064"/>
         </w:numPr>
+        <w:pStyle w:val="Compact"/>
       </w:pPr>
       <w:r>
         <w:t xml:space="preserve">Quellen bei fremden Materialien.</w:t>
       </w:r>
     </w:p>
-    <w:bookmarkEnd w:id="244"/>
-    <w:bookmarkStart w:id="245" w:name="bewertung-2"/>
+    <w:bookmarkEnd w:id="255"/>
+    <w:bookmarkStart w:id="256" w:name="bewertung-2"/>
     <w:p>
       <w:pPr>
         <w:pStyle w:val="Heading2"/>
@@ -9491,11 +9541,11 @@
     </w:p>
     <w:p>
       <w:pPr>
-        <w:pStyle w:val="Compact"/>
         <w:numPr>
           <w:ilvl w:val="0"/>
           <w:numId w:val="1065"/>
         </w:numPr>
+        <w:pStyle w:val="Compact"/>
       </w:pPr>
       <w:r>
         <w:t xml:space="preserve">Nachvollziehbarkeit,</w:t>
@@ -9503,11 +9553,11 @@
     </w:p>
     <w:p>
       <w:pPr>
-        <w:pStyle w:val="Compact"/>
         <w:numPr>
           <w:ilvl w:val="0"/>
           <w:numId w:val="1065"/>
         </w:numPr>
+        <w:pStyle w:val="Compact"/>
       </w:pPr>
       <w:r>
         <w:t xml:space="preserve">fachliche Richtigkeit,</w:t>
@@ -9515,11 +9565,11 @@
     </w:p>
     <w:p>
       <w:pPr>
-        <w:pStyle w:val="Compact"/>
         <w:numPr>
           <w:ilvl w:val="0"/>
           <w:numId w:val="1065"/>
         </w:numPr>
+        <w:pStyle w:val="Compact"/>
       </w:pPr>
       <w:r>
         <w:t xml:space="preserve">begründete Entscheidungen,</w:t>
@@ -9527,18 +9577,18 @@
     </w:p>
     <w:p>
       <w:pPr>
-        <w:pStyle w:val="Compact"/>
         <w:numPr>
           <w:ilvl w:val="0"/>
           <w:numId w:val="1065"/>
         </w:numPr>
+        <w:pStyle w:val="Compact"/>
       </w:pPr>
       <w:r>
         <w:t xml:space="preserve">Bezug zwischen Anforderungen und Ergebnis.</w:t>
       </w:r>
     </w:p>
-    <w:bookmarkEnd w:id="245"/>
-    <w:bookmarkStart w:id="246" w:name="typischer-fehler"/>
+    <w:bookmarkEnd w:id="256"/>
+    <w:bookmarkStart w:id="257" w:name="typischer-fehler"/>
     <w:p>
       <w:pPr>
         <w:pStyle w:val="Heading2"/>
@@ -9579,8 +9629,8 @@
         <w:t xml:space="preserve">„Die Bewegung wurde zunächst mit einzelnen Blöcken umgesetzt. Beim Test zeigte sich, dass … Deshalb änderten wir …“</w:t>
       </w:r>
     </w:p>
-    <w:bookmarkEnd w:id="246"/>
-    <w:bookmarkStart w:id="247" w:name="ergebnis-der-phase-5"/>
+    <w:bookmarkEnd w:id="257"/>
+    <w:bookmarkStart w:id="258" w:name="ergebnis-der-phase-5"/>
     <w:p>
       <w:pPr>
         <w:pStyle w:val="Heading2"/>
@@ -9597,9 +9647,9 @@
         <w:t xml:space="preserve">Eine fremde Person kann nachvollziehen, welches Problem bearbeitet wurde und wie die Lösung entstanden ist.</w:t>
       </w:r>
     </w:p>
-    <w:bookmarkEnd w:id="247"/>
-    <w:bookmarkEnd w:id="248"/>
-    <w:bookmarkStart w:id="257" w:name="lehrerband-präsentation-und-reflexion"/>
+    <w:bookmarkEnd w:id="258"/>
+    <w:bookmarkEnd w:id="259"/>
+    <w:bookmarkStart w:id="268" w:name="lehrerband-präsentation-und-reflexion"/>
     <w:p>
       <w:pPr>
         <w:pStyle w:val="Heading1"/>
@@ -9608,7 +9658,7 @@
         <w:t xml:space="preserve">Lehrerband – Präsentation und Reflexion</w:t>
       </w:r>
     </w:p>
-    <w:bookmarkStart w:id="249" w:name="ziel-7"/>
+    <w:bookmarkStart w:id="260" w:name="ziel-7"/>
     <w:p>
       <w:pPr>
         <w:pStyle w:val="Heading2"/>
@@ -9625,8 +9675,8 @@
         <w:t xml:space="preserve">Die Teams stellen ihr Projektergebnis vor und reflektieren Ergebnis, Entwicklungsprozess und Zusammenarbeit.</w:t>
       </w:r>
     </w:p>
-    <w:bookmarkEnd w:id="249"/>
-    <w:bookmarkStart w:id="250" w:name="zeitbedarf-17"/>
+    <w:bookmarkEnd w:id="260"/>
+    <w:bookmarkStart w:id="261" w:name="zeitbedarf-17"/>
     <w:p>
       <w:pPr>
         <w:pStyle w:val="Heading2"/>
@@ -9643,8 +9693,8 @@
         <w:t xml:space="preserve">ca. 2 Unterrichtsstunden, abhängig von Teamanzahl</w:t>
       </w:r>
     </w:p>
-    <w:bookmarkEnd w:id="250"/>
-    <w:bookmarkStart w:id="251" w:name="präsentation"/>
+    <w:bookmarkEnd w:id="261"/>
+    <w:bookmarkStart w:id="262" w:name="präsentation"/>
     <w:p>
       <w:pPr>
         <w:pStyle w:val="Heading2"/>
@@ -9671,11 +9721,11 @@
     </w:p>
     <w:p>
       <w:pPr>
-        <w:pStyle w:val="Compact"/>
         <w:numPr>
           <w:ilvl w:val="0"/>
           <w:numId w:val="1066"/>
         </w:numPr>
+        <w:pStyle w:val="Compact"/>
       </w:pPr>
       <w:r>
         <w:t xml:space="preserve">Problem,</w:t>
@@ -9683,11 +9733,11 @@
     </w:p>
     <w:p>
       <w:pPr>
-        <w:pStyle w:val="Compact"/>
         <w:numPr>
           <w:ilvl w:val="0"/>
           <w:numId w:val="1066"/>
         </w:numPr>
+        <w:pStyle w:val="Compact"/>
       </w:pPr>
       <w:r>
         <w:t xml:space="preserve">Anforderungen,</w:t>
@@ -9695,11 +9745,11 @@
     </w:p>
     <w:p>
       <w:pPr>
-        <w:pStyle w:val="Compact"/>
         <w:numPr>
           <w:ilvl w:val="0"/>
           <w:numId w:val="1066"/>
         </w:numPr>
+        <w:pStyle w:val="Compact"/>
       </w:pPr>
       <w:r>
         <w:t xml:space="preserve">Lösungsansatz,</w:t>
@@ -9707,11 +9757,11 @@
     </w:p>
     <w:p>
       <w:pPr>
-        <w:pStyle w:val="Compact"/>
         <w:numPr>
           <w:ilvl w:val="0"/>
           <w:numId w:val="1066"/>
         </w:numPr>
+        <w:pStyle w:val="Compact"/>
       </w:pPr>
       <w:r>
         <w:t xml:space="preserve">praktische Demonstration,</w:t>
@@ -9719,11 +9769,11 @@
     </w:p>
     <w:p>
       <w:pPr>
-        <w:pStyle w:val="Compact"/>
         <w:numPr>
           <w:ilvl w:val="0"/>
           <w:numId w:val="1066"/>
         </w:numPr>
+        <w:pStyle w:val="Compact"/>
       </w:pPr>
       <w:r>
         <w:t xml:space="preserve">Test und wichtige Verbesserung,</w:t>
@@ -9731,18 +9781,18 @@
     </w:p>
     <w:p>
       <w:pPr>
-        <w:pStyle w:val="Compact"/>
         <w:numPr>
           <w:ilvl w:val="0"/>
           <w:numId w:val="1066"/>
         </w:numPr>
+        <w:pStyle w:val="Compact"/>
       </w:pPr>
       <w:r>
         <w:t xml:space="preserve">Erkenntnisse.</w:t>
       </w:r>
     </w:p>
-    <w:bookmarkEnd w:id="251"/>
-    <w:bookmarkStart w:id="252" w:name="präsentationsdauer"/>
+    <w:bookmarkEnd w:id="262"/>
+    <w:bookmarkStart w:id="263" w:name="präsentationsdauer"/>
     <w:p>
       <w:pPr>
         <w:pStyle w:val="Heading2"/>
@@ -9759,8 +9809,8 @@
         <w:t xml:space="preserve">Für kleine Teams sind häufig 5–8 Minuten ausreichend.</w:t>
       </w:r>
     </w:p>
-    <w:bookmarkEnd w:id="252"/>
-    <w:bookmarkStart w:id="253" w:name="rückfragen"/>
+    <w:bookmarkEnd w:id="263"/>
+    <w:bookmarkStart w:id="264" w:name="rückfragen"/>
     <w:p>
       <w:pPr>
         <w:pStyle w:val="Heading2"/>
@@ -9779,11 +9829,11 @@
     </w:p>
     <w:p>
       <w:pPr>
-        <w:pStyle w:val="Compact"/>
         <w:numPr>
           <w:ilvl w:val="0"/>
           <w:numId w:val="1067"/>
         </w:numPr>
+        <w:pStyle w:val="Compact"/>
       </w:pPr>
       <w:r>
         <w:t xml:space="preserve">Welche Anforderung war am schwierigsten?</w:t>
@@ -9791,11 +9841,11 @@
     </w:p>
     <w:p>
       <w:pPr>
-        <w:pStyle w:val="Compact"/>
         <w:numPr>
           <w:ilvl w:val="0"/>
           <w:numId w:val="1067"/>
         </w:numPr>
+        <w:pStyle w:val="Compact"/>
       </w:pPr>
       <w:r>
         <w:t xml:space="preserve">Was hat sich gegenüber eurem ersten Plan verändert?</w:t>
@@ -9803,11 +9853,11 @@
     </w:p>
     <w:p>
       <w:pPr>
-        <w:pStyle w:val="Compact"/>
         <w:numPr>
           <w:ilvl w:val="0"/>
           <w:numId w:val="1067"/>
         </w:numPr>
+        <w:pStyle w:val="Compact"/>
       </w:pPr>
       <w:r>
         <w:t xml:space="preserve">Welcher Test hat einen wichtigen Fehler gezeigt?</w:t>
@@ -9815,18 +9865,18 @@
     </w:p>
     <w:p>
       <w:pPr>
-        <w:pStyle w:val="Compact"/>
         <w:numPr>
           <w:ilvl w:val="0"/>
           <w:numId w:val="1067"/>
         </w:numPr>
+        <w:pStyle w:val="Compact"/>
       </w:pPr>
       <w:r>
         <w:t xml:space="preserve">Welche Erweiterung würdet ihr als Nächstes umsetzen?</w:t>
       </w:r>
     </w:p>
-    <w:bookmarkEnd w:id="253"/>
-    <w:bookmarkStart w:id="254" w:name="reflexion"/>
+    <w:bookmarkEnd w:id="264"/>
+    <w:bookmarkStart w:id="265" w:name="reflexion"/>
     <w:p>
       <w:pPr>
         <w:pStyle w:val="Heading2"/>
@@ -9853,11 +9903,11 @@
     </w:p>
     <w:p>
       <w:pPr>
-        <w:pStyle w:val="Compact"/>
         <w:numPr>
           <w:ilvl w:val="0"/>
           <w:numId w:val="1068"/>
         </w:numPr>
+        <w:pStyle w:val="Compact"/>
       </w:pPr>
       <w:r>
         <w:t xml:space="preserve">Planänderungen,</w:t>
@@ -9865,11 +9915,11 @@
     </w:p>
     <w:p>
       <w:pPr>
-        <w:pStyle w:val="Compact"/>
         <w:numPr>
           <w:ilvl w:val="0"/>
           <w:numId w:val="1068"/>
         </w:numPr>
+        <w:pStyle w:val="Compact"/>
       </w:pPr>
       <w:r>
         <w:t xml:space="preserve">Problemlösestrategien,</w:t>
@@ -9877,11 +9927,11 @@
     </w:p>
     <w:p>
       <w:pPr>
-        <w:pStyle w:val="Compact"/>
         <w:numPr>
           <w:ilvl w:val="0"/>
           <w:numId w:val="1068"/>
         </w:numPr>
+        <w:pStyle w:val="Compact"/>
       </w:pPr>
       <w:r>
         <w:t xml:space="preserve">Testen,</w:t>
@@ -9889,11 +9939,11 @@
     </w:p>
     <w:p>
       <w:pPr>
-        <w:pStyle w:val="Compact"/>
         <w:numPr>
           <w:ilvl w:val="0"/>
           <w:numId w:val="1068"/>
         </w:numPr>
+        <w:pStyle w:val="Compact"/>
       </w:pPr>
       <w:r>
         <w:t xml:space="preserve">Zusammenarbeit,</w:t>
@@ -9901,18 +9951,18 @@
     </w:p>
     <w:p>
       <w:pPr>
-        <w:pStyle w:val="Compact"/>
         <w:numPr>
           <w:ilvl w:val="0"/>
           <w:numId w:val="1068"/>
         </w:numPr>
+        <w:pStyle w:val="Compact"/>
       </w:pPr>
       <w:r>
         <w:t xml:space="preserve">eigene Lernfortschritte.</w:t>
       </w:r>
     </w:p>
-    <w:bookmarkEnd w:id="254"/>
-    <w:bookmarkStart w:id="255" w:name="abschluss-des-qualitätskreislaufs"/>
+    <w:bookmarkEnd w:id="265"/>
+    <w:bookmarkStart w:id="266" w:name="abschluss-des-qualitätskreislaufs"/>
     <w:p>
       <w:pPr>
         <w:pStyle w:val="Heading2"/>
@@ -9945,8 +9995,8 @@
         <w:t xml:space="preserve">„Fertig“ bedeutet im Unterricht nicht „perfekt“, sondern „die vereinbarten Anforderungen sind in angemessener Qualität erfüllt“.</w:t>
       </w:r>
     </w:p>
-    <w:bookmarkEnd w:id="255"/>
-    <w:bookmarkStart w:id="256" w:name="lehrplanbezug-1"/>
+    <w:bookmarkEnd w:id="266"/>
+    <w:bookmarkStart w:id="267" w:name="lehrplanbezug-1"/>
     <w:p>
       <w:pPr>
         <w:pStyle w:val="Heading2"/>
@@ -9963,13 +10013,9 @@
         <w:t xml:space="preserve">Mit Präsentation und Reflexion werden insbesondere Projektabschluss, Dokumentation, Präsentation sowie die bewusste Betrachtung des Qualitätskreislaufs gesichert.</w:t>
       </w:r>
     </w:p>
-    <w:bookmarkEnd w:id="256"/>
-    <w:bookmarkEnd w:id="257"/>
-    <w:sectPr>
-      <w:footnotePr>
-        <w:numRestart w:val="eachSect"/>
-      </w:footnotePr>
-    </w:sectPr>
+    <w:bookmarkEnd w:id="267"/>
+    <w:bookmarkEnd w:id="268"/>
+    <w:sectPr/>
   </w:body>
 </w:document>
 </file>
@@ -10000,14 +10046,14 @@
 <file path=word/numbering.xml><?xml version="1.0" encoding="utf-8"?>
 <w:numbering xmlns:w="http://schemas.openxmlformats.org/wordprocessingml/2006/main">
   <w:abstractNum w:abstractNumId="990">
-    <w:nsid w:val="0000A990"/>
+    <w:nsid w:val="A990"/>
     <w:multiLevelType w:val="multilevel"/>
     <w:lvl w:ilvl="0">
       <w:numFmt w:val="bullet"/>
       <w:lvlText w:val=" "/>
       <w:lvlJc w:val="left"/>
       <w:pPr>
-        <w:ind w:left="720" w:hanging="360"/>
+        <w:ind w:left="720" w:hanging="480"/>
       </w:pPr>
     </w:lvl>
     <w:lvl w:ilvl="1">
@@ -10015,7 +10061,7 @@
       <w:lvlText w:val=" "/>
       <w:lvlJc w:val="left"/>
       <w:pPr>
-        <w:ind w:left="1440" w:hanging="360"/>
+        <w:ind w:left="1440" w:hanging="480"/>
       </w:pPr>
     </w:lvl>
     <w:lvl w:ilvl="2">
@@ -10023,7 +10069,7 @@
       <w:lvlText w:val=" "/>
       <w:lvlJc w:val="left"/>
       <w:pPr>
-        <w:ind w:left="2160" w:hanging="360"/>
+        <w:ind w:left="2160" w:hanging="480"/>
       </w:pPr>
     </w:lvl>
     <w:lvl w:ilvl="3">
@@ -10031,7 +10077,7 @@
       <w:lvlText w:val=" "/>
       <w:lvlJc w:val="left"/>
       <w:pPr>
-        <w:ind w:left="2880" w:hanging="360"/>
+        <w:ind w:left="2880" w:hanging="480"/>
       </w:pPr>
     </w:lvl>
     <w:lvl w:ilvl="4">
@@ -10039,7 +10085,7 @@
       <w:lvlText w:val=" "/>
       <w:lvlJc w:val="left"/>
       <w:pPr>
-        <w:ind w:left="3600" w:hanging="360"/>
+        <w:ind w:left="3600" w:hanging="480"/>
       </w:pPr>
     </w:lvl>
     <w:lvl w:ilvl="5">
@@ -10047,7 +10093,7 @@
       <w:lvlText w:val=" "/>
       <w:lvlJc w:val="left"/>
       <w:pPr>
-        <w:ind w:left="4320" w:hanging="360"/>
+        <w:ind w:left="4320" w:hanging="480"/>
       </w:pPr>
     </w:lvl>
     <w:lvl w:ilvl="6">
@@ -10055,7 +10101,7 @@
       <w:lvlText w:val=" "/>
       <w:lvlJc w:val="left"/>
       <w:pPr>
-        <w:ind w:left="5040" w:hanging="360"/>
+        <w:ind w:left="5040" w:hanging="480"/>
       </w:pPr>
     </w:lvl>
     <w:lvl w:ilvl="7">
@@ -10063,7 +10109,7 @@
       <w:lvlText w:val=" "/>
       <w:lvlJc w:val="left"/>
       <w:pPr>
-        <w:ind w:left="5760" w:hanging="360"/>
+        <w:ind w:left="5760" w:hanging="480"/>
       </w:pPr>
     </w:lvl>
     <w:lvl w:ilvl="8">
@@ -10071,115 +10117,88 @@
       <w:lvlText w:val=" "/>
       <w:lvlJc w:val="left"/>
       <w:pPr>
-        <w:ind w:left="6480" w:hanging="360"/>
+        <w:ind w:left="6480" w:hanging="480"/>
       </w:pPr>
     </w:lvl>
   </w:abstractNum>
   <w:abstractNum w:abstractNumId="991">
-    <w:nsid w:val="0000A991"/>
+    <w:nsid w:val="A991"/>
     <w:multiLevelType w:val="multilevel"/>
     <w:lvl w:ilvl="0">
       <w:numFmt w:val="bullet"/>
-      <w:lvlText w:val=""/>
+      <w:lvlText w:val="•"/>
       <w:lvlJc w:val="left"/>
       <w:pPr>
-        <w:ind w:left="720" w:hanging="360"/>
-      </w:pPr>
-      <w:rPr>
-        <w:rFonts w:ascii="Symbol" w:hAnsi="Symbol" w:cs="Symbol" w:hint="default"/>
-      </w:rPr>
+        <w:ind w:left="720" w:hanging="480"/>
+      </w:pPr>
     </w:lvl>
     <w:lvl w:ilvl="1">
       <w:numFmt w:val="bullet"/>
-      <w:lvlText w:val="o"/>
+      <w:lvlText w:val="–"/>
       <w:lvlJc w:val="left"/>
       <w:pPr>
-        <w:ind w:left="1440" w:hanging="360"/>
-      </w:pPr>
-      <w:rPr>
-        <w:rFonts w:ascii="Courier New" w:hAnsi="Courier New" w:cs="Courier New" w:hint="default"/>
-      </w:rPr>
+        <w:ind w:left="1440" w:hanging="480"/>
+      </w:pPr>
     </w:lvl>
     <w:lvl w:ilvl="2">
       <w:numFmt w:val="bullet"/>
-      <w:lvlText w:val=""/>
+      <w:lvlText w:val="•"/>
       <w:lvlJc w:val="left"/>
       <w:pPr>
-        <w:ind w:left="2160" w:hanging="360"/>
-      </w:pPr>
-      <w:rPr>
-        <w:rFonts w:ascii="Wingdings" w:hAnsi="Wingdings" w:cs="Wingdings" w:hint="default"/>
-      </w:rPr>
+        <w:ind w:left="2160" w:hanging="480"/>
+      </w:pPr>
     </w:lvl>
     <w:lvl w:ilvl="3">
       <w:numFmt w:val="bullet"/>
-      <w:lvlText w:val=""/>
+      <w:lvlText w:val="–"/>
       <w:lvlJc w:val="left"/>
       <w:pPr>
-        <w:ind w:left="2880" w:hanging="360"/>
-      </w:pPr>
-      <w:rPr>
-        <w:rFonts w:ascii="Symbol" w:hAnsi="Symbol" w:cs="Symbol" w:hint="default"/>
-      </w:rPr>
+        <w:ind w:left="2880" w:hanging="480"/>
+      </w:pPr>
     </w:lvl>
     <w:lvl w:ilvl="4">
       <w:numFmt w:val="bullet"/>
-      <w:lvlText w:val="o"/>
+      <w:lvlText w:val="•"/>
       <w:lvlJc w:val="left"/>
       <w:pPr>
-        <w:ind w:left="3600" w:hanging="360"/>
-      </w:pPr>
-      <w:rPr>
-        <w:rFonts w:ascii="Courier New" w:hAnsi="Courier New" w:cs="Courier New" w:hint="default"/>
-      </w:rPr>
+        <w:ind w:left="3600" w:hanging="480"/>
+      </w:pPr>
     </w:lvl>
     <w:lvl w:ilvl="5">
       <w:numFmt w:val="bullet"/>
-      <w:lvlText w:val=""/>
+      <w:lvlText w:val="–"/>
       <w:lvlJc w:val="left"/>
       <w:pPr>
-        <w:ind w:left="4320" w:hanging="360"/>
-      </w:pPr>
-      <w:rPr>
-        <w:rFonts w:ascii="Wingdings" w:hAnsi="Wingdings" w:cs="Wingdings" w:hint="default"/>
-      </w:rPr>
+        <w:ind w:left="4320" w:hanging="480"/>
+      </w:pPr>
     </w:lvl>
     <w:lvl w:ilvl="6">
       <w:numFmt w:val="bullet"/>
-      <w:lvlText w:val=""/>
+      <w:lvlText w:val="•"/>
       <w:lvlJc w:val="left"/>
       <w:pPr>
-        <w:ind w:left="5040" w:hanging="360"/>
-      </w:pPr>
-      <w:rPr>
-        <w:rFonts w:ascii="Symbol" w:hAnsi="Symbol" w:cs="Symbol" w:hint="default"/>
-      </w:rPr>
+        <w:ind w:left="5040" w:hanging="480"/>
+      </w:pPr>
     </w:lvl>
     <w:lvl w:ilvl="7">
       <w:numFmt w:val="bullet"/>
-      <w:lvlText w:val="o"/>
+      <w:lvlText w:val="–"/>
       <w:lvlJc w:val="left"/>
       <w:pPr>
-        <w:ind w:left="5760" w:hanging="360"/>
-      </w:pPr>
-      <w:rPr>
-        <w:rFonts w:ascii="Courier New" w:hAnsi="Courier New" w:cs="Courier New" w:hint="default"/>
-      </w:rPr>
+        <w:ind w:left="5760" w:hanging="480"/>
+      </w:pPr>
     </w:lvl>
     <w:lvl w:ilvl="8">
       <w:numFmt w:val="bullet"/>
-      <w:lvlText w:val=""/>
+      <w:lvlText w:val="•"/>
       <w:lvlJc w:val="left"/>
       <w:pPr>
-        <w:ind w:left="6480" w:hanging="360"/>
-      </w:pPr>
-      <w:rPr>
-        <w:rFonts w:ascii="Wingdings" w:hAnsi="Wingdings" w:cs="Wingdings" w:hint="default"/>
-      </w:rPr>
+        <w:ind w:left="6480" w:hanging="480"/>
+      </w:pPr>
     </w:lvl>
   </w:abstractNum>
   <w:abstractNum w:abstractNumId="99411">
-    <w:nsid w:val="00A99411"/>
+    <w:nsid w:val="A99411"/>
     <w:multiLevelType w:val="multilevel"/>
     <w:lvl w:ilvl="0">
       <w:start w:val="1"/>
@@ -10187,7 +10206,7 @@
       <w:lvlText w:val="%1."/>
       <w:lvlJc w:val="left"/>
       <w:pPr>
-        <w:ind w:left="720" w:hanging="360"/>
+        <w:ind w:left="720" w:hanging="480"/>
       </w:pPr>
     </w:lvl>
     <w:lvl w:ilvl="1">
@@ -10196,7 +10215,7 @@
       <w:lvlText w:val="%2."/>
       <w:lvlJc w:val="left"/>
       <w:pPr>
-        <w:ind w:left="1440" w:hanging="360"/>
+        <w:ind w:left="1440" w:hanging="480"/>
       </w:pPr>
     </w:lvl>
     <w:lvl w:ilvl="2">
@@ -10205,7 +10224,7 @@
       <w:lvlText w:val="%3."/>
       <w:lvlJc w:val="left"/>
       <w:pPr>
-        <w:ind w:left="2160" w:hanging="360"/>
+        <w:ind w:left="2160" w:hanging="480"/>
       </w:pPr>
     </w:lvl>
     <w:lvl w:ilvl="3">
@@ -10214,7 +10233,7 @@
       <w:lvlText w:val="%4."/>
       <w:lvlJc w:val="left"/>
       <w:pPr>
-        <w:ind w:left="2880" w:hanging="360"/>
+        <w:ind w:left="2880" w:hanging="480"/>
       </w:pPr>
     </w:lvl>
     <w:lvl w:ilvl="4">
@@ -10223,7 +10242,7 @@
       <w:lvlText w:val="%5."/>
       <w:lvlJc w:val="left"/>
       <w:pPr>
-        <w:ind w:left="3600" w:hanging="360"/>
+        <w:ind w:left="3600" w:hanging="480"/>
       </w:pPr>
     </w:lvl>
     <w:lvl w:ilvl="5">
@@ -10232,7 +10251,7 @@
       <w:lvlText w:val="%6."/>
       <w:lvlJc w:val="left"/>
       <w:pPr>
-        <w:ind w:left="4320" w:hanging="360"/>
+        <w:ind w:left="4320" w:hanging="480"/>
       </w:pPr>
     </w:lvl>
     <w:lvl w:ilvl="6">
@@ -10241,7 +10260,7 @@
       <w:lvlText w:val="%7."/>
       <w:lvlJc w:val="left"/>
       <w:pPr>
-        <w:ind w:left="5040" w:hanging="360"/>
+        <w:ind w:left="5040" w:hanging="480"/>
       </w:pPr>
     </w:lvl>
     <w:lvl w:ilvl="7">
@@ -10250,7 +10269,7 @@
       <w:lvlText w:val="%8."/>
       <w:lvlJc w:val="left"/>
       <w:pPr>
-        <w:ind w:left="5760" w:hanging="360"/>
+        <w:ind w:left="5760" w:hanging="480"/>
       </w:pPr>
     </w:lvl>
     <w:lvl w:ilvl="8">
@@ -10259,7 +10278,7 @@
       <w:lvlText w:val="%9."/>
       <w:lvlJc w:val="left"/>
       <w:pPr>
-        <w:ind w:left="6480" w:hanging="360"/>
+        <w:ind w:left="6480" w:hanging="480"/>
       </w:pPr>
     </w:lvl>
   </w:abstractNum>
@@ -10559,10 +10578,10 @@
   <w:docDefaults>
     <w:rPrDefault>
       <w:rPr>
-        <w:rFonts w:asciiTheme="minorHAnsi" w:cstheme="minorBidi" w:eastAsiaTheme="minorEastAsia" w:hAnsiTheme="minorHAnsi"/>
+        <w:rFonts w:asciiTheme="minorHAnsi" w:cstheme="minorBidi" w:eastAsiaTheme="minorHAnsi" w:hAnsiTheme="minorHAnsi"/>
         <w:sz w:val="24"/>
         <w:szCs w:val="24"/>
-        <w:lang w:bidi="ar-SA" w:eastAsia="zh-CN" w:val="de-DE"/>
+        <w:lang w:bidi="ar-SA" w:eastAsia="en-US" w:val="de-DE"/>
       </w:rPr>
     </w:rPrDefault>
     <w:pPrDefault>
@@ -10580,10 +10599,10 @@
     <w:name w:val="Body Text"/>
     <w:basedOn w:val="Normal"/>
     <w:link w:val="BodyTextChar"/>
-    <w:qFormat/>
     <w:pPr>
       <w:spacing w:after="180" w:before="180"/>
     </w:pPr>
+    <w:qFormat/>
   </w:style>
   <w:style w:customStyle="1" w:styleId="FirstParagraph" w:type="paragraph">
     <w:name w:val="First Paragraph"/>
@@ -10603,94 +10622,57 @@
     <w:name w:val="Title"/>
     <w:basedOn w:val="Normal"/>
     <w:next w:val="BodyText"/>
-    <w:link w:val="TitleChar"/>
-    <w:uiPriority w:val="10"/>
     <w:qFormat/>
-    <w:rsid w:val="00A10FD9"/>
     <w:pPr>
-      <w:spacing w:after="80" w:line="240" w:lineRule="auto"/>
-      <w:contextualSpacing/>
+      <w:keepNext/>
+      <w:keepLines/>
+      <w:spacing w:after="240" w:before="480"/>
       <w:jc w:val="center"/>
     </w:pPr>
     <w:rPr>
       <w:rFonts w:asciiTheme="majorHAnsi" w:cstheme="majorBidi" w:eastAsiaTheme="majorEastAsia" w:hAnsiTheme="majorHAnsi"/>
-      <w:sz w:val="56"/>
-      <w:szCs w:val="56"/>
-    </w:rPr>
-  </w:style>
-  <w:style w:customStyle="1" w:styleId="TitleChar" w:type="character">
-    <w:name w:val="Title Char"/>
-    <w:basedOn w:val="DefaultParagraphFont"/>
-    <w:link w:val="Title"/>
-    <w:uiPriority w:val="10"/>
-    <w:rsid w:val="00A10FD9"/>
-    <w:rPr>
-      <w:rFonts w:asciiTheme="majorHAnsi" w:cstheme="majorBidi" w:eastAsiaTheme="majorEastAsia" w:hAnsiTheme="majorHAnsi"/>
-      <w:sz w:val="56"/>
-      <w:szCs w:val="56"/>
+      <w:b/>
+      <w:bCs/>
+      <w:color w:themeColor="accent1" w:themeShade="B5" w:val="345A8A"/>
+      <w:sz w:val="36"/>
+      <w:szCs w:val="36"/>
     </w:rPr>
   </w:style>
   <w:style w:styleId="Subtitle" w:type="paragraph">
     <w:name w:val="Subtitle"/>
     <w:basedOn w:val="Title"/>
     <w:next w:val="BodyText"/>
-    <w:link w:val="SubtitleChar"/>
-    <w:uiPriority w:val="11"/>
     <w:qFormat/>
-    <w:rsid w:val="00A10FD9"/>
     <w:pPr>
-      <w:numPr>
-        <w:ilvl w:val="1"/>
-      </w:numPr>
+      <w:keepNext/>
+      <w:keepLines/>
+      <w:spacing w:after="240" w:before="240"/>
+      <w:jc w:val="center"/>
     </w:pPr>
     <w:rPr>
-      <w:rFonts w:cstheme="majorBidi" w:eastAsiaTheme="majorEastAsia"/>
-      <w:spacing w:val="15"/>
-      <w:sz w:val="28"/>
-      <w:szCs w:val="28"/>
-    </w:rPr>
-  </w:style>
-  <w:style w:customStyle="1" w:styleId="SubtitleChar" w:type="character">
-    <w:name w:val="Subtitle Char"/>
-    <w:basedOn w:val="DefaultParagraphFont"/>
-    <w:link w:val="Subtitle"/>
-    <w:uiPriority w:val="11"/>
-    <w:rsid w:val="00A10FD9"/>
-    <w:rPr>
-      <w:rFonts w:cstheme="majorBidi" w:eastAsiaTheme="majorEastAsia"/>
-      <w:color w:themeColor="text1" w:themeTint="A6" w:val="595959"/>
-      <w:spacing w:val="15"/>
-      <w:sz w:val="28"/>
-      <w:szCs w:val="28"/>
+      <w:sz w:val="30"/>
+      <w:szCs w:val="30"/>
     </w:rPr>
   </w:style>
   <w:style w:customStyle="1" w:styleId="Author" w:type="paragraph">
     <w:name w:val="Author"/>
-    <w:basedOn w:val="Title"/>
     <w:next w:val="BodyText"/>
     <w:qFormat/>
     <w:pPr>
       <w:keepNext/>
       <w:keepLines/>
+      <w:jc w:val="center"/>
     </w:pPr>
-    <w:rPr>
-      <w:sz w:val="24"/>
-      <w:szCs w:val="24"/>
-    </w:rPr>
   </w:style>
   <w:style w:styleId="Date" w:type="paragraph">
     <w:name w:val="Date"/>
-    <w:basedOn w:val="Title"/>
     <w:next w:val="BodyText"/>
     <w:qFormat/>
     <w:pPr>
       <w:keepNext/>
       <w:keepLines/>
+      <w:jc w:val="center"/>
     </w:pPr>
-    <w:rPr>
-      <w:sz w:val="24"/>
-      <w:szCs w:val="24"/>
-    </w:rPr>
   </w:style>
   <w:style w:customStyle="1" w:styleId="AbstractTitle" w:type="paragraph">
     <w:name w:val="Abstract Title"/>
@@ -10700,13 +10682,15 @@
     <w:pPr>
       <w:keepNext/>
       <w:keepLines/>
+      <w:jc w:val="center"/>
       <w:spacing w:after="0" w:before="300"/>
-      <w:jc w:val="center"/>
     </w:pPr>
     <w:rPr>
-      <w:b/>
       <w:sz w:val="20"/>
       <w:szCs w:val="20"/>
+      <w:b/>
+      <w:color w:val="345A8A"/>
+      &gt;
     </w:rPr>
   </w:style>
   <w:style w:customStyle="1" w:styleId="Abstract" w:type="paragraph">
@@ -10733,321 +10717,191 @@
     <w:rPr/>
   </w:style>
   <w:style w:styleId="Heading1" w:type="paragraph">
-    <w:name w:val="heading 1"/>
+    <w:name w:val="Heading 1"/>
     <w:basedOn w:val="Normal"/>
     <w:next w:val="BodyText"/>
-    <w:link w:val="Heading1Char"/>
     <w:uiPriority w:val="9"/>
     <w:qFormat/>
-    <w:rsid w:val="00A10FD9"/>
     <w:pPr>
       <w:keepNext/>
       <w:keepLines/>
-      <w:spacing w:after="80" w:before="360"/>
+      <w:spacing w:after="0" w:before="480"/>
       <w:outlineLvl w:val="0"/>
     </w:pPr>
     <w:rPr>
       <w:rFonts w:asciiTheme="majorHAnsi" w:cstheme="majorBidi" w:eastAsiaTheme="majorEastAsia" w:hAnsiTheme="majorHAnsi"/>
-      <w:color w:themeColor="accent1" w:themeShade="BF" w:val="0F4761"/>
-      <w:sz w:val="40"/>
-      <w:szCs w:val="40"/>
+      <w:b/>
+      <w:bCs/>
+      <w:color w:themeColor="accent1" w:val="4F81BD"/>
+      <w:sz w:val="32"/>
+      <w:szCs w:val="32"/>
     </w:rPr>
   </w:style>
   <w:style w:styleId="Heading2" w:type="paragraph">
-    <w:name w:val="heading 2"/>
+    <w:name w:val="Heading 2"/>
     <w:basedOn w:val="Normal"/>
     <w:next w:val="BodyText"/>
-    <w:link w:val="Heading2Char"/>
     <w:uiPriority w:val="9"/>
-    <w:semiHidden/>
     <w:unhideWhenUsed/>
     <w:qFormat/>
-    <w:rsid w:val="00A10FD9"/>
     <w:pPr>
       <w:keepNext/>
       <w:keepLines/>
-      <w:spacing w:after="80" w:before="160"/>
+      <w:spacing w:after="0" w:before="200"/>
       <w:outlineLvl w:val="1"/>
     </w:pPr>
     <w:rPr>
       <w:rFonts w:asciiTheme="majorHAnsi" w:cstheme="majorBidi" w:eastAsiaTheme="majorEastAsia" w:hAnsiTheme="majorHAnsi"/>
-      <w:color w:themeColor="accent1" w:themeShade="BF" w:val="0F4761"/>
-      <w:sz w:val="32"/>
-      <w:szCs w:val="32"/>
-    </w:rPr>
-  </w:style>
-  <w:style w:styleId="Heading3" w:type="paragraph">
-    <w:name w:val="heading 3"/>
-    <w:basedOn w:val="Normal"/>
-    <w:next w:val="BodyText"/>
-    <w:link w:val="Heading3Char"/>
-    <w:uiPriority w:val="9"/>
-    <w:semiHidden/>
-    <w:unhideWhenUsed/>
-    <w:qFormat/>
-    <w:rsid w:val="00A10FD9"/>
-    <w:pPr>
-      <w:keepNext/>
-      <w:keepLines/>
-      <w:spacing w:after="80" w:before="160"/>
-      <w:outlineLvl w:val="2"/>
-    </w:pPr>
-    <w:rPr>
-      <w:rFonts w:cstheme="majorBidi" w:eastAsiaTheme="majorEastAsia"/>
-      <w:color w:themeColor="accent1" w:themeShade="BF" w:val="0F4761"/>
+      <w:b/>
+      <w:bCs/>
+      <w:color w:themeColor="accent1" w:val="4F81BD"/>
       <w:sz w:val="28"/>
       <w:szCs w:val="28"/>
     </w:rPr>
   </w:style>
-  <w:style w:styleId="Heading4" w:type="paragraph">
-    <w:name w:val="heading 4"/>
+  <w:style w:styleId="Heading3" w:type="paragraph">
+    <w:name w:val="Heading 3"/>
     <w:basedOn w:val="Normal"/>
     <w:next w:val="BodyText"/>
-    <w:link w:val="Heading4Char"/>
     <w:uiPriority w:val="9"/>
-    <w:semiHidden/>
     <w:unhideWhenUsed/>
     <w:qFormat/>
-    <w:rsid w:val="00A10FD9"/>
     <w:pPr>
       <w:keepNext/>
       <w:keepLines/>
-      <w:spacing w:after="40" w:before="80"/>
+      <w:spacing w:after="0" w:before="200"/>
+      <w:outlineLvl w:val="2"/>
+    </w:pPr>
+    <w:rPr>
+      <w:rFonts w:asciiTheme="majorHAnsi" w:cstheme="majorBidi" w:eastAsiaTheme="majorEastAsia" w:hAnsiTheme="majorHAnsi"/>
+      <w:b/>
+      <w:bCs/>
+      <w:color w:themeColor="accent1" w:val="4F81BD"/>
+      <w:sz w:val="24"/>
+      <w:szCs w:val="24"/>
+    </w:rPr>
+  </w:style>
+  <w:style w:styleId="Heading4" w:type="paragraph">
+    <w:name w:val="Heading 4"/>
+    <w:basedOn w:val="Normal"/>
+    <w:next w:val="BodyText"/>
+    <w:uiPriority w:val="9"/>
+    <w:unhideWhenUsed/>
+    <w:qFormat/>
+    <w:pPr>
+      <w:keepNext/>
+      <w:keepLines/>
+      <w:spacing w:after="0" w:before="200"/>
       <w:outlineLvl w:val="3"/>
     </w:pPr>
     <w:rPr>
-      <w:rFonts w:cstheme="majorBidi" w:eastAsiaTheme="majorEastAsia"/>
+      <w:rFonts w:asciiTheme="majorHAnsi" w:cstheme="majorBidi" w:eastAsiaTheme="majorEastAsia" w:hAnsiTheme="majorHAnsi"/>
       <w:i/>
-      <w:iCs/>
-      <w:color w:themeColor="accent1" w:themeShade="BF" w:val="0F4761"/>
+      <w:bCs/>
+      <w:color w:themeColor="accent1" w:val="4F81BD"/>
+      <w:sz w:val="24"/>
+      <w:szCs w:val="24"/>
     </w:rPr>
   </w:style>
   <w:style w:styleId="Heading5" w:type="paragraph">
-    <w:name w:val="heading 5"/>
+    <w:name w:val="Heading 5"/>
     <w:basedOn w:val="Normal"/>
     <w:next w:val="BodyText"/>
-    <w:link w:val="Heading5Char"/>
     <w:uiPriority w:val="9"/>
-    <w:semiHidden/>
     <w:unhideWhenUsed/>
     <w:qFormat/>
-    <w:rsid w:val="00A10FD9"/>
     <w:pPr>
       <w:keepNext/>
       <w:keepLines/>
-      <w:spacing w:after="40" w:before="80"/>
+      <w:spacing w:after="0" w:before="200"/>
       <w:outlineLvl w:val="4"/>
     </w:pPr>
     <w:rPr>
-      <w:rFonts w:cstheme="majorBidi" w:eastAsiaTheme="majorEastAsia"/>
-      <w:color w:themeColor="accent1" w:themeShade="BF" w:val="0F4761"/>
+      <w:rFonts w:asciiTheme="majorHAnsi" w:cstheme="majorBidi" w:eastAsiaTheme="majorEastAsia" w:hAnsiTheme="majorHAnsi"/>
+      <w:iCs/>
+      <w:color w:themeColor="accent1" w:val="4F81BD"/>
+      <w:sz w:val="24"/>
+      <w:szCs w:val="24"/>
     </w:rPr>
   </w:style>
   <w:style w:styleId="Heading6" w:type="paragraph">
-    <w:name w:val="heading 6"/>
+    <w:name w:val="Heading 6"/>
     <w:basedOn w:val="Normal"/>
     <w:next w:val="BodyText"/>
-    <w:link w:val="Heading6Char"/>
     <w:uiPriority w:val="9"/>
-    <w:semiHidden/>
     <w:unhideWhenUsed/>
     <w:qFormat/>
-    <w:rsid w:val="00A10FD9"/>
     <w:pPr>
       <w:keepNext/>
       <w:keepLines/>
-      <w:spacing w:after="0" w:before="40"/>
+      <w:spacing w:after="0" w:before="200"/>
       <w:outlineLvl w:val="5"/>
     </w:pPr>
     <w:rPr>
-      <w:rFonts w:cstheme="majorBidi" w:eastAsiaTheme="majorEastAsia"/>
-      <w:i/>
-      <w:iCs/>
-      <w:color w:themeColor="text1" w:themeTint="A6" w:val="595959"/>
+      <w:rFonts w:asciiTheme="majorHAnsi" w:cstheme="majorBidi" w:eastAsiaTheme="majorEastAsia" w:hAnsiTheme="majorHAnsi"/>
+      <w:color w:themeColor="accent1" w:val="4F81BD"/>
+      <w:sz w:val="24"/>
+      <w:szCs w:val="24"/>
     </w:rPr>
   </w:style>
   <w:style w:styleId="Heading7" w:type="paragraph">
-    <w:name w:val="heading 7"/>
+    <w:name w:val="Heading 7"/>
     <w:basedOn w:val="Normal"/>
     <w:next w:val="BodyText"/>
-    <w:link w:val="Heading7Char"/>
     <w:uiPriority w:val="9"/>
-    <w:semiHidden/>
     <w:unhideWhenUsed/>
     <w:qFormat/>
-    <w:rsid w:val="00A10FD9"/>
     <w:pPr>
       <w:keepNext/>
       <w:keepLines/>
-      <w:spacing w:after="0" w:before="40"/>
+      <w:spacing w:after="0" w:before="200"/>
       <w:outlineLvl w:val="6"/>
     </w:pPr>
     <w:rPr>
-      <w:rFonts w:cstheme="majorBidi" w:eastAsiaTheme="majorEastAsia"/>
-      <w:color w:themeColor="text1" w:themeTint="A6" w:val="595959"/>
+      <w:rFonts w:asciiTheme="majorHAnsi" w:cstheme="majorBidi" w:eastAsiaTheme="majorEastAsia" w:hAnsiTheme="majorHAnsi"/>
+      <w:color w:themeColor="accent1" w:val="4F81BD"/>
+      <w:sz w:val="24"/>
+      <w:szCs w:val="24"/>
     </w:rPr>
   </w:style>
   <w:style w:styleId="Heading8" w:type="paragraph">
-    <w:name w:val="heading 8"/>
+    <w:name w:val="Heading 8"/>
     <w:basedOn w:val="Normal"/>
     <w:next w:val="BodyText"/>
-    <w:link w:val="Heading8Char"/>
     <w:uiPriority w:val="9"/>
-    <w:semiHidden/>
     <w:unhideWhenUsed/>
     <w:qFormat/>
-    <w:rsid w:val="00A10FD9"/>
     <w:pPr>
       <w:keepNext/>
       <w:keepLines/>
-      <w:spacing w:after="0"/>
+      <w:spacing w:after="0" w:before="200"/>
       <w:outlineLvl w:val="7"/>
     </w:pPr>
     <w:rPr>
-      <w:rFonts w:cstheme="majorBidi" w:eastAsiaTheme="majorEastAsia"/>
-      <w:i/>
-      <w:iCs/>
-      <w:color w:themeColor="text1" w:themeTint="D8" w:val="272727"/>
+      <w:rFonts w:asciiTheme="majorHAnsi" w:cstheme="majorBidi" w:eastAsiaTheme="majorEastAsia" w:hAnsiTheme="majorHAnsi"/>
+      <w:color w:themeColor="accent1" w:val="4F81BD"/>
+      <w:sz w:val="24"/>
+      <w:szCs w:val="24"/>
     </w:rPr>
   </w:style>
   <w:style w:styleId="Heading9" w:type="paragraph">
-    <w:name w:val="heading 9"/>
+    <w:name w:val="Heading 9"/>
     <w:basedOn w:val="Normal"/>
     <w:next w:val="BodyText"/>
-    <w:link w:val="Heading9Char"/>
     <w:uiPriority w:val="9"/>
-    <w:semiHidden/>
     <w:unhideWhenUsed/>
     <w:qFormat/>
-    <w:rsid w:val="00A10FD9"/>
     <w:pPr>
       <w:keepNext/>
       <w:keepLines/>
-      <w:spacing w:after="0"/>
+      <w:spacing w:after="0" w:before="200"/>
       <w:outlineLvl w:val="8"/>
     </w:pPr>
     <w:rPr>
-      <w:rFonts w:cstheme="majorBidi" w:eastAsiaTheme="majorEastAsia"/>
-      <w:color w:themeColor="text1" w:themeTint="D8" w:val="272727"/>
-    </w:rPr>
-  </w:style>
-  <w:style w:customStyle="1" w:styleId="Heading1Char" w:type="character">
-    <w:name w:val="Heading 1 Char"/>
-    <w:basedOn w:val="DefaultParagraphFont"/>
-    <w:link w:val="Heading1"/>
-    <w:uiPriority w:val="9"/>
-    <w:rsid w:val="00A10FD9"/>
-    <w:rPr>
       <w:rFonts w:asciiTheme="majorHAnsi" w:cstheme="majorBidi" w:eastAsiaTheme="majorEastAsia" w:hAnsiTheme="majorHAnsi"/>
-      <w:color w:themeColor="accent1" w:themeShade="BF" w:val="0F4761"/>
-      <w:sz w:val="40"/>
-      <w:szCs w:val="40"/>
-    </w:rPr>
-  </w:style>
-  <w:style w:customStyle="1" w:styleId="Heading2Char" w:type="character">
-    <w:name w:val="Heading 2 Char"/>
-    <w:basedOn w:val="DefaultParagraphFont"/>
-    <w:link w:val="Heading2"/>
-    <w:uiPriority w:val="9"/>
-    <w:semiHidden/>
-    <w:rsid w:val="00A10FD9"/>
-    <w:rPr>
-      <w:rFonts w:asciiTheme="majorHAnsi" w:cstheme="majorBidi" w:eastAsiaTheme="majorEastAsia" w:hAnsiTheme="majorHAnsi"/>
-      <w:color w:themeColor="accent1" w:themeShade="BF" w:val="0F4761"/>
-      <w:sz w:val="32"/>
-      <w:szCs w:val="32"/>
-    </w:rPr>
-  </w:style>
-  <w:style w:customStyle="1" w:styleId="Heading3Char" w:type="character">
-    <w:name w:val="Heading 3 Char"/>
-    <w:basedOn w:val="DefaultParagraphFont"/>
-    <w:link w:val="Heading3"/>
-    <w:uiPriority w:val="9"/>
-    <w:semiHidden/>
-    <w:rsid w:val="00A10FD9"/>
-    <w:rPr>
-      <w:rFonts w:cstheme="majorBidi" w:eastAsiaTheme="majorEastAsia"/>
-      <w:color w:themeColor="accent1" w:themeShade="BF" w:val="0F4761"/>
-      <w:sz w:val="28"/>
-      <w:szCs w:val="28"/>
-    </w:rPr>
-  </w:style>
-  <w:style w:customStyle="1" w:styleId="Heading4Char" w:type="character">
-    <w:name w:val="Heading 4 Char"/>
-    <w:basedOn w:val="DefaultParagraphFont"/>
-    <w:link w:val="Heading4"/>
-    <w:uiPriority w:val="9"/>
-    <w:semiHidden/>
-    <w:rsid w:val="00A10FD9"/>
-    <w:rPr>
-      <w:rFonts w:cstheme="majorBidi" w:eastAsiaTheme="majorEastAsia"/>
-      <w:i/>
-      <w:iCs/>
-      <w:color w:themeColor="accent1" w:themeShade="BF" w:val="0F4761"/>
-    </w:rPr>
-  </w:style>
-  <w:style w:customStyle="1" w:styleId="Heading5Char" w:type="character">
-    <w:name w:val="Heading 5 Char"/>
-    <w:basedOn w:val="DefaultParagraphFont"/>
-    <w:link w:val="Heading5"/>
-    <w:uiPriority w:val="9"/>
-    <w:semiHidden/>
-    <w:rsid w:val="00A10FD9"/>
-    <w:rPr>
-      <w:rFonts w:cstheme="majorBidi" w:eastAsiaTheme="majorEastAsia"/>
-      <w:color w:themeColor="accent1" w:themeShade="BF" w:val="0F4761"/>
-    </w:rPr>
-  </w:style>
-  <w:style w:customStyle="1" w:styleId="Heading6Char" w:type="character">
-    <w:name w:val="Heading 6 Char"/>
-    <w:basedOn w:val="DefaultParagraphFont"/>
-    <w:link w:val="Heading6"/>
-    <w:uiPriority w:val="9"/>
-    <w:semiHidden/>
-    <w:rsid w:val="00A10FD9"/>
-    <w:rPr>
-      <w:rFonts w:cstheme="majorBidi" w:eastAsiaTheme="majorEastAsia"/>
-      <w:i/>
-      <w:iCs/>
-      <w:color w:themeColor="text1" w:themeTint="A6" w:val="595959"/>
-    </w:rPr>
-  </w:style>
-  <w:style w:customStyle="1" w:styleId="Heading7Char" w:type="character">
-    <w:name w:val="Heading 7 Char"/>
-    <w:basedOn w:val="DefaultParagraphFont"/>
-    <w:link w:val="Heading7"/>
-    <w:uiPriority w:val="9"/>
-    <w:semiHidden/>
-    <w:rsid w:val="00A10FD9"/>
-    <w:rPr>
-      <w:rFonts w:cstheme="majorBidi" w:eastAsiaTheme="majorEastAsia"/>
-      <w:color w:themeColor="text1" w:themeTint="A6" w:val="595959"/>
-    </w:rPr>
-  </w:style>
-  <w:style w:customStyle="1" w:styleId="Heading8Char" w:type="character">
-    <w:name w:val="Heading 8 Char"/>
-    <w:basedOn w:val="DefaultParagraphFont"/>
-    <w:link w:val="Heading8"/>
-    <w:uiPriority w:val="9"/>
-    <w:semiHidden/>
-    <w:rsid w:val="00A10FD9"/>
-    <w:rPr>
-      <w:rFonts w:cstheme="majorBidi" w:eastAsiaTheme="majorEastAsia"/>
-      <w:i/>
-      <w:iCs/>
-      <w:color w:themeColor="text1" w:themeTint="D8" w:val="272727"/>
-    </w:rPr>
-  </w:style>
-  <w:style w:customStyle="1" w:styleId="Heading9Char" w:type="character">
-    <w:name w:val="Heading 9 Char"/>
-    <w:basedOn w:val="DefaultParagraphFont"/>
-    <w:link w:val="Heading9"/>
-    <w:uiPriority w:val="9"/>
-    <w:semiHidden/>
-    <w:rsid w:val="00A10FD9"/>
-    <w:rPr>
-      <w:rFonts w:cstheme="majorBidi" w:eastAsiaTheme="majorEastAsia"/>
-      <w:color w:themeColor="text1" w:themeTint="D8" w:val="272727"/>
+      <w:color w:themeColor="accent1" w:val="4F81BD"/>
+      <w:sz w:val="24"/>
+      <w:szCs w:val="24"/>
     </w:rPr>
   </w:style>
   <w:style w:styleId="BlockText" w:type="paragraph">
@@ -11070,18 +10924,6 @@
     <w:unhideWhenUsed/>
     <w:qFormat/>
   </w:style>
-  <w:style w:styleId="FootnoteBlockText" w:type="paragraph">
-    <w:name w:val="Footnote Block Text"/>
-    <w:basedOn w:val="FootnoteText"/>
-    <w:next w:val="FootnoteText"/>
-    <w:uiPriority w:val="9"/>
-    <w:unhideWhenUsed/>
-    <w:qFormat/>
-    <w:pPr>
-      <w:spacing w:after="100" w:before="100"/>
-      <w:ind w:firstLine="0" w:left="480" w:right="480"/>
-    </w:pPr>
-  </w:style>
   <w:style w:default="1" w:styleId="DefaultParagraphFont" w:type="character">
     <w:name w:val="Default Paragraph Font"/>
     <w:semiHidden/>
@@ -11103,11 +10945,18 @@
       </w:tblCellMar>
     </w:tblPr>
     <w:tblStylePr w:type="firstRow">
+      <w:tblPr>
+        <w:jc w:val="left"/>
+        <w:tblInd w:type="dxa" w:w="0"/>
+      </w:tblPr>
+      <w:trPr>
+        <w:jc w:val="left"/>
+      </w:trPr>
       <w:tcPr>
+        <w:vAlign w:val="bottom"/>
         <w:tcBorders>
           <w:bottom w:val="single"/>
         </w:tcBorders>
-        <w:vAlign w:val="bottom"/>
       </w:tcPr>
     </w:tblStylePr>
   </w:style>
@@ -11222,8 +11071,8 @@
     <w:name w:val="KeywordTok"/>
     <w:basedOn w:val="VerbatimChar"/>
     <w:rPr>
+      <w:color w:val="007020"/>
       <w:b/>
-      <w:color w:val="007020"/>
     </w:rPr>
   </w:style>
   <w:style w:type="character" w:customStyle="1" w:styleId="DataTypeTok">
@@ -11300,42 +11149,42 @@
     <w:name w:val="ImportTok"/>
     <w:basedOn w:val="VerbatimChar"/>
     <w:rPr>
+      <w:color w:val="008000"/>
       <w:b/>
-      <w:color w:val="008000"/>
     </w:rPr>
   </w:style>
   <w:style w:type="character" w:customStyle="1" w:styleId="CommentTok">
     <w:name w:val="CommentTok"/>
     <w:basedOn w:val="VerbatimChar"/>
     <w:rPr>
+      <w:color w:val="60a0b0"/>
       <w:i/>
-      <w:color w:val="60a0b0"/>
     </w:rPr>
   </w:style>
   <w:style w:type="character" w:customStyle="1" w:styleId="DocumentationTok">
     <w:name w:val="DocumentationTok"/>
     <w:basedOn w:val="VerbatimChar"/>
     <w:rPr>
+      <w:color w:val="ba2121"/>
       <w:i/>
-      <w:color w:val="ba2121"/>
     </w:rPr>
   </w:style>
   <w:style w:type="character" w:customStyle="1" w:styleId="AnnotationTok">
     <w:name w:val="AnnotationTok"/>
     <w:basedOn w:val="VerbatimChar"/>
     <w:rPr>
+      <w:color w:val="60a0b0"/>
       <w:b/>
       <w:i/>
-      <w:color w:val="60a0b0"/>
     </w:rPr>
   </w:style>
   <w:style w:type="character" w:customStyle="1" w:styleId="CommentVarTok">
     <w:name w:val="CommentVarTok"/>
     <w:basedOn w:val="VerbatimChar"/>
     <w:rPr>
+      <w:color w:val="60a0b0"/>
       <w:b/>
       <w:i/>
-      <w:color w:val="60a0b0"/>
     </w:rPr>
   </w:style>
   <w:style w:type="character" w:customStyle="1" w:styleId="OtherTok">
@@ -11363,8 +11212,8 @@
     <w:name w:val="ControlFlowTok"/>
     <w:basedOn w:val="VerbatimChar"/>
     <w:rPr>
+      <w:color w:val="007020"/>
       <w:b/>
-      <w:color w:val="007020"/>
     </w:rPr>
   </w:style>
   <w:style w:type="character" w:customStyle="1" w:styleId="OperatorTok">
@@ -11409,34 +11258,34 @@
     <w:name w:val="InformationTok"/>
     <w:basedOn w:val="VerbatimChar"/>
     <w:rPr>
+      <w:color w:val="60a0b0"/>
       <w:b/>
       <w:i/>
-      <w:color w:val="60a0b0"/>
     </w:rPr>
   </w:style>
   <w:style w:type="character" w:customStyle="1" w:styleId="WarningTok">
     <w:name w:val="WarningTok"/>
     <w:basedOn w:val="VerbatimChar"/>
     <w:rPr>
+      <w:color w:val="60a0b0"/>
       <w:b/>
       <w:i/>
-      <w:color w:val="60a0b0"/>
     </w:rPr>
   </w:style>
   <w:style w:type="character" w:customStyle="1" w:styleId="AlertTok">
     <w:name w:val="AlertTok"/>
     <w:basedOn w:val="VerbatimChar"/>
     <w:rPr>
+      <w:color w:val="ff0000"/>
       <w:b/>
-      <w:color w:val="ff0000"/>
     </w:rPr>
   </w:style>
   <w:style w:type="character" w:customStyle="1" w:styleId="ErrorTok">
     <w:name w:val="ErrorTok"/>
     <w:basedOn w:val="VerbatimChar"/>
     <w:rPr>
+      <w:color w:val="ff0000"/>
       <w:b/>
-      <w:color w:val="ff0000"/>
     </w:rPr>
   </w:style>
   <w:style w:type="character" w:customStyle="1" w:styleId="NormalTok">
@@ -11458,44 +11307,44 @@
         <a:sysClr val="window" lastClr="FFFFFF"/>
       </a:lt1>
       <a:dk2>
-        <a:srgbClr val="0E2841"/>
+        <a:srgbClr val="1F497D"/>
       </a:dk2>
       <a:lt2>
-        <a:srgbClr val="E8E8E8"/>
+        <a:srgbClr val="EEECE1"/>
       </a:lt2>
       <a:accent1>
-        <a:srgbClr val="156082"/>
+        <a:srgbClr val="4F81BD"/>
       </a:accent1>
       <a:accent2>
-        <a:srgbClr val="E97132"/>
+        <a:srgbClr val="C0504D"/>
       </a:accent2>
       <a:accent3>
-        <a:srgbClr val="196B24"/>
+        <a:srgbClr val="9BBB59"/>
       </a:accent3>
       <a:accent4>
-        <a:srgbClr val="0F9ED5"/>
+        <a:srgbClr val="8064A2"/>
       </a:accent4>
       <a:accent5>
-        <a:srgbClr val="A02B93"/>
+        <a:srgbClr val="4BACC6"/>
       </a:accent5>
       <a:accent6>
-        <a:srgbClr val="4EA72E"/>
+        <a:srgbClr val="F79646"/>
       </a:accent6>
       <a:hlink>
-        <a:srgbClr val="467886"/>
+        <a:srgbClr val="0000FF"/>
       </a:hlink>
       <a:folHlink>
-        <a:srgbClr val="96607D"/>
+        <a:srgbClr val="800080"/>
       </a:folHlink>
     </a:clrScheme>
     <a:fontScheme name="Office">
       <a:majorFont>
-        <a:latin typeface="Aptos Display" panose="02110004020202020204"/>
+        <a:latin typeface="Calibri"/>
         <a:ea typeface=""/>
         <a:cs typeface=""/>
-        <a:font script="Jpan" typeface="游ゴシック Light"/>
+        <a:font script="Jpan" typeface="ＭＳ ゴシック"/>
         <a:font script="Hang" typeface="맑은 고딕"/>
-        <a:font script="Hans" typeface="等线 Light"/>
+        <a:font script="Hans" typeface="宋体"/>
         <a:font script="Hant" typeface="新細明體"/>
         <a:font script="Arab" typeface="Times New Roman"/>
         <a:font script="Hebr" typeface="Times New Roman"/>
@@ -11522,32 +11371,14 @@
         <a:font script="Mong" typeface="Mongolian Baiti"/>
         <a:font script="Viet" typeface="Times New Roman"/>
         <a:font script="Uigh" typeface="Microsoft Uighur"/>
-        <a:font script="Geor" typeface="Sylfaen"/>
-        <a:font script="Armn" typeface="Arial"/>
-        <a:font script="Bugi" typeface="Leelawadee UI"/>
-        <a:font script="Bopo" typeface="Microsoft JhengHei"/>
-        <a:font script="Java" typeface="Javanese Text"/>
-        <a:font script="Lisu" typeface="Segoe UI"/>
-        <a:font script="Mymr" typeface="Myanmar Text"/>
-        <a:font script="Nkoo" typeface="Ebrima"/>
-        <a:font script="Olck" typeface="Nirmala UI"/>
-        <a:font script="Osma" typeface="Ebrima"/>
-        <a:font script="Phag" typeface="Phagspa"/>
-        <a:font script="Syrn" typeface="Estrangelo Edessa"/>
-        <a:font script="Syrj" typeface="Estrangelo Edessa"/>
-        <a:font script="Syre" typeface="Estrangelo Edessa"/>
-        <a:font script="Sora" typeface="Nirmala UI"/>
-        <a:font script="Tale" typeface="Microsoft Tai Le"/>
-        <a:font script="Talu" typeface="Microsoft New Tai Lue"/>
-        <a:font script="Tfng" typeface="Ebrima"/>
       </a:majorFont>
       <a:minorFont>
-        <a:latin typeface="Aptos" panose="02110004020202020204"/>
+        <a:latin typeface="Cambria"/>
         <a:ea typeface=""/>
         <a:cs typeface=""/>
-        <a:font script="Jpan" typeface="游明朝"/>
+        <a:font script="Jpan" typeface="ＭＳ 明朝"/>
         <a:font script="Hang" typeface="맑은 고딕"/>
-        <a:font script="Hans" typeface="等线"/>
+        <a:font script="Hans" typeface="宋体"/>
         <a:font script="Hant" typeface="新細明體"/>
         <a:font script="Arab" typeface="Arial"/>
         <a:font script="Hebr" typeface="Arial"/>
@@ -11574,24 +11405,6 @@
         <a:font script="Mong" typeface="Mongolian Baiti"/>
         <a:font script="Viet" typeface="Arial"/>
         <a:font script="Uigh" typeface="Microsoft Uighur"/>
-        <a:font script="Geor" typeface="Sylfaen"/>
-        <a:font script="Armn" typeface="Arial"/>
-        <a:font script="Bugi" typeface="Leelawadee UI"/>
-        <a:font script="Bopo" typeface="Microsoft JhengHei"/>
-        <a:font script="Java" typeface="Javanese Text"/>
-        <a:font script="Lisu" typeface="Segoe UI"/>
-        <a:font script="Mymr" typeface="Myanmar Text"/>
-        <a:font script="Nkoo" typeface="Ebrima"/>
-        <a:font script="Olck" typeface="Nirmala UI"/>
-        <a:font script="Osma" typeface="Ebrima"/>
-        <a:font script="Phag" typeface="Phagspa"/>
-        <a:font script="Syrn" typeface="Estrangelo Edessa"/>
-        <a:font script="Syrj" typeface="Estrangelo Edessa"/>
-        <a:font script="Syre" typeface="Estrangelo Edessa"/>
-        <a:font script="Sora" typeface="Nirmala UI"/>
-        <a:font script="Tale" typeface="Microsoft Tai Le"/>
-        <a:font script="Talu" typeface="Microsoft New Tai Lue"/>
-        <a:font script="Tfng" typeface="Ebrima"/>
       </a:minorFont>
     </a:fontScheme>
     <a:fmtScheme name="Office">
@@ -11603,141 +11416,200 @@
           <a:gsLst>
             <a:gs pos="0">
               <a:schemeClr val="phClr">
-                <a:lumMod val="110000"/>
-                <a:satMod val="105000"/>
-                <a:tint val="67000"/>
+                <a:tint val="50000"/>
+                <a:satMod val="300000"/>
               </a:schemeClr>
             </a:gs>
-            <a:gs pos="50000">
+            <a:gs pos="35000">
               <a:schemeClr val="phClr">
-                <a:lumMod val="105000"/>
-                <a:satMod val="103000"/>
-                <a:tint val="73000"/>
+                <a:tint val="37000"/>
+                <a:satMod val="300000"/>
               </a:schemeClr>
             </a:gs>
             <a:gs pos="100000">
               <a:schemeClr val="phClr">
-                <a:lumMod val="105000"/>
-                <a:satMod val="109000"/>
-                <a:tint val="81000"/>
+                <a:tint val="15000"/>
+                <a:satMod val="350000"/>
               </a:schemeClr>
             </a:gs>
           </a:gsLst>
-          <a:lin ang="5400000" scaled="0"/>
+          <a:lin ang="16200000" scaled="1"/>
         </a:gradFill>
         <a:gradFill rotWithShape="1">
           <a:gsLst>
             <a:gs pos="0">
               <a:schemeClr val="phClr">
-                <a:satMod val="103000"/>
-                <a:lumMod val="102000"/>
-                <a:tint val="94000"/>
-              </a:schemeClr>
-            </a:gs>
-            <a:gs pos="50000">
-              <a:schemeClr val="phClr">
-                <a:satMod val="110000"/>
-                <a:lumMod val="100000"/>
+                <a:tint val="100000"/>
                 <a:shade val="100000"/>
+                <a:satMod val="130000"/>
               </a:schemeClr>
             </a:gs>
             <a:gs pos="100000">
               <a:schemeClr val="phClr">
-                <a:lumMod val="99000"/>
-                <a:satMod val="120000"/>
-                <a:shade val="78000"/>
+                <a:tint val="50000"/>
+                <a:shade val="100000"/>
+                <a:satMod val="350000"/>
               </a:schemeClr>
             </a:gs>
           </a:gsLst>
-          <a:lin ang="5400000" scaled="0"/>
+          <a:lin ang="16200000" scaled="0"/>
         </a:gradFill>
       </a:fillStyleLst>
       <a:lnStyleLst>
-        <a:ln w="6350" cap="flat" cmpd="sng" algn="ctr">
+        <a:ln w="9525" cap="flat" cmpd="sng" algn="ctr">
+          <a:solidFill>
+            <a:schemeClr val="phClr">
+              <a:shade val="95000"/>
+              <a:satMod val="105000"/>
+            </a:schemeClr>
+          </a:solidFill>
+          <a:prstDash val="solid"/>
+        </a:ln>
+        <a:ln w="25400" cap="flat" cmpd="sng" algn="ctr">
           <a:solidFill>
             <a:schemeClr val="phClr"/>
           </a:solidFill>
           <a:prstDash val="solid"/>
-          <a:miter lim="800000"/>
         </a:ln>
-        <a:ln w="12700" cap="flat" cmpd="sng" algn="ctr">
+        <a:ln w="38100" cap="flat" cmpd="sng" algn="ctr">
           <a:solidFill>
             <a:schemeClr val="phClr"/>
           </a:solidFill>
           <a:prstDash val="solid"/>
-          <a:miter lim="800000"/>
-        </a:ln>
-        <a:ln w="19050" cap="flat" cmpd="sng" algn="ctr">
-          <a:solidFill>
-            <a:schemeClr val="phClr"/>
-          </a:solidFill>
-          <a:prstDash val="solid"/>
-          <a:miter lim="800000"/>
         </a:ln>
       </a:lnStyleLst>
       <a:effectStyleLst>
         <a:effectStyle>
-          <a:effectLst/>
-        </a:effectStyle>
-        <a:effectStyle>
-          <a:effectLst/>
+          <a:effectLst>
+            <a:outerShdw blurRad="40000" dist="20000" dir="5400000" rotWithShape="0">
+              <a:srgbClr val="000000">
+                <a:alpha val="38000"/>
+              </a:srgbClr>
+            </a:outerShdw>
+          </a:effectLst>
         </a:effectStyle>
         <a:effectStyle>
           <a:effectLst>
-            <a:outerShdw blurRad="57150" dist="19050" dir="5400000" algn="ctr" rotWithShape="0">
+            <a:outerShdw blurRad="40000" dist="23000" dir="5400000" rotWithShape="0">
               <a:srgbClr val="000000">
-                <a:alpha val="63000"/>
+                <a:alpha val="35000"/>
               </a:srgbClr>
             </a:outerShdw>
           </a:effectLst>
+        </a:effectStyle>
+        <a:effectStyle>
+          <a:effectLst>
+            <a:outerShdw blurRad="40000" dist="23000" dir="5400000" rotWithShape="0">
+              <a:srgbClr val="000000">
+                <a:alpha val="35000"/>
+              </a:srgbClr>
+            </a:outerShdw>
+          </a:effectLst>
+          <a:scene3d>
+            <a:camera prst="orthographicFront">
+              <a:rot lat="0" lon="0" rev="0"/>
+            </a:camera>
+            <a:lightRig rig="threePt" dir="t">
+              <a:rot lat="0" lon="0" rev="1200000"/>
+            </a:lightRig>
+          </a:scene3d>
+          <a:sp3d>
+            <a:bevelT w="63500" h="25400"/>
+          </a:sp3d>
         </a:effectStyle>
       </a:effectStyleLst>
       <a:bgFillStyleLst>
         <a:solidFill>
           <a:schemeClr val="phClr"/>
         </a:solidFill>
-        <a:solidFill>
-          <a:schemeClr val="phClr">
-            <a:tint val="95000"/>
-            <a:satMod val="170000"/>
-          </a:schemeClr>
-        </a:solidFill>
         <a:gradFill rotWithShape="1">
           <a:gsLst>
             <a:gs pos="0">
               <a:schemeClr val="phClr">
-                <a:tint val="93000"/>
-                <a:satMod val="150000"/>
-                <a:shade val="98000"/>
-                <a:lumMod val="102000"/>
+                <a:tint val="40000"/>
+                <a:satMod val="350000"/>
               </a:schemeClr>
             </a:gs>
-            <a:gs pos="50000">
+            <a:gs pos="40000">
               <a:schemeClr val="phClr">
-                <a:tint val="98000"/>
-                <a:satMod val="130000"/>
-                <a:shade val="90000"/>
-                <a:lumMod val="103000"/>
+                <a:tint val="45000"/>
+                <a:shade val="99000"/>
+                <a:satMod val="350000"/>
               </a:schemeClr>
             </a:gs>
             <a:gs pos="100000">
               <a:schemeClr val="phClr">
-                <a:shade val="63000"/>
-                <a:satMod val="120000"/>
+                <a:shade val="20000"/>
+                <a:satMod val="255000"/>
               </a:schemeClr>
             </a:gs>
           </a:gsLst>
-          <a:lin ang="5400000" scaled="0"/>
+          <a:path path="circle">
+            <a:fillToRect l="50000" t="-80000" r="50000" b="180000"/>
+          </a:path>
+        </a:gradFill>
+        <a:gradFill rotWithShape="1">
+          <a:gsLst>
+            <a:gs pos="0">
+              <a:schemeClr val="phClr">
+                <a:tint val="80000"/>
+                <a:satMod val="300000"/>
+              </a:schemeClr>
+            </a:gs>
+            <a:gs pos="100000">
+              <a:schemeClr val="phClr">
+                <a:shade val="30000"/>
+                <a:satMod val="200000"/>
+              </a:schemeClr>
+            </a:gs>
+          </a:gsLst>
+          <a:path path="circle">
+            <a:fillToRect l="50000" t="50000" r="50000" b="50000"/>
+          </a:path>
         </a:gradFill>
       </a:bgFillStyleLst>
     </a:fmtScheme>
   </a:themeElements>
-  <a:objectDefaults/>
+  <a:objectDefaults>
+    <a:spDef>
+      <a:spPr/>
+      <a:bodyPr/>
+      <a:lstStyle/>
+      <a:style>
+        <a:lnRef idx="1">
+          <a:schemeClr val="accent1"/>
+        </a:lnRef>
+        <a:fillRef idx="3">
+          <a:schemeClr val="accent1"/>
+        </a:fillRef>
+        <a:effectRef idx="2">
+          <a:schemeClr val="accent1"/>
+        </a:effectRef>
+        <a:fontRef idx="minor">
+          <a:schemeClr val="lt1"/>
+        </a:fontRef>
+      </a:style>
+    </a:spDef>
+    <a:lnDef>
+      <a:spPr/>
+      <a:bodyPr/>
+      <a:lstStyle/>
+      <a:style>
+        <a:lnRef idx="2">
+          <a:schemeClr val="accent1"/>
+        </a:lnRef>
+        <a:fillRef idx="0">
+          <a:schemeClr val="accent1"/>
+        </a:fillRef>
+        <a:effectRef idx="1">
+          <a:schemeClr val="accent1"/>
+        </a:effectRef>
+        <a:fontRef idx="minor">
+          <a:schemeClr val="tx1"/>
+        </a:fontRef>
+      </a:style>
+    </a:lnDef>
+  </a:objectDefaults>
   <a:extraClrSchemeLst/>
-  <a:extLst>
-    <a:ext uri="{05A4C25C-085E-4340-85A3-A5531E510DB2}">
-      <thm15:themeFamily xmlns:thm15="http://schemas.microsoft.com/office/thememl/2012/main" name="Office Theme" id="{2E142A2C-CD16-42D6-873A-C26D2A0506FA}" vid="{1BDDFF52-6CD6-40A5-AB3C-68EB2F1E4D0A}"/>
-    </a:ext>
-  </a:extLst>
 </a:theme>
 </file>
--- a/Ausgabe/Klasse_9/02_Komplexaufgabe_zur_Algorithmierung/02_Lehrerband.docx
+++ b/Ausgabe/Klasse_9/02_Komplexaufgabe_zur_Algorithmierung/02_Lehrerband.docx
@@ -10596,7 +10596,7 @@
       <w:rPr>
         <w:sz w:val="16"/>
       </w:rPr>
-      <w:t>Unterrichtsmaterial Oberschule Sachsen · Version v0.4.0-319-gc4b6538-dirty · Build 16.08.2026</w:t>
+      <w:t>Unterrichtsmaterial Oberschule Sachsen · Version v0.4.0-322-g516fad1-dirty · Build 17.08.2026</w:t>
     </w:r>
   </w:p>
 </w:ftr>

--- a/Ausgabe/Klasse_9/02_Komplexaufgabe_zur_Algorithmierung/02_Lehrerband.docx
+++ b/Ausgabe/Klasse_9/02_Komplexaufgabe_zur_Algorithmierung/02_Lehrerband.docx
@@ -10596,7 +10596,7 @@
       <w:rPr>
         <w:sz w:val="16"/>
       </w:rPr>
-      <w:t>Unterrichtsmaterial Oberschule Sachsen · Version v0.4.0-322-g516fad1-dirty · Build 17.08.2026</w:t>
+      <w:t>Unterrichtsmaterial Oberschule Sachsen · Version v0.4.0-327-g8416f81-dirty · Build 17.08.2026</w:t>
     </w:r>
   </w:p>
 </w:ftr>

--- a/Ausgabe/Klasse_9/02_Komplexaufgabe_zur_Algorithmierung/02_Lehrerband.docx
+++ b/Ausgabe/Klasse_9/02_Komplexaufgabe_zur_Algorithmierung/02_Lehrerband.docx
@@ -10596,7 +10596,7 @@
       <w:rPr>
         <w:sz w:val="16"/>
       </w:rPr>
-      <w:t>Unterrichtsmaterial Oberschule Sachsen · Version v0.4.0-327-g8416f81-dirty · Build 17.08.2026</w:t>
+      <w:t>Unterrichtsmaterial Oberschule Sachsen · Version v0.4.0-333-gbccbada-dirty · Build 17.08.2026</w:t>
     </w:r>
   </w:p>
 </w:ftr>

--- a/Ausgabe/Klasse_9/02_Komplexaufgabe_zur_Algorithmierung/02_Lehrerband.docx
+++ b/Ausgabe/Klasse_9/02_Komplexaufgabe_zur_Algorithmierung/02_Lehrerband.docx
@@ -10596,7 +10596,7 @@
       <w:rPr>
         <w:sz w:val="16"/>
       </w:rPr>
-      <w:t>Unterrichtsmaterial Oberschule Sachsen · Version v0.4.0-333-gbccbada-dirty · Build 17.08.2026</w:t>
+      <w:t>Unterrichtsmaterial Oberschule Sachsen · Version v0.4.0-341-g0b15cca-dirty · Build 17.08.2026</w:t>
     </w:r>
   </w:p>
 </w:ftr>

--- a/Ausgabe/Klasse_9/02_Komplexaufgabe_zur_Algorithmierung/02_Lehrerband.docx
+++ b/Ausgabe/Klasse_9/02_Komplexaufgabe_zur_Algorithmierung/02_Lehrerband.docx
@@ -10596,7 +10596,7 @@
       <w:rPr>
         <w:sz w:val="16"/>
       </w:rPr>
-      <w:t>Unterrichtsmaterial Oberschule Sachsen · Version v0.4.0-341-g0b15cca-dirty · Build 17.08.2026</w:t>
+      <w:t>Unterrichtsmaterial Oberschule Sachsen · Version v0.4.0-356-g3db0967-dirty · Build 17.08.2026</w:t>
     </w:r>
   </w:p>
 </w:ftr>

--- a/Ausgabe/Klasse_9/02_Komplexaufgabe_zur_Algorithmierung/02_Lehrerband.docx
+++ b/Ausgabe/Klasse_9/02_Komplexaufgabe_zur_Algorithmierung/02_Lehrerband.docx
@@ -10596,7 +10596,7 @@
       <w:rPr>
         <w:sz w:val="16"/>
       </w:rPr>
-      <w:t>Unterrichtsmaterial Oberschule Sachsen · Version v0.4.0-356-g3db0967-dirty · Build 17.08.2026</w:t>
+      <w:t>Unterrichtsmaterial Oberschule Sachsen · Version v0.4.0-376-gf442749-dirty · Build 17.08.2026</w:t>
     </w:r>
   </w:p>
 </w:ftr>

--- a/Ausgabe/Klasse_9/02_Komplexaufgabe_zur_Algorithmierung/02_Lehrerband.docx
+++ b/Ausgabe/Klasse_9/02_Komplexaufgabe_zur_Algorithmierung/02_Lehrerband.docx
@@ -10596,7 +10596,7 @@
       <w:rPr>
         <w:sz w:val="16"/>
       </w:rPr>
-      <w:t>Unterrichtsmaterial Oberschule Sachsen · Version v0.4.0-356-g3db0967-dirty · Build 17.08.2026</w:t>
+      <w:t>Unterrichtsmaterial Oberschule Sachsen · Version v0.4.0-376-g6ba679b-dirty · Build 17.08.2026</w:t>
     </w:r>
   </w:p>
 </w:ftr>

--- a/Ausgabe/Klasse_9/02_Komplexaufgabe_zur_Algorithmierung/02_Lehrerband.docx
+++ b/Ausgabe/Klasse_9/02_Komplexaufgabe_zur_Algorithmierung/02_Lehrerband.docx
@@ -10596,7 +10596,7 @@
       <w:rPr>
         <w:sz w:val="16"/>
       </w:rPr>
-      <w:t>Unterrichtsmaterial Oberschule Sachsen · Version v0.4.0-356-g3db0967-dirty · Build 17.08.2026</w:t>
+      <w:t>Unterrichtsmaterial Oberschule Sachsen · Version v0.4.0-378-g61c0f2a-dirty · Build 17.08.2026</w:t>
     </w:r>
   </w:p>
 </w:ftr>

--- a/Ausgabe/Klasse_9/02_Komplexaufgabe_zur_Algorithmierung/02_Lehrerband.docx
+++ b/Ausgabe/Klasse_9/02_Komplexaufgabe_zur_Algorithmierung/02_Lehrerband.docx
@@ -10596,7 +10596,7 @@
       <w:rPr>
         <w:sz w:val="16"/>
       </w:rPr>
-      <w:t>Unterrichtsmaterial Oberschule Sachsen · Version v0.4.0-356-g3db0967-dirty · Build 17.08.2026</w:t>
+      <w:t>Unterrichtsmaterial Oberschule Sachsen · Version v0.4.0-367-gb55ec7c-dirty · Build 17.08.2026</w:t>
     </w:r>
   </w:p>
 </w:ftr>

--- a/Ausgabe/Klasse_9/02_Komplexaufgabe_zur_Algorithmierung/02_Lehrerband.docx
+++ b/Ausgabe/Klasse_9/02_Komplexaufgabe_zur_Algorithmierung/02_Lehrerband.docx
@@ -10596,7 +10596,7 @@
       <w:rPr>
         <w:sz w:val="16"/>
       </w:rPr>
-      <w:t>Unterrichtsmaterial Oberschule Sachsen · Version v0.4.0-376-gf442749-dirty · Build 17.08.2026</w:t>
+      <w:t>Unterrichtsmaterial Oberschule Sachsen · Version v0.4.0-410-g8744ce6-dirty · Build 17.08.2026</w:t>
     </w:r>
   </w:p>
 </w:ftr>

--- a/Ausgabe/Klasse_9/02_Komplexaufgabe_zur_Algorithmierung/02_Lehrerband.docx
+++ b/Ausgabe/Klasse_9/02_Komplexaufgabe_zur_Algorithmierung/02_Lehrerband.docx
@@ -10596,7 +10596,7 @@
       <w:rPr>
         <w:sz w:val="16"/>
       </w:rPr>
-      <w:t>Unterrichtsmaterial Oberschule Sachsen · Version v0.4.0-410-g8744ce6-dirty · Build 17.08.2026</w:t>
+      <w:t>Unterrichtsmaterial Oberschule Sachsen · Version v0.4.0-444-gad95bb4-dirty · Build 18.08.2026</w:t>
     </w:r>
   </w:p>
 </w:ftr>

--- a/Ausgabe/Klasse_9/02_Komplexaufgabe_zur_Algorithmierung/02_Lehrerband.docx
+++ b/Ausgabe/Klasse_9/02_Komplexaufgabe_zur_Algorithmierung/02_Lehrerband.docx
@@ -10596,7 +10596,7 @@
       <w:rPr>
         <w:sz w:val="16"/>
       </w:rPr>
-      <w:t>Unterrichtsmaterial Oberschule Sachsen · Version v0.4.0-444-gad95bb4-dirty · Build 18.08.2026</w:t>
+      <w:t>Unterrichtsmaterial Oberschule Sachsen · Version v0.4.0-459-gb11fd20-dirty · Build 18.08.2026</w:t>
     </w:r>
   </w:p>
 </w:ftr>

--- a/Ausgabe/Klasse_9/02_Komplexaufgabe_zur_Algorithmierung/02_Lehrerband.docx
+++ b/Ausgabe/Klasse_9/02_Komplexaufgabe_zur_Algorithmierung/02_Lehrerband.docx
@@ -10596,7 +10596,7 @@
       <w:rPr>
         <w:sz w:val="16"/>
       </w:rPr>
-      <w:t>Unterrichtsmaterial Oberschule Sachsen · Version v0.4.0-459-gb11fd20-dirty · Build 18.08.2026</w:t>
+      <w:t>Unterrichtsmaterial Oberschule Sachsen · Version v0.4.0-444-gad95bb4-dirty · Build 18.08.2026</w:t>
     </w:r>
   </w:p>
 </w:ftr>

--- a/Ausgabe/Klasse_9/02_Komplexaufgabe_zur_Algorithmierung/02_Lehrerband.docx
+++ b/Ausgabe/Klasse_9/02_Komplexaufgabe_zur_Algorithmierung/02_Lehrerband.docx
@@ -10596,7 +10596,7 @@
       <w:rPr>
         <w:sz w:val="16"/>
       </w:rPr>
-      <w:t>Unterrichtsmaterial Oberschule Sachsen · Version v0.4.0-444-gad95bb4-dirty · Build 18.08.2026</w:t>
+      <w:t>Unterrichtsmaterial Oberschule Sachsen · Version v0.4.0-489-gf58e499-dirty · Build 18.08.2026</w:t>
     </w:r>
   </w:p>
 </w:ftr>

--- a/Ausgabe/Klasse_9/02_Komplexaufgabe_zur_Algorithmierung/02_Lehrerband.docx
+++ b/Ausgabe/Klasse_9/02_Komplexaufgabe_zur_Algorithmierung/02_Lehrerband.docx
@@ -10596,7 +10596,7 @@
       <w:rPr>
         <w:sz w:val="16"/>
       </w:rPr>
-      <w:t>Unterrichtsmaterial Oberschule Sachsen · Version v0.4.0-444-gad95bb4-dirty · Build 18.08.2026</w:t>
+      <w:t>Unterrichtsmaterial Oberschule Sachsen · Version v0.4.0-490-g2532335-dirty · Build 18.08.2026</w:t>
     </w:r>
   </w:p>
 </w:ftr>

--- a/Ausgabe/Klasse_9/02_Komplexaufgabe_zur_Algorithmierung/02_Lehrerband.docx
+++ b/Ausgabe/Klasse_9/02_Komplexaufgabe_zur_Algorithmierung/02_Lehrerband.docx
@@ -10596,7 +10596,7 @@
       <w:rPr>
         <w:sz w:val="16"/>
       </w:rPr>
-      <w:t>Unterrichtsmaterial Oberschule Sachsen · Version v0.4.0-490-g2532335-dirty · Build 18.08.2026</w:t>
+      <w:t>Unterrichtsmaterial Oberschule Sachsen · Version v0.4.0-521-gfaabf71-dirty · Build 19.08.2026</w:t>
     </w:r>
   </w:p>
 </w:ftr>

--- a/Ausgabe/Klasse_9/02_Komplexaufgabe_zur_Algorithmierung/02_Lehrerband.docx
+++ b/Ausgabe/Klasse_9/02_Komplexaufgabe_zur_Algorithmierung/02_Lehrerband.docx
@@ -10596,7 +10596,7 @@
       <w:rPr>
         <w:sz w:val="16"/>
       </w:rPr>
-      <w:t>Unterrichtsmaterial Oberschule Sachsen · Version v0.4.0-490-g2532335-dirty · Build 18.08.2026</w:t>
+      <w:t>Unterrichtsmaterial Oberschule Sachsen · Version v0.4.0-521-g87c4bcc-dirty · Build 19.08.2026</w:t>
     </w:r>
   </w:p>
 </w:ftr>

--- a/Ausgabe/Klasse_9/02_Komplexaufgabe_zur_Algorithmierung/02_Lehrerband.docx
+++ b/Ausgabe/Klasse_9/02_Komplexaufgabe_zur_Algorithmierung/02_Lehrerband.docx
@@ -10596,7 +10596,7 @@
       <w:rPr>
         <w:sz w:val="16"/>
       </w:rPr>
-      <w:t>Unterrichtsmaterial Oberschule Sachsen · Version v0.4.0-521-g87c4bcc-dirty · Build 19.08.2026</w:t>
+      <w:t>Unterrichtsmaterial Oberschule Sachsen · Version v0.4.0-527-gca6ed1b-dirty · Build 19.08.2026</w:t>
     </w:r>
   </w:p>
 </w:ftr>

--- a/Ausgabe/Klasse_9/02_Komplexaufgabe_zur_Algorithmierung/02_Lehrerband.docx
+++ b/Ausgabe/Klasse_9/02_Komplexaufgabe_zur_Algorithmierung/02_Lehrerband.docx
@@ -10596,7 +10596,7 @@
       <w:rPr>
         <w:sz w:val="16"/>
       </w:rPr>
-      <w:t>Unterrichtsmaterial Oberschule Sachsen · Version v0.4.0-527-gca6ed1b-dirty · Build 19.08.2026</w:t>
+      <w:t>Unterrichtsmaterial Oberschule Sachsen · Version v0.4.0-530-gbb43ae4-dirty · Build 20.08.2026</w:t>
     </w:r>
   </w:p>
 </w:ftr>

--- a/Ausgabe/Klasse_9/02_Komplexaufgabe_zur_Algorithmierung/02_Lehrerband.docx
+++ b/Ausgabe/Klasse_9/02_Komplexaufgabe_zur_Algorithmierung/02_Lehrerband.docx
@@ -10596,7 +10596,7 @@
       <w:rPr>
         <w:sz w:val="16"/>
       </w:rPr>
-      <w:t>Unterrichtsmaterial Oberschule Sachsen · Version v0.4.0-530-gbb43ae4-dirty · Build 20.08.2026</w:t>
+      <w:t>Unterrichtsmaterial Oberschule Sachsen · Version v0.4.0-534-gc09a6c6-dirty · Build 20.08.2026</w:t>
     </w:r>
   </w:p>
 </w:ftr>
